--- a/proyecto-fin-ciclo/Memoria_PFC_Proyecto_PFC_V8.docx
+++ b/proyecto-fin-ciclo/Memoria_PFC_Proyecto_PFC_V8.docx
@@ -11,13 +11,8 @@
           <w:b/>
           <w:sz w:val="48"/>
         </w:rPr>
-        <w:t>SUITE DE HERRAMIENTAS WEB PARA TÉCNICOS DEL SECTOR ELÉCTRICO</w:t>
+        <w:t>SUITE DE HERRAMIENTAS WEB</w:t>
       </w:r>
-    </w:p>
-    <w:p>
-      <w:pPr>
-        <w:spacing w:after="60"/>
-      </w:pPr>
     </w:p>
     <w:p>
       <w:pPr>
@@ -31,1845 +26,13 @@
         <w:t>PROYECTO FIN DE CICLO</w:t>
       </w:r>
     </w:p>
-    <w:p>
-      <w:pPr>
-        <w:spacing w:after="60"/>
-      </w:pPr>
-    </w:p>
-    <w:p>
-      <w:pPr>
-        <w:spacing w:after="60"/>
-      </w:pPr>
-    </w:p>
-    <w:p>
-      <w:pPr>
-        <w:jc w:val="center"/>
-      </w:pPr>
-      <w:r>
-        <w:t>Ciclo Formativo de Automatización y Robótica Industrial</w:t>
-      </w:r>
-    </w:p>
-    <w:p>
-      <w:pPr>
-        <w:spacing w:after="60"/>
-      </w:pPr>
-    </w:p>
-    <w:tbl>
-      <w:tblPr>
-        <w:tblStyle w:val="TableGrid"/>
-        <w:tblW w:type="auto" w:w="0"/>
-        <w:tblLook w:firstColumn="1" w:firstRow="1" w:lastColumn="0" w:lastRow="0" w:noHBand="0" w:noVBand="1" w:val="04A0"/>
-      </w:tblPr>
-      <w:tblGrid>
-  </w:tblGrid>
-      <w:tr>
-  </w:tr>
-      <w:tr/>
-      <w:tr/>
-      <w:tr/>
-      <w:tr/>
-      <w:tr/>
-      <w:tr/>
-    </w:tbl>
-    <w:p>
-      <w:pPr>
-        <w:spacing w:after="60"/>
-      </w:pPr>
-    </w:p>
-    <w:p>
-      <w:pPr>
-        <w:spacing w:after="60"/>
-      </w:pPr>
-    </w:p>
-    <w:p>
-      <w:pPr>
-        <w:jc w:val="center"/>
-      </w:pPr>
-      <w:r>
-        <w:rPr>
-          <w:sz w:val="20"/>
-        </w:rPr>
-        <w:t>Web del proyecto: https://proyecto-pfc-iago-duran.vercel.app</w:t>
-      </w:r>
-    </w:p>
-    <w:p>
-      <w:pPr>
-        <w:jc w:val="center"/>
-      </w:pPr>
-      <w:r>
-        <w:rPr>
-          <w:sz w:val="20"/>
-        </w:rPr>
-        <w:t>Repositorio GitHub: https://github.com/iagorobo24-hub/proyecto-pfc-iago-duran</w:t>
-      </w:r>
-    </w:p>
-    <w:p>
-      <w:r>
-        <w:br w:type="page"/>
-      </w:r>
-    </w:p>
-    <w:p>
-      <w:pPr>
-        <w:spacing w:before="360" w:after="120"/>
-      </w:pPr>
-      <w:r>
-        <w:rPr>
-          <w:b/>
-          <w:sz w:val="32"/>
-        </w:rPr>
-        <w:t>1. INTRODUCCIÓN</w:t>
-      </w:r>
-    </w:p>
-    <w:p>
-      <w:pPr>
-        <w:spacing w:before="240" w:after="80"/>
-      </w:pPr>
-      <w:r>
-        <w:rPr>
-          <w:b/>
-          <w:color w:val="333333"/>
-          <w:sz w:val="28"/>
-        </w:rPr>
-        <w:t>1.1 El proyecto en una frase</w:t>
-      </w:r>
-    </w:p>
-    <w:p>
-      <w:pPr>
-        <w:spacing w:after="120"/>
-        <w:ind w:firstLine="283"/>
-      </w:pPr>
-      <w:r>
-        <w:rPr>
-          <w:sz w:val="22"/>
-        </w:rPr>
-        <w:t>Desarrollo de una suite de herramientas web para técnicos del sector eléctrico, de libre acceso y código abierto en GitHub, impulsada por IA generativa y desplegada en Vercel con coste cero de infraestructura.</w:t>
-      </w:r>
-    </w:p>
-    <w:p>
-      <w:pPr>
-        <w:spacing w:before="240" w:after="80"/>
-      </w:pPr>
-      <w:r>
-        <w:rPr>
-          <w:b/>
-          <w:color w:val="333333"/>
-          <w:sz w:val="28"/>
-        </w:rPr>
-        <w:t>1.2 ¿Qué es este proyecto?</w:t>
-      </w:r>
-    </w:p>
-    <w:p>
-      <w:pPr>
-        <w:spacing w:after="120"/>
-        <w:ind w:firstLine="283"/>
-      </w:pPr>
-      <w:r>
-        <w:rPr>
-          <w:sz w:val="22"/>
-        </w:rPr>
-        <w:t>Es una aplicación web de tipo Single Page Application (SPA) con 7 módulos funcionales que resuelven necesidades reales de trabajadores del sector eléctrico en su día a día: acceso a catálogos de productos, cálculo de presupuestos, simulación de flujos logísticos, gestión de incidencias, seguimiento de formación, cálculo de KPIs y un asistente técnico con IA especializado en el sector.</w:t>
-      </w:r>
-    </w:p>
-    <w:p>
-      <w:pPr>
-        <w:spacing w:after="120"/>
-        <w:ind w:firstLine="283"/>
-      </w:pPr>
-      <w:r>
-        <w:rPr>
-          <w:sz w:val="22"/>
-        </w:rPr>
-        <w:t>Lo que hace único este proyecto no es solo la aplicación en sí, sino cómo se desarrolló: utilizando IA generativa como herramienta principal de desarrollo, documentando el proceso completo para que otros alumnos puedan replicarlo con tecnologías que en un futuro cercano van a ser estándar en cualquier entorno profesional.</w:t>
-      </w:r>
-    </w:p>
-    <w:p>
-      <w:pPr>
-        <w:spacing w:before="240" w:after="80"/>
-      </w:pPr>
-      <w:r>
-        <w:rPr>
-          <w:b/>
-          <w:color w:val="333333"/>
-          <w:sz w:val="28"/>
-        </w:rPr>
-        <w:t>1.3 Los 7 módulos</w:t>
-      </w:r>
-    </w:p>
-    <w:tbl>
-      <w:tblPr>
-        <w:tblStyle w:val="TableGrid"/>
-        <w:tblW w:type="auto" w:w="0"/>
-        <w:tblLook w:firstColumn="1" w:firstRow="1" w:lastColumn="0" w:lastRow="0" w:noHBand="0" w:noVBand="1" w:val="04A0"/>
-      </w:tblPr>
-      <w:tblGrid>
-        <w:gridCol w:w="2880"/>
-        <w:gridCol w:w="2880"/>
-        <w:gridCol w:w="2880"/>
-      </w:tblGrid>
-      <w:tr>
-        <w:tc>
-          <w:tcPr>
-            <w:tcW w:type="dxa" w:w="2880"/>
-          </w:tcPr>
-          <w:p>
-            <w:pPr>
-              <w:jc w:val="center"/>
-            </w:pPr>
-            <w:r>
-              <w:rPr>
-                <w:b/>
-                <w:sz w:val="20"/>
-              </w:rPr>
-              <w:t>Módulo</w:t>
-            </w:r>
-          </w:p>
-        </w:tc>
-        <w:tc>
-          <w:tcPr>
-            <w:tcW w:type="dxa" w:w="2880"/>
-          </w:tcPr>
-          <w:p>
-            <w:pPr>
-              <w:jc w:val="center"/>
-            </w:pPr>
-            <w:r>
-              <w:rPr>
-                <w:b/>
-                <w:sz w:val="20"/>
-              </w:rPr>
-              <w:t>Función</w:t>
-            </w:r>
-          </w:p>
-        </w:tc>
-        <w:tc>
-          <w:tcPr>
-            <w:tcW w:type="dxa" w:w="2880"/>
-          </w:tcPr>
-          <w:p>
-            <w:pPr>
-              <w:jc w:val="center"/>
-            </w:pPr>
-            <w:r>
-              <w:rPr>
-                <w:b/>
-                <w:sz w:val="20"/>
-              </w:rPr>
-              <w:t>Tecnología</w:t>
-            </w:r>
-          </w:p>
-        </w:tc>
-      </w:tr>
-      <w:tr>
-        <w:tc>
-          <w:tcPr>
-            <w:tcW w:type="dxa" w:w="2880"/>
-          </w:tcPr>
-          <w:p>
-            <w:r>
-              <w:rPr>
-                <w:sz w:val="20"/>
-              </w:rPr>
-              <w:t>Fichas Técnicas</w:t>
-            </w:r>
-          </w:p>
-        </w:tc>
-        <w:tc>
-          <w:tcPr>
-            <w:tcW w:type="dxa" w:w="2880"/>
-          </w:tcPr>
-          <w:p>
-            <w:r>
-              <w:rPr>
-                <w:sz w:val="20"/>
-              </w:rPr>
-              <w:t>Catálogo de ~4.000 referencias con navegación jerárquica y búsqueda</w:t>
-            </w:r>
-          </w:p>
-        </w:tc>
-        <w:tc>
-          <w:tcPr>
-            <w:tcW w:type="dxa" w:w="2880"/>
-          </w:tcPr>
-          <w:p>
-            <w:r>
-              <w:rPr>
-                <w:sz w:val="20"/>
-              </w:rPr>
-              <w:t>React 19 + Supabase</w:t>
-            </w:r>
-          </w:p>
-        </w:tc>
-      </w:tr>
-      <w:tr>
-        <w:tc>
-          <w:tcPr>
-            <w:tcW w:type="dxa" w:w="2880"/>
-          </w:tcPr>
-          <w:p>
-            <w:r>
-              <w:rPr>
-                <w:sz w:val="20"/>
-              </w:rPr>
-              <w:t>SONEX</w:t>
-            </w:r>
-          </w:p>
-        </w:tc>
-        <w:tc>
-          <w:tcPr>
-            <w:tcW w:type="dxa" w:w="2880"/>
-          </w:tcPr>
-          <w:p>
-            <w:r>
-              <w:rPr>
-                <w:sz w:val="20"/>
-              </w:rPr>
-              <w:t>Asistente IA en tiempo real especializado en material eléctrico</w:t>
-            </w:r>
-          </w:p>
-        </w:tc>
-        <w:tc>
-          <w:tcPr>
-            <w:tcW w:type="dxa" w:w="2880"/>
-          </w:tcPr>
-          <w:p>
-            <w:r>
-              <w:rPr>
-                <w:sz w:val="20"/>
-              </w:rPr>
-              <w:t>OpenRouter + Claude</w:t>
-            </w:r>
-          </w:p>
-        </w:tc>
-      </w:tr>
-      <w:tr>
-        <w:tc>
-          <w:tcPr>
-            <w:tcW w:type="dxa" w:w="2880"/>
-          </w:tcPr>
-          <w:p>
-            <w:r>
-              <w:rPr>
-                <w:sz w:val="20"/>
-              </w:rPr>
-              <w:t>Simulador Almacén</w:t>
-            </w:r>
-          </w:p>
-        </w:tc>
-        <w:tc>
-          <w:tcPr>
-            <w:tcW w:type="dxa" w:w="2880"/>
-          </w:tcPr>
-          <w:p>
-            <w:r>
-              <w:rPr>
-                <w:sz w:val="20"/>
-              </w:rPr>
-              <w:t>Simulador de 4 etapas logísticas con escenarios de incidencia</w:t>
-            </w:r>
-          </w:p>
-        </w:tc>
-        <w:tc>
-          <w:tcPr>
-            <w:tcW w:type="dxa" w:w="2880"/>
-          </w:tcPr>
-          <w:p>
-            <w:r>
-              <w:rPr>
-                <w:sz w:val="20"/>
-              </w:rPr>
-              <w:t>React hooks</w:t>
-            </w:r>
-          </w:p>
-        </w:tc>
-      </w:tr>
-      <w:tr>
-        <w:tc>
-          <w:tcPr>
-            <w:tcW w:type="dxa" w:w="2880"/>
-          </w:tcPr>
-          <w:p>
-            <w:r>
-              <w:rPr>
-                <w:sz w:val="20"/>
-              </w:rPr>
-              <w:t>Presupuestos</w:t>
-            </w:r>
-          </w:p>
-        </w:tc>
-        <w:tc>
-          <w:tcPr>
-            <w:tcW w:type="dxa" w:w="2880"/>
-          </w:tcPr>
-          <w:p>
-            <w:r>
-              <w:rPr>
-                <w:sz w:val="20"/>
-              </w:rPr>
-              <w:t>Generador de presupuestos con exportación a PDF</w:t>
-            </w:r>
-          </w:p>
-        </w:tc>
-        <w:tc>
-          <w:tcPr>
-            <w:tcW w:type="dxa" w:w="2880"/>
-          </w:tcPr>
-          <w:p>
-            <w:r>
-              <w:rPr>
-                <w:sz w:val="20"/>
-              </w:rPr>
-              <w:t>jsPDF + Supabase</w:t>
-            </w:r>
-          </w:p>
-        </w:tc>
-      </w:tr>
-      <w:tr>
-        <w:tc>
-          <w:tcPr>
-            <w:tcW w:type="dxa" w:w="2880"/>
-          </w:tcPr>
-          <w:p>
-            <w:r>
-              <w:rPr>
-                <w:sz w:val="20"/>
-              </w:rPr>
-              <w:t>Formación</w:t>
-            </w:r>
-          </w:p>
-        </w:tc>
-        <w:tc>
-          <w:tcPr>
-            <w:tcW w:type="dxa" w:w="2880"/>
-          </w:tcPr>
-          <w:p>
-            <w:r>
-              <w:rPr>
-                <w:sz w:val="20"/>
-              </w:rPr>
-              <w:t>Matriz de seguimiento de módulos formativos por empleado</w:t>
-            </w:r>
-          </w:p>
-        </w:tc>
-        <w:tc>
-          <w:tcPr>
-            <w:tcW w:type="dxa" w:w="2880"/>
-          </w:tcPr>
-          <w:p>
-            <w:r>
-              <w:rPr>
-                <w:sz w:val="20"/>
-              </w:rPr>
-              <w:t>React + localStorage</w:t>
-            </w:r>
-          </w:p>
-        </w:tc>
-      </w:tr>
-      <w:tr>
-        <w:tc>
-          <w:tcPr>
-            <w:tcW w:type="dxa" w:w="2880"/>
-          </w:tcPr>
-          <w:p>
-            <w:r>
-              <w:rPr>
-                <w:sz w:val="20"/>
-              </w:rPr>
-              <w:t>Incidencias</w:t>
-            </w:r>
-          </w:p>
-        </w:tc>
-        <w:tc>
-          <w:tcPr>
-            <w:tcW w:type="dxa" w:w="2880"/>
-          </w:tcPr>
-          <w:p>
-            <w:r>
-              <w:rPr>
-                <w:sz w:val="20"/>
-              </w:rPr>
-              <w:t>Registro de incidencias con diagnóstico asistido por IA</w:t>
-            </w:r>
-          </w:p>
-        </w:tc>
-        <w:tc>
-          <w:tcPr>
-            <w:tcW w:type="dxa" w:w="2880"/>
-          </w:tcPr>
-          <w:p>
-            <w:r>
-              <w:rPr>
-                <w:sz w:val="20"/>
-              </w:rPr>
-              <w:t>React + OpenRouter</w:t>
-            </w:r>
-          </w:p>
-        </w:tc>
-      </w:tr>
-      <w:tr>
-        <w:tc>
-          <w:tcPr>
-            <w:tcW w:type="dxa" w:w="2880"/>
-          </w:tcPr>
-          <w:p>
-            <w:r>
-              <w:rPr>
-                <w:sz w:val="20"/>
-              </w:rPr>
-              <w:t>KPI Logístico</w:t>
-            </w:r>
-          </w:p>
-        </w:tc>
-        <w:tc>
-          <w:tcPr>
-            <w:tcW w:type="dxa" w:w="2880"/>
-          </w:tcPr>
-          <w:p>
-            <w:r>
-              <w:rPr>
-                <w:sz w:val="20"/>
-              </w:rPr>
-              <w:t>Calculadora de 6 indicadores KPI con gráficos y semáforo</w:t>
-            </w:r>
-          </w:p>
-        </w:tc>
-        <w:tc>
-          <w:tcPr>
-            <w:tcW w:type="dxa" w:w="2880"/>
-          </w:tcPr>
-          <w:p>
-            <w:r>
-              <w:rPr>
-                <w:sz w:val="20"/>
-              </w:rPr>
-              <w:t>Recharts</w:t>
-            </w:r>
-          </w:p>
-        </w:tc>
-      </w:tr>
-    </w:tbl>
-    <w:p>
-      <w:pPr>
-        <w:spacing w:after="60"/>
-      </w:pPr>
-    </w:p>
-    <w:p>
-      <w:pPr>
-        <w:spacing w:before="240" w:after="80"/>
-      </w:pPr>
-      <w:r>
-        <w:rPr>
-          <w:b/>
-          <w:color w:val="333333"/>
-          <w:sz w:val="28"/>
-        </w:rPr>
-        <w:t>1.4 ¿Por qué este proyecto?</w:t>
-      </w:r>
-    </w:p>
-    <w:p>
-      <w:pPr>
-        <w:spacing w:before="160" w:after="60"/>
-      </w:pPr>
-      <w:r>
-        <w:rPr>
-          <w:b/>
-          <w:color w:val="444444"/>
-          <w:sz w:val="24"/>
-        </w:rPr>
-        <w:t>El problema encontrado</w:t>
-      </w:r>
-    </w:p>
-    <w:p>
-      <w:pPr>
-        <w:spacing w:after="120"/>
-        <w:ind w:firstLine="283"/>
-      </w:pPr>
-      <w:r>
-        <w:rPr>
-          <w:sz w:val="22"/>
-        </w:rPr>
-        <w:t>Durante las prácticas en Sonepar Ibérica observé que los técnicos dedicaban una parte considerable de su jornada a tareas que no deberían robarles tiempo: buscar fichas técnicas de productos repetidamente navegando por sonepar.es, calcular presupuestos en Excel partiendo desde cero cada vez, registrar incidencias en papel o correos sueltos sin ningún sistema de seguimiento, y gestionar la formación sin una vista centralizada.</w:t>
-      </w:r>
-    </w:p>
-    <w:p>
-      <w:pPr>
-        <w:spacing w:before="160" w:after="60"/>
-      </w:pPr>
-      <w:r>
-        <w:rPr>
-          <w:b/>
-          <w:color w:val="444444"/>
-          <w:sz w:val="24"/>
-        </w:rPr>
-        <w:t>La solución propuesta</w:t>
-      </w:r>
-    </w:p>
-    <w:p>
-      <w:pPr>
-        <w:spacing w:after="120"/>
-        <w:ind w:firstLine="283"/>
-      </w:pPr>
-      <w:r>
-        <w:rPr>
-          <w:sz w:val="22"/>
-        </w:rPr>
-        <w:t>Una herramienta centralizada, accesible desde cualquier dispositivo, gratuita y de código abierto, que agrupara todas estas funcionalidades en una sola aplicación web.</w:t>
-      </w:r>
-    </w:p>
-    <w:p>
-      <w:pPr>
-        <w:spacing w:before="160" w:after="60"/>
-      </w:pPr>
-      <w:r>
-        <w:rPr>
-          <w:b/>
-          <w:color w:val="444444"/>
-          <w:sz w:val="24"/>
-        </w:rPr>
-        <w:t>El valor diferenciador</w:t>
-      </w:r>
-    </w:p>
-    <w:p>
-      <w:pPr>
-        <w:spacing w:after="120"/>
-        <w:ind w:firstLine="283"/>
-      </w:pPr>
-      <w:r>
-        <w:rPr>
-          <w:sz w:val="22"/>
-        </w:rPr>
-        <w:t>Que se haya construido usando IA generativa como herramienta principal de desarrollo, y que ese proceso esté documentado. El proyecto demuestra que un alumno de ciclo formativo puede, con las herramientas correctas, construir software profesional funcional en tres meses.</w:t>
-      </w:r>
-    </w:p>
-    <w:p>
-      <w:pPr>
-        <w:spacing w:before="240" w:after="80"/>
-      </w:pPr>
-      <w:r>
-        <w:rPr>
-          <w:b/>
-          <w:color w:val="333333"/>
-          <w:sz w:val="28"/>
-        </w:rPr>
-        <w:t>1.5 Objetivos</w:t>
-      </w:r>
-    </w:p>
-    <w:tbl>
-      <w:tblPr>
-        <w:tblStyle w:val="TableGrid"/>
-        <w:tblW w:type="auto" w:w="0"/>
-        <w:tblLook w:firstColumn="1" w:firstRow="1" w:lastColumn="0" w:lastRow="0" w:noHBand="0" w:noVBand="1" w:val="04A0"/>
-      </w:tblPr>
-      <w:tblGrid>
-        <w:gridCol w:w="4320"/>
-        <w:gridCol w:w="4320"/>
-      </w:tblGrid>
-      <w:tr>
-        <w:tc>
-          <w:tcPr>
-            <w:tcW w:type="dxa" w:w="4320"/>
-          </w:tcPr>
-          <w:p>
-            <w:pPr>
-              <w:jc w:val="center"/>
-            </w:pPr>
-            <w:r>
-              <w:rPr>
-                <w:b/>
-                <w:sz w:val="20"/>
-              </w:rPr>
-              <w:t>Objetivo</w:t>
-            </w:r>
-          </w:p>
-        </w:tc>
-        <w:tc>
-          <w:tcPr>
-            <w:tcW w:type="dxa" w:w="4320"/>
-          </w:tcPr>
-          <w:p>
-            <w:pPr>
-              <w:jc w:val="center"/>
-            </w:pPr>
-            <w:r>
-              <w:rPr>
-                <w:b/>
-                <w:sz w:val="20"/>
-              </w:rPr>
-              <w:t>Estado</w:t>
-            </w:r>
-          </w:p>
-        </w:tc>
-      </w:tr>
-      <w:tr>
-        <w:tc>
-          <w:tcPr>
-            <w:tcW w:type="dxa" w:w="4320"/>
-          </w:tcPr>
-          <w:p>
-            <w:r>
-              <w:rPr>
-                <w:sz w:val="20"/>
-              </w:rPr>
-              <w:t>Catálogo navegable de referencias</w:t>
-            </w:r>
-          </w:p>
-        </w:tc>
-        <w:tc>
-          <w:tcPr>
-            <w:tcW w:type="dxa" w:w="4320"/>
-          </w:tcPr>
-          <w:p>
-            <w:r>
-              <w:rPr>
-                <w:sz w:val="20"/>
-              </w:rPr>
-              <w:t>✅ CUMPLIDO</w:t>
-            </w:r>
-          </w:p>
-        </w:tc>
-      </w:tr>
-      <w:tr>
-        <w:tc>
-          <w:tcPr>
-            <w:tcW w:type="dxa" w:w="4320"/>
-          </w:tcPr>
-          <w:p>
-            <w:r>
-              <w:rPr>
-                <w:sz w:val="20"/>
-              </w:rPr>
-              <w:t>Asistente IA especializado (SONEX)</w:t>
-            </w:r>
-          </w:p>
-        </w:tc>
-        <w:tc>
-          <w:tcPr>
-            <w:tcW w:type="dxa" w:w="4320"/>
-          </w:tcPr>
-          <w:p>
-            <w:r>
-              <w:rPr>
-                <w:sz w:val="20"/>
-              </w:rPr>
-              <w:t>✅ CUMPLIDO</w:t>
-            </w:r>
-          </w:p>
-        </w:tc>
-      </w:tr>
-      <w:tr>
-        <w:tc>
-          <w:tcPr>
-            <w:tcW w:type="dxa" w:w="4320"/>
-          </w:tcPr>
-          <w:p>
-            <w:r>
-              <w:rPr>
-                <w:sz w:val="20"/>
-              </w:rPr>
-              <w:t>Generador de presupuestos con exportación PDF</w:t>
-            </w:r>
-          </w:p>
-        </w:tc>
-        <w:tc>
-          <w:tcPr>
-            <w:tcW w:type="dxa" w:w="4320"/>
-          </w:tcPr>
-          <w:p>
-            <w:r>
-              <w:rPr>
-                <w:sz w:val="20"/>
-              </w:rPr>
-              <w:t>✅ CUMPLIDO</w:t>
-            </w:r>
-          </w:p>
-        </w:tc>
-      </w:tr>
-      <w:tr>
-        <w:tc>
-          <w:tcPr>
-            <w:tcW w:type="dxa" w:w="4320"/>
-          </w:tcPr>
-          <w:p>
-            <w:r>
-              <w:rPr>
-                <w:sz w:val="20"/>
-              </w:rPr>
-              <w:t>Calculadora de KPIs logísticos</w:t>
-            </w:r>
-          </w:p>
-        </w:tc>
-        <w:tc>
-          <w:tcPr>
-            <w:tcW w:type="dxa" w:w="4320"/>
-          </w:tcPr>
-          <w:p>
-            <w:r>
-              <w:rPr>
-                <w:sz w:val="20"/>
-              </w:rPr>
-              <w:t>✅ CUMPLIDO</w:t>
-            </w:r>
-          </w:p>
-        </w:tc>
-      </w:tr>
-      <w:tr>
-        <w:tc>
-          <w:tcPr>
-            <w:tcW w:type="dxa" w:w="4320"/>
-          </w:tcPr>
-          <w:p>
-            <w:r>
-              <w:rPr>
-                <w:sz w:val="20"/>
-              </w:rPr>
-              <w:t>Simulador de 4 etapas de almacén</w:t>
-            </w:r>
-          </w:p>
-        </w:tc>
-        <w:tc>
-          <w:tcPr>
-            <w:tcW w:type="dxa" w:w="4320"/>
-          </w:tcPr>
-          <w:p>
-            <w:r>
-              <w:rPr>
-                <w:sz w:val="20"/>
-              </w:rPr>
-              <w:t>✅ CUMPLIDO</w:t>
-            </w:r>
-          </w:p>
-        </w:tc>
-      </w:tr>
-      <w:tr>
-        <w:tc>
-          <w:tcPr>
-            <w:tcW w:type="dxa" w:w="4320"/>
-          </w:tcPr>
-          <w:p>
-            <w:r>
-              <w:rPr>
-                <w:sz w:val="20"/>
-              </w:rPr>
-              <w:t>200+ tests automatizados</w:t>
-            </w:r>
-          </w:p>
-        </w:tc>
-        <w:tc>
-          <w:tcPr>
-            <w:tcW w:type="dxa" w:w="4320"/>
-          </w:tcPr>
-          <w:p>
-            <w:r>
-              <w:rPr>
-                <w:sz w:val="20"/>
-              </w:rPr>
-              <w:t>✅ CUMPLIDO (272)</w:t>
-            </w:r>
-          </w:p>
-        </w:tc>
-      </w:tr>
-      <w:tr>
-        <w:tc>
-          <w:tcPr>
-            <w:tcW w:type="dxa" w:w="4320"/>
-          </w:tcPr>
-          <w:p>
-            <w:r>
-              <w:rPr>
-                <w:sz w:val="20"/>
-              </w:rPr>
-              <w:t>Coste 0 € en producción</w:t>
-            </w:r>
-          </w:p>
-        </w:tc>
-        <w:tc>
-          <w:tcPr>
-            <w:tcW w:type="dxa" w:w="4320"/>
-          </w:tcPr>
-          <w:p>
-            <w:r>
-              <w:rPr>
-                <w:sz w:val="20"/>
-              </w:rPr>
-              <w:t>✅ CUMPLIDO</w:t>
-            </w:r>
-          </w:p>
-        </w:tc>
-      </w:tr>
-      <w:tr>
-        <w:tc>
-          <w:tcPr>
-            <w:tcW w:type="dxa" w:w="4320"/>
-          </w:tcPr>
-          <w:p>
-            <w:r>
-              <w:rPr>
-                <w:sz w:val="20"/>
-              </w:rPr>
-              <w:t>Integración con sistemas internos de Sonepar</w:t>
-            </w:r>
-          </w:p>
-        </w:tc>
-        <w:tc>
-          <w:tcPr>
-            <w:tcW w:type="dxa" w:w="4320"/>
-          </w:tcPr>
-          <w:p>
-            <w:r>
-              <w:rPr>
-                <w:sz w:val="20"/>
-              </w:rPr>
-              <w:t>❌ FUTURO</w:t>
-            </w:r>
-          </w:p>
-        </w:tc>
-      </w:tr>
-    </w:tbl>
-    <w:p>
-      <w:pPr>
-        <w:spacing w:after="60"/>
-      </w:pPr>
-    </w:p>
-    <w:p>
-      <w:pPr>
-        <w:spacing w:before="240" w:after="80"/>
-      </w:pPr>
-      <w:r>
-        <w:rPr>
-          <w:b/>
-          <w:color w:val="333333"/>
-          <w:sz w:val="28"/>
-        </w:rPr>
-        <w:t>1.6 Resultados cuantitativos</w:t>
-      </w:r>
-    </w:p>
-    <w:tbl>
-      <w:tblPr>
-        <w:tblStyle w:val="TableGrid"/>
-        <w:tblW w:type="auto" w:w="0"/>
-        <w:tblLook w:firstColumn="1" w:firstRow="1" w:lastColumn="0" w:lastRow="0" w:noHBand="0" w:noVBand="1" w:val="04A0"/>
-      </w:tblPr>
-      <w:tblGrid>
-        <w:gridCol w:w="2880"/>
-        <w:gridCol w:w="2880"/>
-        <w:gridCol w:w="2880"/>
-      </w:tblGrid>
-      <w:tr>
-        <w:tc>
-          <w:tcPr>
-            <w:tcW w:type="dxa" w:w="2880"/>
-          </w:tcPr>
-          <w:p>
-            <w:pPr>
-              <w:jc w:val="center"/>
-            </w:pPr>
-            <w:r>
-              <w:rPr>
-                <w:b/>
-                <w:sz w:val="20"/>
-              </w:rPr>
-              <w:t>Métrica</w:t>
-            </w:r>
-          </w:p>
-        </w:tc>
-        <w:tc>
-          <w:tcPr>
-            <w:tcW w:type="dxa" w:w="2880"/>
-          </w:tcPr>
-          <w:p>
-            <w:pPr>
-              <w:jc w:val="center"/>
-            </w:pPr>
-            <w:r>
-              <w:rPr>
-                <w:b/>
-                <w:sz w:val="20"/>
-              </w:rPr>
-              <w:t>Valor</w:t>
-            </w:r>
-          </w:p>
-        </w:tc>
-        <w:tc>
-          <w:tcPr>
-            <w:tcW w:type="dxa" w:w="2880"/>
-          </w:tcPr>
-          <w:p>
-            <w:pPr>
-              <w:jc w:val="center"/>
-            </w:pPr>
-            <w:r>
-              <w:rPr>
-                <w:b/>
-                <w:sz w:val="20"/>
-              </w:rPr>
-              <w:t>Detalle</w:t>
-            </w:r>
-          </w:p>
-        </w:tc>
-      </w:tr>
-      <w:tr>
-        <w:tc>
-          <w:tcPr>
-            <w:tcW w:type="dxa" w:w="2880"/>
-          </w:tcPr>
-          <w:p>
-            <w:r>
-              <w:rPr>
-                <w:sz w:val="20"/>
-              </w:rPr>
-              <w:t>Código fuente</w:t>
-            </w:r>
-          </w:p>
-        </w:tc>
-        <w:tc>
-          <w:tcPr>
-            <w:tcW w:type="dxa" w:w="2880"/>
-          </w:tcPr>
-          <w:p>
-            <w:r>
-              <w:rPr>
-                <w:sz w:val="20"/>
-              </w:rPr>
-              <w:t>15.721 LOC</w:t>
-            </w:r>
-          </w:p>
-        </w:tc>
-        <w:tc>
-          <w:tcPr>
-            <w:tcW w:type="dxa" w:w="2880"/>
-          </w:tcPr>
-          <w:p>
-            <w:r>
-              <w:rPr>
-                <w:sz w:val="20"/>
-              </w:rPr>
-              <w:t>123 archivos</w:t>
-            </w:r>
-          </w:p>
-        </w:tc>
-      </w:tr>
-      <w:tr>
-        <w:tc>
-          <w:tcPr>
-            <w:tcW w:type="dxa" w:w="2880"/>
-          </w:tcPr>
-          <w:p>
-            <w:r>
-              <w:rPr>
-                <w:sz w:val="20"/>
-              </w:rPr>
-              <w:t>Tests automatizados</w:t>
-            </w:r>
-          </w:p>
-        </w:tc>
-        <w:tc>
-          <w:tcPr>
-            <w:tcW w:type="dxa" w:w="2880"/>
-          </w:tcPr>
-          <w:p>
-            <w:r>
-              <w:rPr>
-                <w:sz w:val="20"/>
-              </w:rPr>
-              <w:t>272 pasando</w:t>
-            </w:r>
-          </w:p>
-        </w:tc>
-        <w:tc>
-          <w:tcPr>
-            <w:tcW w:type="dxa" w:w="2880"/>
-          </w:tcPr>
-          <w:p>
-            <w:r>
-              <w:rPr>
-                <w:sz w:val="20"/>
-              </w:rPr>
-              <w:t>12 archivos de test</w:t>
-            </w:r>
-          </w:p>
-        </w:tc>
-      </w:tr>
-      <w:tr>
-        <w:tc>
-          <w:tcPr>
-            <w:tcW w:type="dxa" w:w="2880"/>
-          </w:tcPr>
-          <w:p>
-            <w:r>
-              <w:rPr>
-                <w:sz w:val="20"/>
-              </w:rPr>
-              <w:t>Build time</w:t>
-            </w:r>
-          </w:p>
-        </w:tc>
-        <w:tc>
-          <w:tcPr>
-            <w:tcW w:type="dxa" w:w="2880"/>
-          </w:tcPr>
-          <w:p>
-            <w:r>
-              <w:rPr>
-                <w:sz w:val="20"/>
-              </w:rPr>
-              <w:t>9.7 segundos</w:t>
-            </w:r>
-          </w:p>
-        </w:tc>
-        <w:tc>
-          <w:tcPr>
-            <w:tcW w:type="dxa" w:w="2880"/>
-          </w:tcPr>
-          <w:p>
-            <w:r>
-              <w:rPr>
-                <w:sz w:val="20"/>
-              </w:rPr>
-              <w:t>Vercel con caché</w:t>
-            </w:r>
-          </w:p>
-        </w:tc>
-      </w:tr>
-      <w:tr>
-        <w:tc>
-          <w:tcPr>
-            <w:tcW w:type="dxa" w:w="2880"/>
-          </w:tcPr>
-          <w:p>
-            <w:r>
-              <w:rPr>
-                <w:sz w:val="20"/>
-              </w:rPr>
-              <w:t>Coste total</w:t>
-            </w:r>
-          </w:p>
-        </w:tc>
-        <w:tc>
-          <w:tcPr>
-            <w:tcW w:type="dxa" w:w="2880"/>
-          </w:tcPr>
-          <w:p>
-            <w:r>
-              <w:rPr>
-                <w:sz w:val="20"/>
-              </w:rPr>
-              <w:t>0 €</w:t>
-            </w:r>
-          </w:p>
-        </w:tc>
-        <w:tc>
-          <w:tcPr>
-            <w:tcW w:type="dxa" w:w="2880"/>
-          </w:tcPr>
-          <w:p>
-            <w:r>
-              <w:rPr>
-                <w:sz w:val="20"/>
-              </w:rPr>
-              <w:t>Todo free tier</w:t>
-            </w:r>
-          </w:p>
-        </w:tc>
-      </w:tr>
-      <w:tr>
-        <w:tc>
-          <w:tcPr>
-            <w:tcW w:type="dxa" w:w="2880"/>
-          </w:tcPr>
-          <w:p>
-            <w:r>
-              <w:rPr>
-                <w:sz w:val="20"/>
-              </w:rPr>
-              <w:t>Productos en catálogo</w:t>
-            </w:r>
-          </w:p>
-        </w:tc>
-        <w:tc>
-          <w:tcPr>
-            <w:tcW w:type="dxa" w:w="2880"/>
-          </w:tcPr>
-          <w:p>
-            <w:r>
-              <w:rPr>
-                <w:sz w:val="20"/>
-              </w:rPr>
-              <w:t>~4.000 validados</w:t>
-            </w:r>
-          </w:p>
-        </w:tc>
-        <w:tc>
-          <w:tcPr>
-            <w:tcW w:type="dxa" w:w="2880"/>
-          </w:tcPr>
-          <w:p>
-            <w:r>
-              <w:rPr>
-                <w:sz w:val="20"/>
-              </w:rPr>
-              <w:t>Schneider, ABB, Siemens, Legrand...</w:t>
-            </w:r>
-          </w:p>
-        </w:tc>
-      </w:tr>
-      <w:tr>
-        <w:tc>
-          <w:tcPr>
-            <w:tcW w:type="dxa" w:w="2880"/>
-          </w:tcPr>
-          <w:p>
-            <w:r>
-              <w:rPr>
-                <w:sz w:val="20"/>
-              </w:rPr>
-              <w:t>Tiempo de desarrollo</w:t>
-            </w:r>
-          </w:p>
-        </w:tc>
-        <w:tc>
-          <w:tcPr>
-            <w:tcW w:type="dxa" w:w="2880"/>
-          </w:tcPr>
-          <w:p>
-            <w:r>
-              <w:rPr>
-                <w:sz w:val="20"/>
-              </w:rPr>
-              <w:t>~3 meses</w:t>
-            </w:r>
-          </w:p>
-        </w:tc>
-        <w:tc>
-          <w:tcPr>
-            <w:tcW w:type="dxa" w:w="2880"/>
-          </w:tcPr>
-          <w:p>
-            <w:r>
-              <w:rPr>
-                <w:sz w:val="20"/>
-              </w:rPr>
-              <w:t>Marzo–Junio 2026</w:t>
-            </w:r>
-          </w:p>
-        </w:tc>
-      </w:tr>
-    </w:tbl>
-    <w:p>
-      <w:pPr>
-        <w:spacing w:after="60"/>
-      </w:pPr>
-    </w:p>
-    <w:p>
-      <w:pPr>
-        <w:spacing w:before="240" w:after="80"/>
-      </w:pPr>
-      <w:r>
-        <w:rPr>
-          <w:b/>
-          <w:color w:val="333333"/>
-          <w:sz w:val="28"/>
-        </w:rPr>
-        <w:t>1.7 Impacto esperado</w:t>
-      </w:r>
-    </w:p>
-    <w:p>
-      <w:pPr>
-        <w:spacing w:after="120"/>
-        <w:ind w:firstLine="283"/>
-      </w:pPr>
-      <w:r>
-        <w:rPr>
-          <w:sz w:val="22"/>
-        </w:rPr>
-        <w:t>Para Sonepar: reducción del tiempo de búsqueda de productos, estandarización del registro de incidencias, mejora en el seguimiento de formación de técnicos, y un asistente IA disponible 24/7.</w:t>
-      </w:r>
-    </w:p>
-    <w:p>
-      <w:pPr>
-        <w:spacing w:after="120"/>
-        <w:ind w:firstLine="283"/>
-      </w:pPr>
-      <w:r>
-        <w:rPr>
-          <w:sz w:val="22"/>
-        </w:rPr>
-        <w:t>Para el ciclo formativo: demostración de que la IA generativa es una herramienta viable para proyectos académicos técnicos.</w:t>
-      </w:r>
-    </w:p>
-    <w:p>
-      <w:pPr>
-        <w:spacing w:after="120"/>
-        <w:ind w:firstLine="283"/>
-      </w:pPr>
-      <w:r>
-        <w:rPr>
-          <w:sz w:val="22"/>
-        </w:rPr>
-        <w:t>Para el autor: portfolio técnico demostrable con proyecto en producción real.</w:t>
-      </w:r>
-    </w:p>
-    <w:p>
-      <w:pPr>
-        <w:spacing w:before="240" w:after="80"/>
-      </w:pPr>
-      <w:r>
-        <w:rPr>
-          <w:b/>
-          <w:color w:val="333333"/>
-          <w:sz w:val="28"/>
-        </w:rPr>
-        <w:t>1.8 Tecnologías principales</w:t>
-      </w:r>
-    </w:p>
-    <w:tbl>
-      <w:tblPr>
-        <w:tblStyle w:val="TableGrid"/>
-        <w:tblW w:type="auto" w:w="0"/>
-        <w:tblLook w:firstColumn="1" w:firstRow="1" w:lastColumn="0" w:lastRow="0" w:noHBand="0" w:noVBand="1" w:val="04A0"/>
-      </w:tblPr>
-      <w:tblGrid>
-        <w:gridCol w:w="4320"/>
-        <w:gridCol w:w="4320"/>
-      </w:tblGrid>
-      <w:tr>
-        <w:tc>
-          <w:tcPr>
-            <w:tcW w:type="dxa" w:w="4320"/>
-          </w:tcPr>
-          <w:p>
-            <w:pPr>
-              <w:jc w:val="center"/>
-            </w:pPr>
-            <w:r>
-              <w:rPr>
-                <w:b/>
-                <w:sz w:val="20"/>
-              </w:rPr>
-              <w:t>Capa</w:t>
-            </w:r>
-          </w:p>
-        </w:tc>
-        <w:tc>
-          <w:tcPr>
-            <w:tcW w:type="dxa" w:w="4320"/>
-          </w:tcPr>
-          <w:p>
-            <w:pPr>
-              <w:jc w:val="center"/>
-            </w:pPr>
-            <w:r>
-              <w:rPr>
-                <w:b/>
-                <w:sz w:val="20"/>
-              </w:rPr>
-              <w:t>Tecnología</w:t>
-            </w:r>
-          </w:p>
-        </w:tc>
-      </w:tr>
-      <w:tr>
-        <w:tc>
-          <w:tcPr>
-            <w:tcW w:type="dxa" w:w="4320"/>
-          </w:tcPr>
-          <w:p>
-            <w:r>
-              <w:rPr>
-                <w:sz w:val="20"/>
-              </w:rPr>
-              <w:t>Frontend</w:t>
-            </w:r>
-          </w:p>
-        </w:tc>
-        <w:tc>
-          <w:tcPr>
-            <w:tcW w:type="dxa" w:w="4320"/>
-          </w:tcPr>
-          <w:p>
-            <w:r>
-              <w:rPr>
-                <w:sz w:val="20"/>
-              </w:rPr>
-              <w:t>React 19 + Vite 7 + React Router v7</w:t>
-            </w:r>
-          </w:p>
-        </w:tc>
-      </w:tr>
-      <w:tr>
-        <w:tc>
-          <w:tcPr>
-            <w:tcW w:type="dxa" w:w="4320"/>
-          </w:tcPr>
-          <w:p>
-            <w:r>
-              <w:rPr>
-                <w:sz w:val="20"/>
-              </w:rPr>
-              <w:t>Estilos</w:t>
-            </w:r>
-          </w:p>
-        </w:tc>
-        <w:tc>
-          <w:tcPr>
-            <w:tcW w:type="dxa" w:w="4320"/>
-          </w:tcPr>
-          <w:p>
-            <w:r>
-              <w:rPr>
-                <w:sz w:val="20"/>
-              </w:rPr>
-              <w:t>CSS Modules + Variables CSS</w:t>
-            </w:r>
-          </w:p>
-        </w:tc>
-      </w:tr>
-      <w:tr>
-        <w:tc>
-          <w:tcPr>
-            <w:tcW w:type="dxa" w:w="4320"/>
-          </w:tcPr>
-          <w:p>
-            <w:r>
-              <w:rPr>
-                <w:sz w:val="20"/>
-              </w:rPr>
-              <w:t>Autenticación</w:t>
-            </w:r>
-          </w:p>
-        </w:tc>
-        <w:tc>
-          <w:tcPr>
-            <w:tcW w:type="dxa" w:w="4320"/>
-          </w:tcPr>
-          <w:p>
-            <w:r>
-              <w:rPr>
-                <w:sz w:val="20"/>
-              </w:rPr>
-              <w:t>Supabase Auth (Google Sign-In)</w:t>
-            </w:r>
-          </w:p>
-        </w:tc>
-      </w:tr>
-      <w:tr>
-        <w:tc>
-          <w:tcPr>
-            <w:tcW w:type="dxa" w:w="4320"/>
-          </w:tcPr>
-          <w:p>
-            <w:r>
-              <w:rPr>
-                <w:sz w:val="20"/>
-              </w:rPr>
-              <w:t>Base de datos</w:t>
-            </w:r>
-          </w:p>
-        </w:tc>
-        <w:tc>
-          <w:tcPr>
-            <w:tcW w:type="dxa" w:w="4320"/>
-          </w:tcPr>
-          <w:p>
-            <w:r>
-              <w:rPr>
-                <w:sz w:val="20"/>
-              </w:rPr>
-              <w:t>Supabase PostgreSQL</w:t>
-            </w:r>
-          </w:p>
-        </w:tc>
-      </w:tr>
-      <w:tr>
-        <w:tc>
-          <w:tcPr>
-            <w:tcW w:type="dxa" w:w="4320"/>
-          </w:tcPr>
-          <w:p>
-            <w:r>
-              <w:rPr>
-                <w:sz w:val="20"/>
-              </w:rPr>
-              <w:t>IA</w:t>
-            </w:r>
-          </w:p>
-        </w:tc>
-        <w:tc>
-          <w:tcPr>
-            <w:tcW w:type="dxa" w:w="4320"/>
-          </w:tcPr>
-          <w:p>
-            <w:r>
-              <w:rPr>
-                <w:sz w:val="20"/>
-              </w:rPr>
-              <w:t>OpenRouter API (Claude, DeepSeek, Qwen)</w:t>
-            </w:r>
-          </w:p>
-        </w:tc>
-      </w:tr>
-      <w:tr>
-        <w:tc>
-          <w:tcPr>
-            <w:tcW w:type="dxa" w:w="4320"/>
-          </w:tcPr>
-          <w:p>
-            <w:r>
-              <w:rPr>
-                <w:sz w:val="20"/>
-              </w:rPr>
-              <w:t>Hosting</w:t>
-            </w:r>
-          </w:p>
-        </w:tc>
-        <w:tc>
-          <w:tcPr>
-            <w:tcW w:type="dxa" w:w="4320"/>
-          </w:tcPr>
-          <w:p>
-            <w:r>
-              <w:rPr>
-                <w:sz w:val="20"/>
-              </w:rPr>
-              <w:t>Vercel (hobby tier, gratuito)</w:t>
-            </w:r>
-          </w:p>
-        </w:tc>
-      </w:tr>
-      <w:tr>
-        <w:tc>
-          <w:tcPr>
-            <w:tcW w:type="dxa" w:w="4320"/>
-          </w:tcPr>
-          <w:p>
-            <w:r>
-              <w:rPr>
-                <w:sz w:val="20"/>
-              </w:rPr>
-              <w:t>Testing</w:t>
-            </w:r>
-          </w:p>
-        </w:tc>
-        <w:tc>
-          <w:tcPr>
-            <w:tcW w:type="dxa" w:w="4320"/>
-          </w:tcPr>
-          <w:p>
-            <w:r>
-              <w:rPr>
-                <w:sz w:val="20"/>
-              </w:rPr>
-              <w:t>Vitest (unitario) + Playwright (E2E)</w:t>
-            </w:r>
-          </w:p>
-        </w:tc>
-      </w:tr>
-    </w:tbl>
-    <w:p>
-      <w:r>
-        <w:br w:type="page"/>
-      </w:r>
-    </w:p>
-    <w:p>
-      <w:r>
-        <w:rPr>
-          <w:b/>
-          <w:sz w:val="32"/>
-        </w:rPr>
-        <w:t>2. ANÁLISIS DE LA EMPRESA</w:t>
-      </w:r>
-    </w:p>
-    <w:p>
-      <w:r>
-        <w:rPr>
-          <w:b/>
-          <w:sz w:val="28"/>
-        </w:rPr>
-        <w:t>2.1 Sonepar — Información general</w:t>
-      </w:r>
-    </w:p>
-    <w:p>
-      <w:r>
-        <w:rPr>
-          <w:sz w:val="22"/>
-        </w:rPr>
-        <w:t>Sonepar es una empresa multinacional francesa fundada en 1969, sede en París. Mayor distribuidor independiente de material eléctrico del mundo: 44 países, 44.000+ empleados, 33.000 M€ facturación 2024.</w:t>
-      </w:r>
-    </w:p>
-    <w:p>
-      <w:r>
-        <w:rPr>
-          <w:sz w:val="22"/>
-        </w:rPr>
-        <w:t>En España: Sonepar Ibérica S.A., 135+ delegaciones, 2.200+ empleados, 885 M€ ventas 2024.</w:t>
-      </w:r>
-    </w:p>
-    <w:tbl>
-      <w:tblPr>
-        <w:tblStyle w:val="TableGrid"/>
-        <w:tblW w:type="auto" w:w="0"/>
-        <w:tblLook w:firstColumn="1" w:firstRow="1" w:lastColumn="0" w:lastRow="0" w:noHBand="0" w:noVBand="1" w:val="04A0"/>
-      </w:tblPr>
-      <w:tblGrid>
-        <w:gridCol w:w="4320"/>
-        <w:gridCol w:w="4320"/>
-      </w:tblGrid>
-      <w:tr>
-        <w:tc>
-          <w:tcPr>
-            <w:tcW w:type="dxa" w:w="4320"/>
-          </w:tcPr>
-          <w:p>
-            <w:r>
-              <w:rPr>
-                <w:b/>
-              </w:rPr>
-              <w:t>Campo</w:t>
-            </w:r>
-          </w:p>
-        </w:tc>
-        <w:tc>
-          <w:tcPr>
-            <w:tcW w:type="dxa" w:w="4320"/>
-          </w:tcPr>
-          <w:p>
-            <w:r>
-              <w:rPr>
-                <w:b/>
-              </w:rPr>
-              <w:t>Datos</w:t>
-            </w:r>
-          </w:p>
-        </w:tc>
-      </w:tr>
-      <w:tr>
-        <w:tc>
-          <w:tcPr>
-            <w:tcW w:type="dxa" w:w="4320"/>
-          </w:tcPr>
-          <w:p>
-            <w:r>
-              <w:t>Nombre</w:t>
-            </w:r>
-          </w:p>
-        </w:tc>
-        <w:tc>
-          <w:tcPr>
-            <w:tcW w:type="dxa" w:w="4320"/>
-          </w:tcPr>
-          <w:p>
-            <w:r>
-              <w:t>Sonepar</w:t>
-            </w:r>
-          </w:p>
-        </w:tc>
-      </w:tr>
-      <w:tr>
-        <w:tc>
-          <w:tcPr>
-            <w:tcW w:type="dxa" w:w="4320"/>
-          </w:tcPr>
-          <w:p>
-            <w:r>
-              <w:t>Facturación global</w:t>
-            </w:r>
-          </w:p>
-        </w:tc>
-        <w:tc>
-          <w:tcPr>
-            <w:tcW w:type="dxa" w:w="4320"/>
-          </w:tcPr>
-          <w:p>
-            <w:r>
-              <w:t>33.000 M€</w:t>
-            </w:r>
-          </w:p>
-        </w:tc>
-      </w:tr>
-      <w:tr>
-        <w:tc>
-          <w:tcPr>
-            <w:tcW w:type="dxa" w:w="4320"/>
-          </w:tcPr>
-          <w:p>
-            <w:r>
-              <w:t>Empleados España</w:t>
-            </w:r>
-          </w:p>
-        </w:tc>
-        <w:tc>
-          <w:tcPr>
-            <w:tcW w:type="dxa" w:w="4320"/>
-          </w:tcPr>
-          <w:p>
-            <w:r>
-              <w:t>2.200+</w:t>
-            </w:r>
-          </w:p>
-        </w:tc>
-      </w:tr>
-      <w:tr>
-        <w:tc>
-          <w:tcPr>
-            <w:tcW w:type="dxa" w:w="4320"/>
-          </w:tcPr>
-          <w:p>
-            <w:r>
-              <w:t>Delegación prácticas</w:t>
-            </w:r>
-          </w:p>
-        </w:tc>
-        <w:tc>
-          <w:tcPr>
-            <w:tcW w:type="dxa" w:w="4320"/>
-          </w:tcPr>
-          <w:p>
-            <w:r>
-              <w:t>A Coruña</w:t>
-            </w:r>
-          </w:p>
-        </w:tc>
-      </w:tr>
-    </w:tbl>
     <w:p/>
     <w:p>
+      <w:pPr>
+        <w:jc w:val="center"/>
+      </w:pPr>
       <w:r>
-        <w:rPr>
-          <w:b/>
-          <w:sz w:val="28"/>
-        </w:rPr>
-        <w:t>2.2 Áreas de actividad</w:t>
-      </w:r>
-    </w:p>
-    <w:p>
-      <w:pPr>
-        <w:ind w:left="567"/>
-      </w:pPr>
-      <w:r>
-        <w:rPr>
-          <w:sz w:val="22"/>
-        </w:rPr>
-        <w:t>• Distribución potencia</w:t>
-      </w:r>
-    </w:p>
-    <w:p>
-      <w:pPr>
-        <w:ind w:left="567"/>
-      </w:pPr>
-      <w:r>
-        <w:rPr>
-          <w:sz w:val="22"/>
-        </w:rPr>
-        <w:t>• Control industrial</w:t>
-      </w:r>
-    </w:p>
-    <w:p>
-      <w:pPr>
-        <w:ind w:left="567"/>
-      </w:pPr>
-      <w:r>
-        <w:rPr>
-          <w:sz w:val="22"/>
-        </w:rPr>
-        <w:t>• Iluminación</w:t>
-      </w:r>
-    </w:p>
-    <w:p>
-      <w:pPr>
-        <w:ind w:left="567"/>
-      </w:pPr>
-      <w:r>
-        <w:rPr>
-          <w:sz w:val="22"/>
-        </w:rPr>
-        <w:t>• Cableado</w:t>
-      </w:r>
-    </w:p>
-    <w:p>
-      <w:pPr>
-        <w:ind w:left="567"/>
-      </w:pPr>
-      <w:r>
-        <w:rPr>
-          <w:sz w:val="22"/>
-        </w:rPr>
-        <w:t>• Vehículo eléctrico</w:t>
-      </w:r>
-    </w:p>
-    <w:p>
-      <w:pPr>
-        <w:ind w:left="567"/>
-      </w:pPr>
-      <w:r>
-        <w:rPr>
-          <w:sz w:val="22"/>
-        </w:rPr>
-        <w:t>• Renovables</w:t>
-      </w:r>
-    </w:p>
-    <w:p>
-      <w:pPr>
-        <w:ind w:left="567"/>
-      </w:pPr>
-      <w:r>
-        <w:rPr>
-          <w:sz w:val="22"/>
-        </w:rPr>
-        <w:t>• Automatización edificios</w:t>
-      </w:r>
-    </w:p>
-    <w:p>
-      <w:pPr>
-        <w:ind w:left="567"/>
-      </w:pPr>
-      <w:r>
-        <w:rPr>
-          <w:sz w:val="22"/>
-        </w:rPr>
-        <w:t>• Climatización</w:t>
-      </w:r>
-    </w:p>
-    <w:p>
-      <w:pPr>
-        <w:ind w:left="567"/>
-      </w:pPr>
-      <w:r>
-        <w:rPr>
-          <w:sz w:val="22"/>
-        </w:rPr>
-        <w:t>• Seguridad</w:t>
-      </w:r>
-    </w:p>
-    <w:p>
-      <w:r>
-        <w:rPr>
-          <w:b/>
-          <w:sz w:val="28"/>
-        </w:rPr>
-        <w:t>2.3 Estructura organizativa</w:t>
-      </w:r>
-    </w:p>
-    <w:p>
-      <w:r>
-        <w:rPr>
-          <w:sz w:val="22"/>
-        </w:rPr>
-        <w:t>Estructura matricial: jerarquía vertical por delegación + coordinación horizontal nacional.</w:t>
-      </w:r>
-    </w:p>
-    <w:p>
-      <w:r>
-        <w:rPr>
-          <w:b/>
-          <w:sz w:val="28"/>
-        </w:rPr>
-        <w:t>2.4 Recursos humanos y formación</w:t>
-      </w:r>
-    </w:p>
-    <w:p>
-      <w:r>
-        <w:rPr>
-          <w:sz w:val="22"/>
-        </w:rPr>
-        <w:t>Formación técnica crítica por especialización del catálogo. Necesidad de formación continua.</w:t>
+        <w:t>Iago Durán Romera - Junio 2026</w:t>
       </w:r>
     </w:p>
     <w:p>
@@ -1883,15 +46,78 @@
           <w:b/>
           <w:sz w:val="32"/>
         </w:rPr>
-        <w:t>3. ANÁLISIS DE REQUISITOS</w:t>
+        <w:t>1. INTRODUCCIÓN</w:t>
+      </w:r>
+    </w:p>
+    <w:p>
+      <w:r>
+        <w:t>Suite web sector eléctrico, open source, IA, coste 0€.</w:t>
       </w:r>
     </w:p>
     <w:p>
       <w:r>
         <w:rPr>
-          <w:sz w:val="22"/>
+          <w:b/>
+          <w:sz w:val="32"/>
         </w:rPr>
-        <w:t>Los requisitos se identificaron por observación directa durante prácticas.</w:t>
+        <w:t>2. EMPRESA</w:t>
+      </w:r>
+    </w:p>
+    <w:p>
+      <w:r>
+        <w:t>Sonepar: 44 países, 44K empleados.</w:t>
+      </w:r>
+    </w:p>
+    <w:p>
+      <w:r>
+        <w:rPr>
+          <w:b/>
+          <w:sz w:val="32"/>
+        </w:rPr>
+        <w:t>3. REQUISITOS</w:t>
+      </w:r>
+    </w:p>
+    <w:p>
+      <w:r>
+        <w:t>Problemas identificados y soluciones.</w:t>
+      </w:r>
+    </w:p>
+    <w:p/>
+    <w:p>
+      <w:r>
+        <w:rPr>
+          <w:b/>
+          <w:sz w:val="32"/>
+        </w:rPr>
+        <w:t>4. DISEÑO</w:t>
+      </w:r>
+    </w:p>
+    <w:p>
+      <w:r>
+        <w:t>React 19 + Vite + Supabase + Vercel.</w:t>
+      </w:r>
+    </w:p>
+    <w:p>
+      <w:r>
+        <w:rPr>
+          <w:b/>
+          <w:sz w:val="32"/>
+        </w:rPr>
+        <w:t>5. CONTEXTO IA</w:t>
+      </w:r>
+    </w:p>
+    <w:p>
+      <w:r>
+        <w:t>Evolución 2020-2026.</w:t>
+      </w:r>
+    </w:p>
+    <w:p>
+      <w:r>
+        <w:rPr>
+          <w:b/>
+          <w:sz w:val="32"/>
+        </w:rPr>
+        <w:t>6. HERRAMIENTAS</w:t>
       </w:r>
     </w:p>
     <w:p>
@@ -1900,92 +126,7 @@
           <w:b/>
           <w:sz w:val="28"/>
         </w:rPr>
-        <w:t>3.1 Problemas identificados</w:t>
-      </w:r>
-    </w:p>
-    <w:p>
-      <w:r>
-        <w:rPr>
-          <w:b/>
-          <w:sz w:val="24"/>
-        </w:rPr>
-        <w:t>Acceso información productos</w:t>
-      </w:r>
-    </w:p>
-    <w:p>
-      <w:r>
-        <w:rPr>
-          <w:sz w:val="22"/>
-        </w:rPr>
-        <w:t>Problema: Búsqueda manual en sonepar.es. → Solución: Fichas Técnicas con navegación.</w:t>
-      </w:r>
-    </w:p>
-    <w:p>
-      <w:r>
-        <w:rPr>
-          <w:b/>
-          <w:sz w:val="24"/>
-        </w:rPr>
-        <w:t>Compatibilidad productos</w:t>
-      </w:r>
-    </w:p>
-    <w:p>
-      <w:r>
-        <w:rPr>
-          <w:sz w:val="22"/>
-        </w:rPr>
-        <w:t>Problema: Sin herramienta verificación. → Solución: SONEX asistente IA.</w:t>
-      </w:r>
-    </w:p>
-    <w:p>
-      <w:r>
-        <w:rPr>
-          <w:b/>
-          <w:sz w:val="24"/>
-        </w:rPr>
-        <w:t>Cálculo presupuestos</w:t>
-      </w:r>
-    </w:p>
-    <w:p>
-      <w:r>
-        <w:rPr>
-          <w:sz w:val="22"/>
-        </w:rPr>
-        <w:t>Problema: Excel manual cada vez. → Solución: Generador con exportación PDF.</w:t>
-      </w:r>
-    </w:p>
-    <w:p>
-      <w:r>
-        <w:rPr>
-          <w:b/>
-          <w:sz w:val="24"/>
-        </w:rPr>
-        <w:t>Seguimiento formación</w:t>
-      </w:r>
-    </w:p>
-    <w:p>
-      <w:r>
-        <w:rPr>
-          <w:sz w:val="22"/>
-        </w:rPr>
-        <w:t>Problema: Sin sistema centralizado. → Solución: Matriz por empleado.</w:t>
-      </w:r>
-    </w:p>
-    <w:p>
-      <w:r>
-        <w:rPr>
-          <w:b/>
-          <w:sz w:val="24"/>
-        </w:rPr>
-        <w:t>Registro incidencias</w:t>
-      </w:r>
-    </w:p>
-    <w:p>
-      <w:r>
-        <w:rPr>
-          <w:sz w:val="22"/>
-        </w:rPr>
-        <w:t>Problema: Papel/emails sueltos. → Solución: Dashboard con diagnóstico IA.</w:t>
+        <w:t>Claude</w:t>
       </w:r>
     </w:p>
     <w:p>
@@ -1994,605 +135,79 @@
           <w:b/>
           <w:sz w:val="28"/>
         </w:rPr>
-        <w:t>3.2 Restricciones</w:t>
+        <w:t>Copilot</w:t>
       </w:r>
     </w:p>
-    <w:tbl>
-      <w:tblPr>
-        <w:tblStyle w:val="TableGrid"/>
-        <w:tblW w:type="auto" w:w="0"/>
-        <w:tblLook w:firstColumn="1" w:firstRow="1" w:lastColumn="0" w:lastRow="0" w:noHBand="0" w:noVBand="1" w:val="04A0"/>
-      </w:tblPr>
-      <w:tblGrid>
-        <w:gridCol w:w="2880"/>
-        <w:gridCol w:w="2880"/>
-        <w:gridCol w:w="2880"/>
-      </w:tblGrid>
-      <w:tr>
-        <w:tc>
-          <w:tcPr>
-            <w:tcW w:type="dxa" w:w="2880"/>
-          </w:tcPr>
-          <w:p>
-            <w:r>
-              <w:rPr>
-                <w:b/>
-              </w:rPr>
-              <w:t>Tipo</w:t>
-            </w:r>
-          </w:p>
-        </w:tc>
-        <w:tc>
-          <w:tcPr>
-            <w:tcW w:type="dxa" w:w="2880"/>
-          </w:tcPr>
-          <w:p>
-            <w:r>
-              <w:rPr>
-                <w:b/>
-              </w:rPr>
-              <w:t>Restricción</w:t>
-            </w:r>
-          </w:p>
-        </w:tc>
-        <w:tc>
-          <w:tcPr>
-            <w:tcW w:type="dxa" w:w="2880"/>
-          </w:tcPr>
-          <w:p>
-            <w:r>
-              <w:rPr>
-                <w:b/>
-              </w:rPr>
-              <w:t>Justificación</w:t>
-            </w:r>
-          </w:p>
-        </w:tc>
-      </w:tr>
-      <w:tr>
-        <w:tc>
-          <w:tcPr>
-            <w:tcW w:type="dxa" w:w="2880"/>
-          </w:tcPr>
-          <w:p>
-            <w:r>
-              <w:t>Técnica</w:t>
-            </w:r>
-          </w:p>
-        </w:tc>
-        <w:tc>
-          <w:tcPr>
-            <w:tcW w:type="dxa" w:w="2880"/>
-          </w:tcPr>
-          <w:p>
-            <w:r>
-              <w:t>Solo web</w:t>
-            </w:r>
-          </w:p>
-        </w:tc>
-        <w:tc>
-          <w:tcPr>
-            <w:tcW w:type="dxa" w:w="2880"/>
-          </w:tcPr>
-          <w:p>
-            <w:r>
-              <w:t>Sin presupuesto app nativa</w:t>
-            </w:r>
-          </w:p>
-        </w:tc>
-      </w:tr>
-      <w:tr>
-        <w:tc>
-          <w:tcPr>
-            <w:tcW w:type="dxa" w:w="2880"/>
-          </w:tcPr>
-          <w:p>
-            <w:r>
-              <w:t>Técnica</w:t>
-            </w:r>
-          </w:p>
-        </w:tc>
-        <w:tc>
-          <w:tcPr>
-            <w:tcW w:type="dxa" w:w="2880"/>
-          </w:tcPr>
-          <w:p>
-            <w:r>
-              <w:t>Gratis</w:t>
-            </w:r>
-          </w:p>
-        </w:tc>
-        <w:tc>
-          <w:tcPr>
-            <w:tcW w:type="dxa" w:w="2880"/>
-          </w:tcPr>
-          <w:p>
-            <w:r>
-              <w:t>Proyecto académico</w:t>
-            </w:r>
-          </w:p>
-        </w:tc>
-      </w:tr>
-      <w:tr>
-        <w:tc>
-          <w:tcPr>
-            <w:tcW w:type="dxa" w:w="2880"/>
-          </w:tcPr>
-          <w:p>
-            <w:r>
-              <w:t>Acceso</w:t>
-            </w:r>
-          </w:p>
-        </w:tc>
-        <w:tc>
-          <w:tcPr>
-            <w:tcW w:type="dxa" w:w="2880"/>
-          </w:tcPr>
-          <w:p>
-            <w:r>
-              <w:t>Sin SAP</w:t>
-            </w:r>
-          </w:p>
-        </w:tc>
-        <w:tc>
-          <w:tcPr>
-            <w:tcW w:type="dxa" w:w="2880"/>
-          </w:tcPr>
-          <w:p>
-            <w:r>
-              <w:t>Sistemas internos cerrados</w:t>
-            </w:r>
-          </w:p>
-        </w:tc>
-      </w:tr>
-    </w:tbl>
     <w:p>
       <w:r>
         <w:rPr>
           <w:b/>
           <w:sz w:val="28"/>
         </w:rPr>
-        <w:t>3.3 Requisitos funcionales</w:t>
+        <w:t>Vercel</w:t>
       </w:r>
     </w:p>
-    <w:tbl>
-      <w:tblPr>
-        <w:tblStyle w:val="TableGrid"/>
-        <w:tblW w:type="auto" w:w="0"/>
-        <w:tblLook w:firstColumn="1" w:firstRow="1" w:lastColumn="0" w:lastRow="0" w:noHBand="0" w:noVBand="1" w:val="04A0"/>
-      </w:tblPr>
-      <w:tblGrid>
-        <w:gridCol w:w="2880"/>
-        <w:gridCol w:w="2880"/>
-        <w:gridCol w:w="2880"/>
-      </w:tblGrid>
-      <w:tr>
-        <w:tc>
-          <w:tcPr>
-            <w:tcW w:type="dxa" w:w="2880"/>
-          </w:tcPr>
-          <w:p>
-            <w:r>
-              <w:rPr>
-                <w:b/>
-              </w:rPr>
-              <w:t>Código</w:t>
-            </w:r>
-          </w:p>
-        </w:tc>
-        <w:tc>
-          <w:tcPr>
-            <w:tcW w:type="dxa" w:w="2880"/>
-          </w:tcPr>
-          <w:p>
-            <w:r>
-              <w:rPr>
-                <w:b/>
-              </w:rPr>
-              <w:t>Descripción</w:t>
-            </w:r>
-          </w:p>
-        </w:tc>
-        <w:tc>
-          <w:tcPr>
-            <w:tcW w:type="dxa" w:w="2880"/>
-          </w:tcPr>
-          <w:p>
-            <w:r>
-              <w:rPr>
-                <w:b/>
-              </w:rPr>
-              <w:t>Prioridad</w:t>
-            </w:r>
-          </w:p>
-        </w:tc>
-      </w:tr>
-      <w:tr>
-        <w:tc>
-          <w:tcPr>
-            <w:tcW w:type="dxa" w:w="2880"/>
-          </w:tcPr>
-          <w:p>
-            <w:r>
-              <w:t>RF-01</w:t>
-            </w:r>
-          </w:p>
-        </w:tc>
-        <w:tc>
-          <w:tcPr>
-            <w:tcW w:type="dxa" w:w="2880"/>
-          </w:tcPr>
-          <w:p>
-            <w:r>
-              <w:t>Auth Google OAuth</w:t>
-            </w:r>
-          </w:p>
-        </w:tc>
-        <w:tc>
-          <w:tcPr>
-            <w:tcW w:type="dxa" w:w="2880"/>
-          </w:tcPr>
-          <w:p>
-            <w:r>
-              <w:t>BAJA</w:t>
-            </w:r>
-          </w:p>
-        </w:tc>
-      </w:tr>
-      <w:tr>
-        <w:tc>
-          <w:tcPr>
-            <w:tcW w:type="dxa" w:w="2880"/>
-          </w:tcPr>
-          <w:p>
-            <w:r>
-              <w:t>RF-02</w:t>
-            </w:r>
-          </w:p>
-        </w:tc>
-        <w:tc>
-          <w:tcPr>
-            <w:tcW w:type="dxa" w:w="2880"/>
-          </w:tcPr>
-          <w:p>
-            <w:r>
-              <w:t>Catálogo jerárquico</w:t>
-            </w:r>
-          </w:p>
-        </w:tc>
-        <w:tc>
-          <w:tcPr>
-            <w:tcW w:type="dxa" w:w="2880"/>
-          </w:tcPr>
-          <w:p>
-            <w:r>
-              <w:t>ALTA</w:t>
-            </w:r>
-          </w:p>
-        </w:tc>
-      </w:tr>
-      <w:tr>
-        <w:tc>
-          <w:tcPr>
-            <w:tcW w:type="dxa" w:w="2880"/>
-          </w:tcPr>
-          <w:p>
-            <w:r>
-              <w:t>RF-03</w:t>
-            </w:r>
-          </w:p>
-        </w:tc>
-        <w:tc>
-          <w:tcPr>
-            <w:tcW w:type="dxa" w:w="2880"/>
-          </w:tcPr>
-          <w:p>
-            <w:r>
-              <w:t>Simulador 4 etapas</w:t>
-            </w:r>
-          </w:p>
-        </w:tc>
-        <w:tc>
-          <w:tcPr>
-            <w:tcW w:type="dxa" w:w="2880"/>
-          </w:tcPr>
-          <w:p>
-            <w:r>
-              <w:t>MEDIA</w:t>
-            </w:r>
-          </w:p>
-        </w:tc>
-      </w:tr>
-      <w:tr>
-        <w:tc>
-          <w:tcPr>
-            <w:tcW w:type="dxa" w:w="2880"/>
-          </w:tcPr>
-          <w:p>
-            <w:r>
-              <w:t>RF-04</w:t>
-            </w:r>
-          </w:p>
-        </w:tc>
-        <w:tc>
-          <w:tcPr>
-            <w:tcW w:type="dxa" w:w="2880"/>
-          </w:tcPr>
-          <w:p>
-            <w:r>
-              <w:t>Dashboard incidencias</w:t>
-            </w:r>
-          </w:p>
-        </w:tc>
-        <w:tc>
-          <w:tcPr>
-            <w:tcW w:type="dxa" w:w="2880"/>
-          </w:tcPr>
-          <w:p>
-            <w:r>
-              <w:t>ALTA</w:t>
-            </w:r>
-          </w:p>
-        </w:tc>
-      </w:tr>
-      <w:tr>
-        <w:tc>
-          <w:tcPr>
-            <w:tcW w:type="dxa" w:w="2880"/>
-          </w:tcPr>
-          <w:p>
-            <w:r>
-              <w:t>RF-06</w:t>
-            </w:r>
-          </w:p>
-        </w:tc>
-        <w:tc>
-          <w:tcPr>
-            <w:tcW w:type="dxa" w:w="2880"/>
-          </w:tcPr>
-          <w:p>
-            <w:r>
-              <w:t>Presupuestos PDF</w:t>
-            </w:r>
-          </w:p>
-        </w:tc>
-        <w:tc>
-          <w:tcPr>
-            <w:tcW w:type="dxa" w:w="2880"/>
-          </w:tcPr>
-          <w:p>
-            <w:r>
-              <w:t>ALTA</w:t>
-            </w:r>
-          </w:p>
-        </w:tc>
-      </w:tr>
-      <w:tr>
-        <w:tc>
-          <w:tcPr>
-            <w:tcW w:type="dxa" w:w="2880"/>
-          </w:tcPr>
-          <w:p>
-            <w:r>
-              <w:t>RF-08</w:t>
-            </w:r>
-          </w:p>
-        </w:tc>
-        <w:tc>
-          <w:tcPr>
-            <w:tcW w:type="dxa" w:w="2880"/>
-          </w:tcPr>
-          <w:p>
-            <w:r>
-              <w:t>SONEX streaming</w:t>
-            </w:r>
-          </w:p>
-        </w:tc>
-        <w:tc>
-          <w:tcPr>
-            <w:tcW w:type="dxa" w:w="2880"/>
-          </w:tcPr>
-          <w:p>
-            <w:r>
-              <w:t>ALTA</w:t>
-            </w:r>
-          </w:p>
-        </w:tc>
-      </w:tr>
-    </w:tbl>
     <w:p>
       <w:r>
         <w:rPr>
           <w:b/>
           <w:sz w:val="28"/>
         </w:rPr>
-        <w:t>3.4 Requisitos no funcionales</w:t>
+        <w:t>Windsurf</w:t>
       </w:r>
     </w:p>
-    <w:tbl>
-      <w:tblPr>
-        <w:tblStyle w:val="TableGrid"/>
-        <w:tblW w:type="auto" w:w="0"/>
-        <w:tblLook w:firstColumn="1" w:firstRow="1" w:lastColumn="0" w:lastRow="0" w:noHBand="0" w:noVBand="1" w:val="04A0"/>
-      </w:tblPr>
-      <w:tblGrid>
-        <w:gridCol w:w="2880"/>
-        <w:gridCol w:w="2880"/>
-        <w:gridCol w:w="2880"/>
-      </w:tblGrid>
-      <w:tr>
-        <w:tc>
-          <w:tcPr>
-            <w:tcW w:type="dxa" w:w="2880"/>
-          </w:tcPr>
-          <w:p>
-            <w:r>
-              <w:rPr>
-                <w:b/>
-              </w:rPr>
-              <w:t>Código</w:t>
-            </w:r>
-          </w:p>
-        </w:tc>
-        <w:tc>
-          <w:tcPr>
-            <w:tcW w:type="dxa" w:w="2880"/>
-          </w:tcPr>
-          <w:p>
-            <w:r>
-              <w:rPr>
-                <w:b/>
-              </w:rPr>
-              <w:t>Descripción</w:t>
-            </w:r>
-          </w:p>
-        </w:tc>
-        <w:tc>
-          <w:tcPr>
-            <w:tcW w:type="dxa" w:w="2880"/>
-          </w:tcPr>
-          <w:p>
-            <w:r>
-              <w:rPr>
-                <w:b/>
-              </w:rPr>
-              <w:t>Estado</w:t>
-            </w:r>
-          </w:p>
-        </w:tc>
-      </w:tr>
-      <w:tr>
-        <w:tc>
-          <w:tcPr>
-            <w:tcW w:type="dxa" w:w="2880"/>
-          </w:tcPr>
-          <w:p>
-            <w:r>
-              <w:t>RNF-01</w:t>
-            </w:r>
-          </w:p>
-        </w:tc>
-        <w:tc>
-          <w:tcPr>
-            <w:tcW w:type="dxa" w:w="2880"/>
-          </w:tcPr>
-          <w:p>
-            <w:r>
-              <w:t>Carga &lt; 3s</w:t>
-            </w:r>
-          </w:p>
-        </w:tc>
-        <w:tc>
-          <w:tcPr>
-            <w:tcW w:type="dxa" w:w="2880"/>
-          </w:tcPr>
-          <w:p>
-            <w:r>
-              <w:t>✅ 1.8s</w:t>
-            </w:r>
-          </w:p>
-        </w:tc>
-      </w:tr>
-      <w:tr>
-        <w:tc>
-          <w:tcPr>
-            <w:tcW w:type="dxa" w:w="2880"/>
-          </w:tcPr>
-          <w:p>
-            <w:r>
-              <w:t>RNF-09</w:t>
-            </w:r>
-          </w:p>
-        </w:tc>
-        <w:tc>
-          <w:tcPr>
-            <w:tcW w:type="dxa" w:w="2880"/>
-          </w:tcPr>
-          <w:p>
-            <w:r>
-              <w:t>Coste 0€</w:t>
-            </w:r>
-          </w:p>
-        </w:tc>
-        <w:tc>
-          <w:tcPr>
-            <w:tcW w:type="dxa" w:w="2880"/>
-          </w:tcPr>
-          <w:p>
-            <w:r>
-              <w:t>✅ Free tier</w:t>
-            </w:r>
-          </w:p>
-        </w:tc>
-      </w:tr>
-      <w:tr>
-        <w:tc>
-          <w:tcPr>
-            <w:tcW w:type="dxa" w:w="2880"/>
-          </w:tcPr>
-          <w:p>
-            <w:r>
-              <w:t>RNF-12</w:t>
-            </w:r>
-          </w:p>
-        </w:tc>
-        <w:tc>
-          <w:tcPr>
-            <w:tcW w:type="dxa" w:w="2880"/>
-          </w:tcPr>
-          <w:p>
-            <w:r>
-              <w:t>Tests &gt; 50%</w:t>
-            </w:r>
-          </w:p>
-        </w:tc>
-        <w:tc>
-          <w:tcPr>
-            <w:tcW w:type="dxa" w:w="2880"/>
-          </w:tcPr>
-          <w:p>
-            <w:r>
-              <w:t>✅ 65%</w:t>
-            </w:r>
-          </w:p>
-        </w:tc>
-      </w:tr>
-      <w:tr>
-        <w:tc>
-          <w:tcPr>
-            <w:tcW w:type="dxa" w:w="2880"/>
-          </w:tcPr>
-          <w:p>
-            <w:r>
-              <w:t>RNF-14</w:t>
-            </w:r>
-          </w:p>
-        </w:tc>
-        <w:tc>
-          <w:tcPr>
-            <w:tcW w:type="dxa" w:w="2880"/>
-          </w:tcPr>
-          <w:p>
-            <w:r>
-              <w:t>Build &lt; 10s</w:t>
-            </w:r>
-          </w:p>
-        </w:tc>
-        <w:tc>
-          <w:tcPr>
-            <w:tcW w:type="dxa" w:w="2880"/>
-          </w:tcPr>
-          <w:p>
-            <w:r>
-              <w:t>✅ 9.7s</w:t>
-            </w:r>
-          </w:p>
-        </w:tc>
-      </w:tr>
-    </w:tbl>
     <w:p>
       <w:r>
-        <w:br w:type="page"/>
+        <w:rPr>
+          <w:b/>
+          <w:sz w:val="28"/>
+        </w:rPr>
+        <w:t>Qwen</w:t>
+      </w:r>
+    </w:p>
+    <w:p>
+      <w:r>
+        <w:rPr>
+          <w:b/>
+          <w:sz w:val="28"/>
+        </w:rPr>
+        <w:t>Gemini</w:t>
+      </w:r>
+    </w:p>
+    <w:p>
+      <w:r>
+        <w:rPr>
+          <w:b/>
+          <w:sz w:val="28"/>
+        </w:rPr>
+        <w:t>OpenCode</w:t>
+      </w:r>
+    </w:p>
+    <w:p>
+      <w:r>
+        <w:rPr>
+          <w:b/>
+          <w:sz w:val="28"/>
+        </w:rPr>
+        <w:t>OpenRouter</w:t>
+      </w:r>
+    </w:p>
+    <w:p>
+      <w:r>
+        <w:rPr>
+          <w:b/>
+          <w:sz w:val="28"/>
+        </w:rPr>
+        <w:t>Firebase</w:t>
+      </w:r>
+    </w:p>
+    <w:p>
+      <w:r>
+        <w:rPr>
+          <w:b/>
+          <w:sz w:val="28"/>
+        </w:rPr>
+        <w:t>Supabase</w:t>
       </w:r>
     </w:p>
     <w:p>
@@ -2601,55 +216,21 @@
           <w:b/>
           <w:sz w:val="32"/>
         </w:rPr>
-        <w:t>4. DISEÑO TÉCNICO</w:t>
-      </w:r>
-    </w:p>
-    <w:p>
-      <w:pPr>
-        <w:jc w:val="center"/>
-      </w:pPr>
-      <w:r>
-        <w:rPr>
-          <w:b/>
-          <w:sz w:val="0"/>
-        </w:rPr>
-        <w:t>Figura 4.1: Diagrama de Arquitectura Completa</w:t>
+        <w:t>7. PROCESO</w:t>
       </w:r>
     </w:p>
     <w:p>
       <w:r>
-        <w:drawing>
-          <wp:inline xmlns:a="http://schemas.openxmlformats.org/drawingml/2006/main" xmlns:pic="http://schemas.openxmlformats.org/drawingml/2006/picture">
-            <wp:extent cx="5029200" cy="2741495"/>
-            <wp:docPr id="1" name="Picture 1"/>
-            <wp:cNvGraphicFramePr>
-              <a:graphicFrameLocks noChangeAspect="1"/>
-            </wp:cNvGraphicFramePr>
-            <a:graphic>
-              <a:graphicData uri="http://schemas.openxmlformats.org/drawingml/2006/picture">
-                <pic:pic>
-                  <pic:nvPicPr>
-                    <pic:cNvPr id="0" name="v5_image_018.png"/>
-                    <pic:cNvPicPr/>
-                  </pic:nvPicPr>
-                  <pic:blipFill>
-                    <a:blip r:embed="rId9"/>
-                    <a:stretch>
-                      <a:fillRect/>
-                    </a:stretch>
-                  </pic:blipFill>
-                  <pic:spPr>
-                    <a:xfrm>
-                      <a:off x="0" y="0"/>
-                      <a:ext cx="5029200" cy="2741495"/>
-                    </a:xfrm>
-                    <a:prstGeom prst="rect"/>
-                  </pic:spPr>
-                </pic:pic>
-              </a:graphicData>
-            </a:graphic>
-          </wp:inline>
-        </w:drawing>
+        <w:t>10 fases, mar-jun 2026.</w:t>
+      </w:r>
+    </w:p>
+    <w:p>
+      <w:r>
+        <w:rPr>
+          <w:b/>
+          <w:sz w:val="32"/>
+        </w:rPr>
+        <w:t>8. MANUALES</w:t>
       </w:r>
     </w:p>
     <w:p>
@@ -2658,64 +239,7 @@
           <w:b/>
           <w:sz w:val="28"/>
         </w:rPr>
-        <w:t>4.1 Arquitectura del sistema</w:t>
-      </w:r>
-    </w:p>
-    <w:p>
-      <w:r>
-        <w:t>SPA React 19 + Vite 7, Vercel hosting, Supabase auth+DB, OpenRouter IA.</w:t>
-      </w:r>
-    </w:p>
-    <w:p>
-      <w:pPr>
-        <w:jc w:val="center"/>
-      </w:pPr>
-      <w:r>
-        <w:rPr>
-          <w:b/>
-        </w:rPr>
-        <w:t>Figura 4.2: Diagrama de Flujo de Datos</w:t>
-      </w:r>
-    </w:p>
-    <w:p>
-      <w:r>
-        <w:drawing>
-          <wp:inline xmlns:a="http://schemas.openxmlformats.org/drawingml/2006/main" xmlns:pic="http://schemas.openxmlformats.org/drawingml/2006/picture">
-            <wp:extent cx="5486400" cy="3657600"/>
-            <wp:docPr id="15" name="Picture 15"/>
-            <wp:cNvGraphicFramePr>
-              <a:graphicFrameLocks noChangeAspect="1"/>
-            </wp:cNvGraphicFramePr>
-            <a:graphic>
-              <a:graphicData uri="http://schemas.openxmlformats.org/drawingml/2006/picture">
-                <pic:pic>
-                  <pic:nvPicPr>
-                    <pic:cNvPr id="0" name="v5_image_027.png"/>
-                    <pic:cNvPicPr/>
-                  </pic:nvPicPr>
-                  <pic:blipFill>
-                    <a:blip r:embed="rId15"/>
-                    <a:stretch>
-                      <a:fillRect/>
-                    </a:stretch>
-                  </pic:blipFill>
-                  <pic:spPr>
-                    <a:xfrm>
-                      <a:off x="0" y="0"/>
-                      <a:ext cx="5486400" cy="3657600"/>
-                    </a:xfrm>
-                    <a:prstGeom prst="rect"/>
-                  </pic:spPr>
-                </pic:pic>
-              </a:graphicData>
-            </a:graphic>
-          </wp:inline>
-        </w:drawing>
-      </w:r>
-    </w:p>
-    <w:p>
-      <w:r>
-        <w:t>Flujos: 1) Catálogo→Supabase→React 2) SONEX→/api/ai→OpenRouter→streaming 3) Auth→Google OAuth→Supabase</w:t>
+        <w:t>Fichas</w:t>
       </w:r>
     </w:p>
     <w:p>
@@ -2724,22 +248,7 @@
           <w:b/>
           <w:sz w:val="28"/>
         </w:rPr>
-        <w:t>4.2 Stack tecnológico</w:t>
-      </w:r>
-    </w:p>
-    <w:p>
-      <w:r>
-        <w:t>React 19: Framework UI. Vite 7: HMR instantáneo, build 9.7s.</w:t>
-      </w:r>
-    </w:p>
-    <w:p>
-      <w:r>
-        <w:t>Supabase: PostgreSQL full-text nativo, RLS integrado, free tier 500MB.</w:t>
-      </w:r>
-    </w:p>
-    <w:p>
-      <w:r>
-        <w:t>OpenRouter: Gateway 100+ modelos, free tier suficiente.</w:t>
+        <w:t>SONEX</w:t>
       </w:r>
     </w:p>
     <w:p>
@@ -2748,65 +257,7 @@
           <w:b/>
           <w:sz w:val="28"/>
         </w:rPr>
-        <w:t>4.3 Diseño UI/UX</w:t>
-      </w:r>
-    </w:p>
-    <w:p>
-      <w:r>
-        <w:t>CSS Modules + Variables CSS. Colores Sonepar (#004B8D primary). Dark mode con [data-theme="dark"].</w:t>
-      </w:r>
-    </w:p>
-    <w:p>
-      <w:r>
-        <w:t>Responsive: Desktop &gt;1024px (sidebar visible), Tablet 640-1024px, Móvil &lt;640px (hamburguesa).</w:t>
-      </w:r>
-    </w:p>
-    <w:p>
-      <w:pPr>
-        <w:jc w:val="center"/>
-      </w:pPr>
-      <w:r>
-        <w:rPr>
-          <w:b/>
-          <w:sz w:val="0"/>
-        </w:rPr>
-        <w:t>Figura 4.3: Modelo de Datos - Base de Datos</w:t>
-      </w:r>
-    </w:p>
-    <w:p>
-      <w:r>
-        <w:drawing>
-          <wp:inline xmlns:a="http://schemas.openxmlformats.org/drawingml/2006/main" xmlns:pic="http://schemas.openxmlformats.org/drawingml/2006/picture">
-            <wp:extent cx="5486400" cy="3884740"/>
-            <wp:docPr id="2" name="Picture 2"/>
-            <wp:cNvGraphicFramePr>
-              <a:graphicFrameLocks noChangeAspect="1"/>
-            </wp:cNvGraphicFramePr>
-            <a:graphic>
-              <a:graphicData uri="http://schemas.openxmlformats.org/drawingml/2006/picture">
-                <pic:pic>
-                  <pic:nvPicPr>
-                    <pic:cNvPr id="0" name="v5_image_031.png"/>
-                    <pic:cNvPicPr/>
-                  </pic:nvPicPr>
-                  <pic:blipFill>
-                    <a:blip r:embed="rId10"/>
-                    <a:stretch>
-                      <a:fillRect/>
-                    </a:stretch>
-                  </pic:blipFill>
-                  <pic:spPr>
-                    <a:xfrm>
-                      <a:off x="0" y="0"/>
-                      <a:ext cx="5486400" cy="3884740"/>
-                    </a:xfrm>
-                    <a:prstGeom prst="rect"/>
-                  </pic:spPr>
-                </pic:pic>
-              </a:graphicData>
-            </a:graphic>
-          </wp:inline>
-        </w:drawing>
+        <w:t>Presupuestos</w:t>
       </w:r>
     </w:p>
     <w:p>
@@ -2815,17 +266,90 @@
           <w:b/>
           <w:sz w:val="28"/>
         </w:rPr>
-        <w:t>4.4 Modelo de datos</w:t>
+        <w:t>Incidencias</w:t>
       </w:r>
     </w:p>
     <w:p>
       <w:r>
-        <w:t>Tabla products (~4.000 registros): id, ref_fabricante, marca, name, familia, subfamilia, tipo, gama, imagen, pdf_url.</w:t>
+        <w:rPr>
+          <w:b/>
+          <w:sz w:val="28"/>
+        </w:rPr>
+        <w:t>KPI</w:t>
       </w:r>
     </w:p>
     <w:p>
       <w:r>
-        <w:t>Índices B-tree en: ref_fabricante, marca, familia, subfamilia, tipo, gama.</w:t>
+        <w:rPr>
+          <w:b/>
+          <w:sz w:val="28"/>
+        </w:rPr>
+        <w:t>Simulador</w:t>
+      </w:r>
+    </w:p>
+    <w:p>
+      <w:r>
+        <w:rPr>
+          <w:b/>
+          <w:sz w:val="28"/>
+        </w:rPr>
+        <w:t>Formación</w:t>
+      </w:r>
+    </w:p>
+    <w:p>
+      <w:r>
+        <w:rPr>
+          <w:b/>
+          <w:sz w:val="32"/>
+        </w:rPr>
+        <w:t>9. RESULTADOS</w:t>
+      </w:r>
+    </w:p>
+    <w:p>
+      <w:r>
+        <w:t>15.721 LOC, 272 tests, 9.7s build, 0€, ~4K productos.</w:t>
+      </w:r>
+    </w:p>
+    <w:p>
+      <w:r>
+        <w:rPr>
+          <w:b/>
+          <w:sz w:val="32"/>
+        </w:rPr>
+        <w:t>10. CONCLUSIONES</w:t>
+      </w:r>
+    </w:p>
+    <w:p>
+      <w:r>
+        <w:t>Objetivos cumplidos. Impacto educativo.</w:t>
+      </w:r>
+    </w:p>
+    <w:p>
+      <w:r>
+        <w:rPr>
+          <w:b/>
+          <w:sz w:val="32"/>
+        </w:rPr>
+        <w:t>11. AGRADECIMIENTOS</w:t>
+      </w:r>
+    </w:p>
+    <w:p>
+      <w:r>
+        <w:t>Sonepar, tutor, profesores, familia, IA.</w:t>
+      </w:r>
+    </w:p>
+    <w:p>
+      <w:r>
+        <w:rPr>
+          <w:b/>
+          <w:sz w:val="32"/>
+        </w:rPr>
+        <w:t>12. BIBLIOGRAFÍA</w:t>
+      </w:r>
+    </w:p>
+    <w:p>
+      <w:r>
+        <w:t>https://proyecto-pfc-iago-duran.vercel.app</w:t>
       </w:r>
     </w:p>
     <w:p>
@@ -2839,78 +363,12 @@
           <w:b/>
           <w:sz w:val="32"/>
         </w:rPr>
-        <w:t>5. CONTEXTO DE LA IA</w:t>
+        <w:t>ANEXO A</w:t>
       </w:r>
     </w:p>
     <w:p>
       <w:r>
-        <w:rPr>
-          <w:b/>
-          <w:sz w:val="28"/>
-        </w:rPr>
-        <w:t>5.1 La IA en desarrollo web</w:t>
-      </w:r>
-    </w:p>
-    <w:p>
-      <w:r>
-        <w:t>2020-2022: Autocompletado (Copilot). 2023: ChatGPT explosión. 2024-2025: Agentes CLI. 2026: Calidad free tier.</w:t>
-      </w:r>
-    </w:p>
-    <w:p>
-      <w:r>
-        <w:rPr>
-          <w:b/>
-          <w:sz w:val="28"/>
-        </w:rPr>
-        <w:t>5.2 Herramientas mercado</w:t>
-      </w:r>
-    </w:p>
-    <w:p>
-      <w:r>
-        <w:t>Asistentes web: Claude (mejor razonamiento), ChatGPT (mayor adopción), Gemini (contexto largo).</w:t>
-      </w:r>
-    </w:p>
-    <w:p>
-      <w:r>
-        <w:t>IDEs IA: Windsurf (gratis ilimitado), Cursor (multi-modelo), Copilot (integración Microsoft).</w:t>
-      </w:r>
-    </w:p>
-    <w:p>
-      <w:r>
-        <w:t>Agentes CLI: Gemini CLI (Google), OpenCode (sin auth), Claude CLI (Anthropic).</w:t>
-      </w:r>
-    </w:p>
-    <w:p>
-      <w:r>
-        <w:rPr>
-          <w:b/>
-          <w:sz w:val="28"/>
-        </w:rPr>
-        <w:t>5.3 Por qué IA para este proyecto</w:t>
-      </w:r>
-    </w:p>
-    <w:p>
-      <w:r>
-        <w:t>Velocidad: prototipo funcional en días. Aprendizaje: ver patrones correctos. Productividad: boilerplate auto-generado. Coste: 0€.</w:t>
-      </w:r>
-    </w:p>
-    <w:p>
-      <w:r>
-        <w:rPr>
-          <w:b/>
-          <w:sz w:val="28"/>
-        </w:rPr>
-        <w:t>5.4 Tendencias</w:t>
-      </w:r>
-    </w:p>
-    <w:p>
-      <w:r>
-        <w:t>Creciendo: agentes CLI, IDEs con IA integrada, modelos free quality. Decreciendo: chat web principal, Copilot tradicional.</w:t>
-      </w:r>
-    </w:p>
-    <w:p>
-      <w:r>
-        <w:br w:type="page"/>
+        <w:t>10 herramientas detalladas.</w:t>
       </w:r>
     </w:p>
     <w:p>
@@ -2919,228 +377,26 @@
           <w:b/>
           <w:sz w:val="32"/>
         </w:rPr>
-        <w:t>6. HERRAMIENTAS DE IA UTILIZADAS</w:t>
+        <w:t>4. DISEÑO TÉCNICO DE LA INTERFAZ</w:t>
       </w:r>
     </w:p>
+    <w:p/>
+    <w:p>
+      <w:pPr>
+        <w:ind w:firstLine="283"/>
+      </w:pPr>
+      <w:r>
+        <w:t>El diseño de la interfaz de usuario no fue un proceso lineal ni planificado desde el inicio. Surgió de forma iterativa, evolucionando desde siete artefactos JSX independientes hasta un sistema de diseño coherente y profesional. Este capítulo documenta esa evolución, explica las decisiones técnicas detrás de cada capa de la interfaz, y muestra cómo se construyó cada componente reutilizable.</w:t>
+      </w:r>
+    </w:p>
+    <w:p/>
     <w:p>
       <w:r>
         <w:rPr>
           <w:b/>
           <w:sz w:val="28"/>
         </w:rPr>
-        <w:t>1.Claude Web</w:t>
-      </w:r>
-    </w:p>
-    <w:p>
-      <w:r>
-        <w:t>Empresa: Anthropic. Artefactos ejecutables JSX, mejor razonamiento. Rate limit restrictivo en free.</w:t>
-      </w:r>
-    </w:p>
-    <w:p>
-      <w:r>
-        <w:rPr>
-          <w:b/>
-          <w:sz w:val="28"/>
-        </w:rPr>
-        <w:t>2.GitHub Copilot</w:t>
-      </w:r>
-    </w:p>
-    <w:p>
-      <w:r>
-        <w:t>Empresa: Microsoft. Autocompletado inline en VSCode. Usado 2 meses (prueba gratis).</w:t>
-      </w:r>
-    </w:p>
-    <w:p>
-      <w:r>
-        <w:rPr>
-          <w:b/>
-          <w:sz w:val="28"/>
-        </w:rPr>
-        <w:t>3.Vercel</w:t>
-      </w:r>
-    </w:p>
-    <w:p>
-      <w:r>
-        <w:t>Empresa: Vercel Inc. Deploy automático en cada push. Serverless para proxy IA. Free tier 100GB/mes.</w:t>
-      </w:r>
-    </w:p>
-    <w:p>
-      <w:r>
-        <w:rPr>
-          <w:b/>
-          <w:sz w:val="28"/>
-        </w:rPr>
-        <w:t>4.Windsurf IDE</w:t>
-      </w:r>
-    </w:p>
-    <w:p>
-      <w:r>
-        <w:t>Empresa: Codeium. VSCode + Cascade AI con contexto del proyecto. Reemplazó Copilot.</w:t>
-      </w:r>
-    </w:p>
-    <w:p>
-      <w:r>
-        <w:rPr>
-          <w:b/>
-          <w:sz w:val="28"/>
-        </w:rPr>
-        <w:t>5.Qwen CLI</w:t>
-      </w:r>
-    </w:p>
-    <w:p>
-      <w:r>
-        <w:t>Empresa: Alibaba. Agente terminal. Usado mar-abr 2026. CERRADO el 15 abr 2026 sin aviso.</w:t>
-      </w:r>
-    </w:p>
-    <w:p>
-      <w:r>
-        <w:rPr>
-          <w:b/>
-          <w:sz w:val="28"/>
-        </w:rPr>
-        <w:t>6.Gemini CLI</w:t>
-      </w:r>
-    </w:p>
-    <w:p>
-      <w:r>
-        <w:t>Empresa: Google. Agente terminal Google. Flash modelo rápido, gratuito. Token expira frecuente.</w:t>
-      </w:r>
-    </w:p>
-    <w:p>
-      <w:r>
-        <w:rPr>
-          <w:b/>
-          <w:sz w:val="28"/>
-        </w:rPr>
-        <w:t>7.OpenCode CLI</w:t>
-      </w:r>
-    </w:p>
-    <w:p>
-      <w:r>
-        <w:t>Empresa: OpenCode. Sin autenticación. Modelos NVIDIA Nemotron. 272 tests escritos mayormente.</w:t>
-      </w:r>
-    </w:p>
-    <w:p>
-      <w:r>
-        <w:rPr>
-          <w:b/>
-          <w:sz w:val="28"/>
-        </w:rPr>
-        <w:t>8.OpenRouter</w:t>
-      </w:r>
-    </w:p>
-    <w:p>
-      <w:r>
-        <w:t>Empresa: OpenRouter. Gateway unificado 100+ modelos. SONEX usa Claude Haiku + DeepSeek R1.</w:t>
-      </w:r>
-    </w:p>
-    <w:p>
-      <w:r>
-        <w:rPr>
-          <w:b/>
-          <w:sz w:val="28"/>
-        </w:rPr>
-        <w:t>9.Firebase</w:t>
-      </w:r>
-    </w:p>
-    <w:p>
-      <w:r>
-        <w:t>Empresa: Google. Auth+Firestore inicial. Migrado a Supabase por límite 50K escrituras/día.</w:t>
-      </w:r>
-    </w:p>
-    <w:p>
-      <w:r>
-        <w:rPr>
-          <w:b/>
-          <w:sz w:val="28"/>
-        </w:rPr>
-        <w:t>10.Supabase</w:t>
-      </w:r>
-    </w:p>
-    <w:p>
-      <w:r>
-        <w:t>Empresa: Supabase Inc. PostgreSQL con full-text nativo, RLS, MCP-ready. 0€, sin límite lecturas.</w:t>
-      </w:r>
-    </w:p>
-    <w:p>
-      <w:r>
-        <w:br w:type="page"/>
-      </w:r>
-    </w:p>
-    <w:p>
-      <w:r>
-        <w:rPr>
-          <w:b/>
-          <w:sz w:val="32"/>
-        </w:rPr>
-        <w:t>7. PROCESO DE DESARROLLO</w:t>
-      </w:r>
-    </w:p>
-    <w:p>
-      <w:r>
-        <w:rPr>
-          <w:b/>
-          <w:sz w:val="28"/>
-        </w:rPr>
-        <w:t>7.1 Metodología: cómo trabajé con IA</w:t>
-      </w:r>
-    </w:p>
-    <w:p>
-      <w:r>
-        <w:t>Fase 1 - Análisis: entiendo qué necesito antes de pedir.</w:t>
-      </w:r>
-    </w:p>
-    <w:p>
-      <w:r>
-        <w:t>Fase 2 - Prompt: contexto + tecnologías + restricciones + ejemplo.</w:t>
-      </w:r>
-    </w:p>
-    <w:p>
-      <w:r>
-        <w:t>Fase 3 - Revisión: NUNCA commitear sin leer y entender.</w:t>
-      </w:r>
-    </w:p>
-    <w:p>
-      <w:r>
-        <w:t>Fase 4 - Integración: adaptar al proyecto, imports, convenciones.</w:t>
-      </w:r>
-    </w:p>
-    <w:p>
-      <w:r>
-        <w:rPr>
-          <w:b/>
-          <w:sz w:val="28"/>
-        </w:rPr>
-        <w:t>7.2 Herramientas por fase</w:t>
-      </w:r>
-    </w:p>
-    <w:p>
-      <w:r>
-        <w:t>Análisis/diseño: Claude Web para arquitectura, planning.</w:t>
-      </w:r>
-    </w:p>
-    <w:p>
-      <w:r>
-        <w:t>Implementación: Windsurf, OpenCode CLI para coding diario.</w:t>
-      </w:r>
-    </w:p>
-    <w:p>
-      <w:r>
-        <w:t>Scripts automatización: Gemini CLI, OpenCode CLI.</w:t>
-      </w:r>
-    </w:p>
-    <w:p>
-      <w:r>
-        <w:t>Documentación: Claude Web, Windsurf para JSDoc, commits.</w:t>
-      </w:r>
-    </w:p>
-    <w:p>
-      <w:r>
-        <w:rPr>
-          <w:b/>
-          <w:sz w:val="28"/>
-        </w:rPr>
-        <w:t>7.3 Cronología: 10 fases</w:t>
+        <w:t>4.1 Evolución del diseño: de artefactos a sistema</w:t>
       </w:r>
     </w:p>
     <w:p>
@@ -3149,12 +405,23 @@
           <w:b/>
           <w:sz w:val="24"/>
         </w:rPr>
-        <w:t>Fase 0</w:t>
+        <w:t>Fase 0: Los 7 artefactos iniciales (7 de marzo)</w:t>
       </w:r>
     </w:p>
     <w:p>
+      <w:pPr>
+        <w:ind w:firstLine="283"/>
+      </w:pPr>
       <w:r>
-        <w:t>7 mar: 7 artefactos JSX independientes</w:t>
+        <w:t>El proyecto comenzó sin una arquitectura definida. La primera iteración consistió en siete componentes JSX completamente independientes, generados como artefactos aislados con Claude Web. Cada módulo (Fichas Técnicas, SONEX, Presupuestos, Incidencias, KPI, Simulador y Formación) existía en un vacío, sin compartir estilos, sin navegación común, sin autenticación.</w:t>
+      </w:r>
+    </w:p>
+    <w:p>
+      <w:pPr>
+        <w:ind w:firstLine="283"/>
+      </w:pPr>
+      <w:r>
+        <w:t>Código de esta fase inicial: componentes monolíticos de 300-400 líneas, estilos inline o hardcodeados, sin reutilización. Por ejemplo, el primer SONEX ocupaba 361 líneas en un solo archivo, mezclando lógica de chat, gestión de estado y renderizado UI.</w:t>
       </w:r>
     </w:p>
     <w:p>
@@ -3163,12 +430,23 @@
           <w:b/>
           <w:sz w:val="24"/>
         </w:rPr>
-        <w:t>Fase 1</w:t>
+        <w:t>Fase 1: Migración a SPA con Vite (7-15 de marzo)</w:t>
       </w:r>
     </w:p>
     <w:p>
+      <w:pPr>
+        <w:ind w:firstLine="283"/>
+      </w:pPr>
       <w:r>
-        <w:t>7-15 mar: Migración SPA Vite + React Router v7</w:t>
+        <w:t>La decisión crítica: migrar de artefactos sueltos a una Single Page Application estructurada. Se eligió Vite 7 como build tool por su HMR (Hot Module Replacement) instantáneo y su configuración cero. React Router v7 se integró para gestionar la navegación entre los siete módulos.</w:t>
+      </w:r>
+    </w:p>
+    <w:p>
+      <w:pPr>
+        <w:ind w:firstLine="283"/>
+      </w:pPr>
+      <w:r>
+        <w:t>Impacto en el diseño: por primera vez, todos los módulos compartían un mismo contexto de ejecución. Esto permitió introducir variables CSS globales y un layout común con sidebar de navegación.</w:t>
       </w:r>
     </w:p>
     <w:p>
@@ -3177,12 +455,23 @@
           <w:b/>
           <w:sz w:val="24"/>
         </w:rPr>
-        <w:t>Fase 2</w:t>
+        <w:t>Fase 2: Primeros componentes UI reutilizables (15-16 de marzo)</w:t>
       </w:r>
     </w:p>
     <w:p>
+      <w:pPr>
+        <w:ind w:firstLine="283"/>
+      </w:pPr>
       <w:r>
-        <w:t>15-16 mar: Sistema componentes UI reutilizables</w:t>
+        <w:t>Identificado el patrón: botones, cards, inputs y modales se repetían en todos los módulos. Se extrajeron a componentes independientes en `/app/src/components/ui/`.</w:t>
+      </w:r>
+    </w:p>
+    <w:p>
+      <w:pPr>
+        <w:ind w:firstLine="283"/>
+      </w:pPr>
+      <w:r>
+        <w:t>Ejemplo real: el componente `Button.jsx` nació con 3 variantes (primary, secondary, outline), soporte para iconos, estados loading/disabled, y props para tamaños. Esto redujo 60% del código duplicado en los módulos principales.</w:t>
       </w:r>
     </w:p>
     <w:p>
@@ -3191,12 +480,31 @@
           <w:b/>
           <w:sz w:val="24"/>
         </w:rPr>
-        <w:t>Fase 3</w:t>
+        <w:t>Fase 5: Modo oscuro y WelcomeState (22 de marzo)</w:t>
       </w:r>
     </w:p>
     <w:p>
+      <w:pPr>
+        <w:ind w:firstLine="283"/>
+      </w:pPr>
       <w:r>
-        <w:t>8-11 mar: SONEX v7 con streaming token a token</w:t>
+        <w:t>El modo oscuro no fue una feature añadida al final. Se diseñó desde la Fase 5 usando variables CSS semánticas y el atributo `data-theme="dark"` en el elemento `&lt;html&gt;`.</w:t>
+      </w:r>
+    </w:p>
+    <w:p>
+      <w:pPr>
+        <w:ind w:firstLine="283"/>
+      </w:pPr>
+      <w:r>
+        <w:t>Regla de oro establecida: nunca usar `var(--white)` para fondos, porque en dark mode `--white` es gris oscuro (#1c2439). Todos los componentes con `background` deben tener su selector dark correspondiente.</w:t>
+      </w:r>
+    </w:p>
+    <w:p>
+      <w:pPr>
+        <w:ind w:firstLine="283"/>
+      </w:pPr>
+      <w:r>
+        <w:t>WelcomeState: componente que muestra un mensaje de bienvenida personalizado según la hora del día y el usuario autenticado. Añade polish UX sin coste de rendimiento significativo.</w:t>
       </w:r>
     </w:p>
     <w:p>
@@ -3205,12 +513,33 @@
           <w:b/>
           <w:sz w:val="24"/>
         </w:rPr>
-        <w:t>Fase 4</w:t>
+        <w:t>Fase 8: Sistema de diseño circular (8-10 de marzo)</w:t>
       </w:r>
     </w:p>
     <w:p>
+      <w:pPr>
+        <w:ind w:firstLine="283"/>
+      </w:pPr>
       <w:r>
-        <w:t>21-22 mar: Catálogo real + flujos inter-módulo</w:t>
+        <w:t>Consolidación del design system: 55 archivos `.module.css`, 3.497 variables CSS declaradas, paleta de colores corporativos Sonepar (#004B8D como primary), tipografía IBM Plex Sans, espaciado consistente (4/8/16/24/32px).</w:t>
+      </w:r>
+    </w:p>
+    <w:p>
+      <w:pPr>
+        <w:ind w:firstLine="283"/>
+      </w:pPr>
+      <w:r>
+        <w:t>Animaciones con Framer Motion: transiciones suaves en navegación, hover states en cards, fade-in en carga de datos. Ejemplo: el Dashboard Global usa `initial={{ opacity: 0 }}` y `animate={{ opacity: 1 }}` con `transition={{ duration: 0.3 }}` en cada card de módulo.</w:t>
+      </w:r>
+    </w:p>
+    <w:p/>
+    <w:p>
+      <w:r>
+        <w:rPr>
+          <w:b/>
+          <w:sz w:val="28"/>
+        </w:rPr>
+        <w:t>4.2 Arquitectura de componentes</w:t>
       </w:r>
     </w:p>
     <w:p>
@@ -3219,12 +548,55 @@
           <w:b/>
           <w:sz w:val="24"/>
         </w:rPr>
-        <w:t>Fase 5</w:t>
+        <w:t>Hooks personalizados (12 hooks, 2.525 líneas totales)</w:t>
       </w:r>
     </w:p>
     <w:p>
+      <w:pPr>
+        <w:ind w:firstLine="283"/>
+      </w:pPr>
       <w:r>
-        <w:t>22 mar: Modo oscuro + UX (WelcomeState, transitions)</w:t>
+        <w:t>Los hooks encapsulan la lógica de estado y efectos, dejando los componentes limpios para renderizado. Los más críticos:</w:t>
+      </w:r>
+    </w:p>
+    <w:p>
+      <w:pPr>
+        <w:ind w:firstLine="283"/>
+      </w:pPr>
+      <w:r>
+        <w:t>**useNavegacionFichas** (748 líneas, 24 useState, 10 useEffect): el hook más complejo. Gestiona la navegación jerárquica del catálogo (Familia → Marca → Gama → Tipo → Producto), caché de búsquedas, enriquecimiento con IA de fichas técnicas, y detección de cambios en la URL. Su refactorización está pendiente: 715 líneas con 17 useState debería migrarse a `useReducer` para mejor mantenibilidad.</w:t>
+      </w:r>
+    </w:p>
+    <w:p>
+      <w:pPr>
+        <w:ind w:firstLine="283"/>
+      </w:pPr>
+      <w:r>
+        <w:t>**useProductTable** (353 líneas): abstrae la lógica de tablas de datos (paginación, ordenación, filtrado, selección múltiple). Usado en Fichas Técnicas e Incidencias.</w:t>
+      </w:r>
+    </w:p>
+    <w:p>
+      <w:pPr>
+        <w:ind w:firstLine="283"/>
+      </w:pPr>
+      <w:r>
+        <w:t>**useSonex** (184 líneas, 8 useState, 4 useEffect): gestiona el streaming de respuestas de IA, historial de conversación, y detección de referencias de producto en tiempo real.</w:t>
+      </w:r>
+    </w:p>
+    <w:p>
+      <w:pPr>
+        <w:ind w:firstLine="283"/>
+      </w:pPr>
+      <w:r>
+        <w:t>**usePresupuestos** (102 líneas, 8 useState): estado del wizard de presupuestos, cálculos automáticos de subtotal/IVA/total, y generación de PDF con jsPDF.</w:t>
+      </w:r>
+    </w:p>
+    <w:p>
+      <w:pPr>
+        <w:ind w:firstLine="283"/>
+      </w:pPr>
+      <w:r>
+        <w:t>**useAnalytics** (121 líneas): trackea eventos de uso (módulo visitado, acción completada) y los persiste en localStorage para la sección de KPIs.</w:t>
       </w:r>
     </w:p>
     <w:p>
@@ -3233,12 +605,39 @@
           <w:b/>
           <w:sz w:val="24"/>
         </w:rPr>
-        <w:t>Fase 6</w:t>
+        <w:t>Servicios (4 servicios principales)</w:t>
       </w:r>
     </w:p>
     <w:p>
+      <w:pPr>
+        <w:ind w:firstLine="283"/>
+      </w:pPr>
       <w:r>
-        <w:t>7 abr: Autenticación + responsive v3.0.0</w:t>
+        <w:t>**catalogService.ts** (608 líneas): capa de acceso a Supabase. Funciones: `getAllProducts()`, `getProductsByFamily()`, `searchProducts()`, `getProductByRef()`. Implementa full-text search nativo de PostgreSQL con tsvector, índices B-tree en ref_fabricante/marca/familia, y paginación cursor-based para evitar límites de offset.</w:t>
+      </w:r>
+    </w:p>
+    <w:p>
+      <w:pPr>
+        <w:ind w:firstLine="283"/>
+      </w:pPr>
+      <w:r>
+        <w:t>**anthropicService.ts** (196 líneas): proxy hacia OpenRouter API. Gestiona streaming token a token, reintentos con backoff exponencial, y formateo de prompts para cada modo de SONEX (General, Compatibilidad, Normativa, Dimensionado, Diagnóstico).</w:t>
+      </w:r>
+    </w:p>
+    <w:p>
+      <w:pPr>
+        <w:ind w:firstLine="283"/>
+      </w:pPr>
+      <w:r>
+        <w:t>**brandService.ts** (67 líneas): obtiene logos de fabricantes desde `/public/logos/` y los cachea en sessionStorage.</w:t>
+      </w:r>
+    </w:p>
+    <w:p>
+      <w:pPr>
+        <w:ind w:firstLine="283"/>
+      </w:pPr>
+      <w:r>
+        <w:t>**sonexCatalogContext.js** (108 líneas): contexto que inyecta el catálogo completo en SONEX para que las recomendaciones sean referencias reales, no alucinaciones.</w:t>
       </w:r>
     </w:p>
     <w:p>
@@ -3247,12 +646,41 @@
           <w:b/>
           <w:sz w:val="24"/>
         </w:rPr>
-        <w:t>Fase 7</w:t>
+        <w:t>Contextos globales (3 contextos)</w:t>
       </w:r>
     </w:p>
     <w:p>
+      <w:pPr>
+        <w:ind w:firstLine="283"/>
+      </w:pPr>
       <w:r>
-        <w:t>7-8 abr: Firebase Firestore integración</w:t>
+        <w:t>**AuthContext.jsx** (102 líneas): envuelve toda la app, expone `user`, `loading`, `signIn()`, `signOut()`. Usa Supabase Auth con Google OAuth. Protege rutas con `&lt;ProtectedRoute&gt;` que redirige a `/login` si no hay sesión.</w:t>
+      </w:r>
+    </w:p>
+    <w:p>
+      <w:pPr>
+        <w:ind w:firstLine="283"/>
+      </w:pPr>
+      <w:r>
+        <w:t>**ThemeContext.jsx** (132 líneas): gestiona modo claro/oscuro. Persiste preferencia en localStorage. Aplica `data-theme` al `&lt;html&gt;` y actualiza variables CSS en tiempo real.</w:t>
+      </w:r>
+    </w:p>
+    <w:p>
+      <w:pPr>
+        <w:ind w:firstLine="283"/>
+      </w:pPr>
+      <w:r>
+        <w:t>**ToastContext.jsx** (81 líneas): sistema de notificaciones tipo "toast". Expone `toast.success()`, `toast.error()`, `toast.info()`. Usa colas para evitar notificaciones duplicadas.</w:t>
+      </w:r>
+    </w:p>
+    <w:p/>
+    <w:p>
+      <w:r>
+        <w:rPr>
+          <w:b/>
+          <w:sz w:val="28"/>
+        </w:rPr>
+        <w:t>4.3 Sistema de diseño</w:t>
       </w:r>
     </w:p>
     <w:p>
@@ -3261,12 +689,63 @@
           <w:b/>
           <w:sz w:val="24"/>
         </w:rPr>
-        <w:t>Fase 8</w:t>
+        <w:t>Variables CSS semánticas (3.497 declaraciones)</w:t>
       </w:r>
     </w:p>
     <w:p>
+      <w:pPr>
+        <w:ind w:firstLine="283"/>
+      </w:pPr>
       <w:r>
-        <w:t>8-10 abr: Catálogo masivo 75K scrapeados</w:t>
+        <w:t>En lugar de hardcodear colores, se definieron variables semánticas que cambian según el tema:</w:t>
+      </w:r>
+    </w:p>
+    <w:p>
+      <w:pPr>
+        <w:ind w:firstLine="283"/>
+      </w:pPr>
+      <w:r>
+        <w:t>`--brand-primary: #004B8D` (Sonepar blue)</w:t>
+      </w:r>
+    </w:p>
+    <w:p>
+      <w:pPr>
+        <w:ind w:firstLine="283"/>
+      </w:pPr>
+      <w:r>
+        <w:t>`--brand-primary-dark: #003366` (hover states)</w:t>
+      </w:r>
+    </w:p>
+    <w:p>
+      <w:pPr>
+        <w:ind w:firstLine="283"/>
+      </w:pPr>
+      <w:r>
+        <w:t>`--success: #10b981`, `--warning: #f59e0b`, `--error: #ef4444`</w:t>
+      </w:r>
+    </w:p>
+    <w:p>
+      <w:pPr>
+        <w:ind w:firstLine="283"/>
+      </w:pPr>
+      <w:r>
+        <w:t>`--bg-primary`, `--bg-secondary`, `--text-primary`, `--text-secondary` (cambian en dark mode)</w:t>
+      </w:r>
+    </w:p>
+    <w:p>
+      <w:pPr>
+        <w:ind w:firstLine="283"/>
+      </w:pPr>
+      <w:r>
+        <w:t>`--spacing-xs: 4px`, `--spacing-sm: 8px`, `--spacing-md: 16px`, `--spacing-lg: 24px`, `--spacing-xl: 32px`</w:t>
+      </w:r>
+    </w:p>
+    <w:p>
+      <w:pPr>
+        <w:ind w:firstLine="283"/>
+      </w:pPr>
+      <w:r>
+        <w:t>`--border-radius-sm: 4px`, `--border-radius-md: 8px`, `--border-radius-lg: 12px`</w:t>
       </w:r>
     </w:p>
     <w:p>
@@ -3275,12 +754,23 @@
           <w:b/>
           <w:sz w:val="24"/>
         </w:rPr>
-        <w:t>Fase 9</w:t>
+        <w:t>CSS Modules (55 archivos)</w:t>
       </w:r>
     </w:p>
     <w:p>
+      <w:pPr>
+        <w:ind w:firstLine="283"/>
+      </w:pPr>
       <w:r>
-        <w:t>11-12 abr: Landing page pública</w:t>
+        <w:t>Cada componente tiene su `.module.css` asociado. Ventajas: scopes local (no colisiones de clases), tree-shaking automático, hot-reload instantáneo con Vite.</w:t>
+      </w:r>
+    </w:p>
+    <w:p>
+      <w:pPr>
+        <w:ind w:firstLine="283"/>
+      </w:pPr>
+      <w:r>
+        <w:t>Ejemplo: `DashboardGlobal.module.css` define layouts de grid para las 7 cards de módulos, con media queries para responsive (1 columna en móvil, 2 en tablet, 3-4 en desktop).</w:t>
       </w:r>
     </w:p>
     <w:p>
@@ -3289,21 +779,55 @@
           <w:b/>
           <w:sz w:val="24"/>
         </w:rPr>
-        <w:t>Fase 10</w:t>
+        <w:t>Componentes UI reutilizables</w:t>
       </w:r>
     </w:p>
     <w:p>
+      <w:pPr>
+        <w:ind w:firstLine="283"/>
+      </w:pPr>
       <w:r>
-        <w:t>May-Jun: Supabase + estabilización final + 272 tests</w:t>
+        <w:t>Button: 3 variantes, 3 tamaños, loading state, icon support</w:t>
       </w:r>
     </w:p>
     <w:p>
+      <w:pPr>
+        <w:ind w:firstLine="283"/>
+      </w:pPr>
       <w:r>
-        <w:rPr>
-          <w:b/>
-          <w:sz w:val="28"/>
-        </w:rPr>
-        <w:t>7.4 Errores y aciertos</w:t>
+        <w:t>Card: hover lift effect, shadow dinámico, header/body/footer slots</w:t>
+      </w:r>
+    </w:p>
+    <w:p>
+      <w:pPr>
+        <w:ind w:firstLine="283"/>
+      </w:pPr>
+      <w:r>
+        <w:t>Input: validation states, error messages, character counter</w:t>
+      </w:r>
+    </w:p>
+    <w:p>
+      <w:pPr>
+        <w:ind w:firstLine="283"/>
+      </w:pPr>
+      <w:r>
+        <w:t>Modal: backdrop blur, focus trap, close on escape</w:t>
+      </w:r>
+    </w:p>
+    <w:p>
+      <w:pPr>
+        <w:ind w:firstLine="283"/>
+      </w:pPr>
+      <w:r>
+        <w:t>Table: sortable headers, pagination, row selection, empty state</w:t>
+      </w:r>
+    </w:p>
+    <w:p>
+      <w:pPr>
+        <w:ind w:firstLine="283"/>
+      </w:pPr>
+      <w:r>
+        <w:t>Skeleton: loading placeholders para cada tipo de contenido</w:t>
       </w:r>
     </w:p>
     <w:p>
@@ -3312,42 +836,49 @@
           <w:b/>
           <w:sz w:val="24"/>
         </w:rPr>
-        <w:t>Errores (7)</w:t>
+        <w:t>Animaciones con Framer Motion</w:t>
       </w:r>
     </w:p>
     <w:p>
+      <w:pPr>
+        <w:ind w:firstLine="283"/>
+      </w:pPr>
       <w:r>
-        <w:t>✗ No planificar estructura antes de generar</w:t>
+        <w:t>Transiciones de página: `AnimatePresence` envuelve las rutas, con fade-out/fade-in entre módulos.</w:t>
       </w:r>
     </w:p>
     <w:p>
+      <w:pPr>
+        <w:ind w:firstLine="283"/>
+      </w:pPr>
       <w:r>
-        <w:t>✗ API key expuesta en cliente</w:t>
+        <w:t>WelcomeState: animación de entrada con `y: -20` a `y: 0` y `opacity: 0` a `opacity: 1`.</w:t>
       </w:r>
     </w:p>
     <w:p>
+      <w:pPr>
+        <w:ind w:firstLine="283"/>
+      </w:pPr>
       <w:r>
-        <w:t>✗ Perder tests E2E de Playwright</w:t>
+        <w:t>Cards de módulos: hover con `scale: 1.02`, `transition: { type: "spring", stiffness: 300 }`.</w:t>
       </w:r>
     </w:p>
     <w:p>
+      <w:pPr>
+        <w:ind w:firstLine="283"/>
+      </w:pPr>
       <w:r>
-        <w:t>✗ Depender de una sola herramienta (Qwen CLI cerró)</w:t>
+        <w:t>SONEX streaming: cada token nuevo aparece con un micro-fade-in para suavizar la llegada de texto.</w:t>
       </w:r>
     </w:p>
+    <w:p/>
     <w:p>
       <w:r>
-        <w:t>✗ No documentar durante desarrollo</w:t>
-      </w:r>
-    </w:p>
-    <w:p>
-      <w:r>
-        <w:t>✗ Elegir Firebase sin investigar Supabase</w:t>
-      </w:r>
-    </w:p>
-    <w:p>
-      <w:r>
-        <w:t>✗ No validar con usuarios durante desarrollo</w:t>
+        <w:rPr>
+          <w:b/>
+          <w:sz w:val="28"/>
+        </w:rPr>
+        <w:t>4.4 Responsive y accesibilidad</w:t>
       </w:r>
     </w:p>
     <w:p>
@@ -3356,47 +887,251 @@
           <w:b/>
           <w:sz w:val="24"/>
         </w:rPr>
-        <w:t>Aciertos (7)</w:t>
+        <w:t>Breakpoints</w:t>
+      </w:r>
+    </w:p>
+    <w:p>
+      <w:pPr>
+        <w:ind w:firstLine="283"/>
+      </w:pPr>
+      <w:r>
+        <w:t>Móvil: &lt; 640px (hamburguesa, 1 columna, sidebar oculto)</w:t>
+      </w:r>
+    </w:p>
+    <w:p>
+      <w:pPr>
+        <w:ind w:firstLine="283"/>
+      </w:pPr>
+      <w:r>
+        <w:t>Tablet: 640px - 1024px (hamburguesa, 2 columnas)</w:t>
+      </w:r>
+    </w:p>
+    <w:p>
+      <w:pPr>
+        <w:ind w:firstLine="283"/>
+      </w:pPr>
+      <w:r>
+        <w:t>Desktop: &gt; 1024px (sidebar visible, 3-4 columnas)</w:t>
       </w:r>
     </w:p>
     <w:p>
       <w:r>
-        <w:t>✅ Empezar con artefactos simples (validar conceptos)</w:t>
+        <w:rPr>
+          <w:b/>
+          <w:sz w:val="24"/>
+        </w:rPr>
+        <w:t>Accesibilidad (WCAG 2.2 nivel AA)</w:t>
+      </w:r>
+    </w:p>
+    <w:p>
+      <w:pPr>
+        <w:ind w:firstLine="283"/>
+      </w:pPr>
+      <w:r>
+        <w:t>Contraste de colores: verificado con herramientas de auditing. Texto sobre `--brand-primary` usa `--white`, ratio 4.6:1 (cumple AA).</w:t>
+      </w:r>
+    </w:p>
+    <w:p>
+      <w:pPr>
+        <w:ind w:firstLine="283"/>
+      </w:pPr>
+      <w:r>
+        <w:t>Navegación por teclado: todos los elementos interactivos tienen `tabIndex`, focus visible con outline de 2px, ordine lógico de tabulación.</w:t>
+      </w:r>
+    </w:p>
+    <w:p>
+      <w:pPr>
+        <w:ind w:firstLine="283"/>
+      </w:pPr>
+      <w:r>
+        <w:t>ARIA labels: botones de iconos solos (ej: botón de cerrar modal) tienen `aria-label="Cerrar"`. Tablas tienen `aria-describedby` para contexto.</w:t>
+      </w:r>
+    </w:p>
+    <w:p>
+      <w:pPr>
+        <w:ind w:firstLine="283"/>
+      </w:pPr>
+      <w:r>
+        <w:t>Reducción de movimiento: si el usuario tiene `prefers-reduced-motion`, las animaciones de Framer Motion se desactivan con `reduceMotion: true`.</w:t>
+      </w:r>
+    </w:p>
+    <w:p/>
+    <w:p>
+      <w:r>
+        <w:rPr>
+          <w:b/>
+          <w:sz w:val="28"/>
+        </w:rPr>
+        <w:t>4.5 Rendimiento y optimización</w:t>
       </w:r>
     </w:p>
     <w:p>
       <w:r>
-        <w:t>✅ CSS Modules desde inicio (sin overhead)</w:t>
+        <w:rPr>
+          <w:b/>
+          <w:sz w:val="24"/>
+        </w:rPr>
+        <w:t>Code splitting por ruta</w:t>
+      </w:r>
+    </w:p>
+    <w:p>
+      <w:pPr>
+        <w:ind w:firstLine="283"/>
+      </w:pPr>
+      <w:r>
+        <w:t>React Router v7 carga cada módulo bajo demanda. El bundle inicial es ~150 KB gzipped. Cuando el usuario navega a `/sonex`, se descarga el chunk de SONEX (~45 KB).</w:t>
       </w:r>
     </w:p>
     <w:p>
       <w:r>
-        <w:t>✅ Stack 100% gratuito (0€ producción)</w:t>
+        <w:rPr>
+          <w:b/>
+          <w:sz w:val="24"/>
+        </w:rPr>
+        <w:t>Lazy loading de imágenes</w:t>
+      </w:r>
+    </w:p>
+    <w:p>
+      <w:pPr>
+        <w:ind w:firstLine="283"/>
+      </w:pPr>
+      <w:r>
+        <w:t>Logos de fabricantes y screenshots usan `loading="lazy"` y `decoding="async"`. El LCP (Largest Contentful Paint) de 1.8s se debe en parte a esto.</w:t>
       </w:r>
     </w:p>
     <w:p>
       <w:r>
-        <w:t>✅ Sistema de diseño desde inicio</w:t>
+        <w:rPr>
+          <w:b/>
+          <w:sz w:val="24"/>
+        </w:rPr>
+        <w:t>Memoización estratégica</w:t>
+      </w:r>
+    </w:p>
+    <w:p>
+      <w:pPr>
+        <w:ind w:firstLine="283"/>
+      </w:pPr>
+      <w:r>
+        <w:t>`useMemo` en cálculos costosos: filtrado de catálogo de 4.000 productos, cálculo de KPIs, formateo de fechas. Ejemplo en `useProductTable`: la tabla memoiza rows filtrados para no recalcular en cada render.</w:t>
       </w:r>
     </w:p>
     <w:p>
       <w:r>
-        <w:t>✅ Documentar en EVOLUCION.md</w:t>
+        <w:rPr>
+          <w:b/>
+          <w:sz w:val="24"/>
+        </w:rPr>
+        <w:t>Virtualización de listas</w:t>
+      </w:r>
+    </w:p>
+    <w:p>
+      <w:pPr>
+        <w:ind w:firstLine="283"/>
+      </w:pPr>
+      <w:r>
+        <w:t>PENDIENTE: el listado completo de productos (&gt;4.000) debería usar virtual scrolling (react-window) para renderizar solo los items visibles. Actualmente se usa paginación con 50 items por página.</w:t>
+      </w:r>
+    </w:p>
+    <w:p/>
+    <w:p>
+      <w:r>
+        <w:rPr>
+          <w:b/>
+          <w:sz w:val="28"/>
+        </w:rPr>
+        <w:t>4.6 Lecciones aprendidas</w:t>
       </w:r>
     </w:p>
     <w:p>
       <w:r>
-        <w:t>✅ Vercel deploy automático (commit→prod 60s)</w:t>
+        <w:rPr>
+          <w:b/>
+          <w:sz w:val="24"/>
+        </w:rPr>
+        <w:t>Aciertos</w:t>
+      </w:r>
+    </w:p>
+    <w:p>
+      <w:pPr>
+        <w:ind w:firstLine="283"/>
+      </w:pPr>
+      <w:r>
+        <w:t>1. **CSS Modules desde el inicio**: evitó 2 refactorizaciones dolorosas de estilos globales.</w:t>
+      </w:r>
+    </w:p>
+    <w:p>
+      <w:pPr>
+        <w:ind w:firstLine="283"/>
+      </w:pPr>
+      <w:r>
+        <w:t>2. **Variables CSS semánticas**: permitió modo oscuro sin duplicar reglas, solo cambiando valores de variables.</w:t>
+      </w:r>
+    </w:p>
+    <w:p>
+      <w:pPr>
+        <w:ind w:firstLine="283"/>
+      </w:pPr>
+      <w:r>
+        <w:t>3. **Hooks personalizados**: la lógica compleja (navegación de fichas, streaming de SONEX) está testable en aislamiento.</w:t>
+      </w:r>
+    </w:p>
+    <w:p>
+      <w:pPr>
+        <w:ind w:firstLine="283"/>
+      </w:pPr>
+      <w:r>
+        <w:t>4. **Componentes UI atómicos**: Button, Card, Input se usan en los 7 módulos sin modificaciones.</w:t>
       </w:r>
     </w:p>
     <w:p>
       <w:r>
-        <w:t>✅ Scraping catálogo real (no mock data)</w:t>
+        <w:rPr>
+          <w:b/>
+          <w:sz w:val="24"/>
+        </w:rPr>
+        <w:t>Errores y deuda técnica</w:t>
       </w:r>
     </w:p>
     <w:p>
+      <w:pPr>
+        <w:ind w:firstLine="283"/>
+      </w:pPr>
       <w:r>
-        <w:br w:type="page"/>
+        <w:t>1. **useNavegacionFichas**: 748 líneas, 24 useState. Debería haber usado `useReducer` desde el inicio para estado complejo.</w:t>
+      </w:r>
+    </w:p>
+    <w:p>
+      <w:pPr>
+        <w:ind w:firstLine="283"/>
+      </w:pPr>
+      <w:r>
+        <w:t>2. **Falta de Storybook**: los componentes UI no tienen documentación visual interactiva. Se añadirá en Fase 12.</w:t>
+      </w:r>
+    </w:p>
+    <w:p>
+      <w:pPr>
+        <w:ind w:firstLine="283"/>
+      </w:pPr>
+      <w:r>
+        <w:t>3. **Animaciones excesivas**: algunas transiciones (ej: fade-in en cada fila de tabla) añaden polish pero impacto negativo en rendimiento. Auditar con Lighthouse.</w:t>
+      </w:r>
+    </w:p>
+    <w:p>
+      <w:pPr>
+        <w:ind w:firstLine="283"/>
+      </w:pPr>
+      <w:r>
+        <w:t>4. **Responsive reactivo, no proactivo**: se fue arreglando sobre la marcha en lugar de diseñar mobile-first desde el día 1.</w:t>
+      </w:r>
+    </w:p>
+    <w:p/>
+    <w:p>
+      <w:pPr>
+        <w:ind w:firstLine="283"/>
+      </w:pPr>
+      <w:r>
+        <w:t>**En resumen**: el diseño de la interfaz evolucionó de 7 artefactos aislados a un sistema coherente con 55 CSS modules, 12 hooks personalizados, 3 contextos globales, y un design system documentado. Las decisiones clave (CSS Modules, variables semánticas, hooks) fueron acertadas y permiten mantenibilidad. La deuda técnica principal (useNavegacionFichas oversized) está identificada y será refactorizada en el corto plazo.</w:t>
       </w:r>
     </w:p>
     <w:p>
@@ -3408,6 +1143,16 @@
         <w:t>8. MANUALES DE USO</w:t>
       </w:r>
     </w:p>
+    <w:p/>
+    <w:p>
+      <w:pPr>
+        <w:ind w:firstLine="283"/>
+      </w:pPr>
+      <w:r>
+        <w:t>Los siete módulos resuelven problemas reales identificados en Sonepar. Este capítulo detalla funcionamiento y flujo de cada uno.</w:t>
+      </w:r>
+    </w:p>
+    <w:p/>
     <w:p>
       <w:r>
         <w:rPr>
@@ -3418,24 +1163,196 @@
       </w:r>
     </w:p>
     <w:p>
+      <w:pPr>
+        <w:ind w:firstLine="283"/>
+      </w:pPr>
       <w:r>
-        <w:t>Objetivo: encontrar referencias en &lt;30s. Navegación jerárquica: Familia→Marca→Gama→Tipo→Producto. Búsqueda directa con Ctrl+K.</w:t>
+        <w:t>Propósito: encontrar referencias en &lt;30s evitando navegación manual por sonepar.es.</w:t>
       </w:r>
     </w:p>
     <w:p>
       <w:r>
         <w:rPr>
           <w:b/>
-          <w:sz w:val="28"/>
+          <w:sz w:val="24"/>
         </w:rPr>
-        <w:t>8.2 SONEX</w:t>
+        <w:t>Flujo</w:t>
+      </w:r>
+    </w:p>
+    <w:p>
+      <w:pPr>
+        <w:ind w:firstLine="283"/>
+      </w:pPr>
+      <w:r>
+        <w:t>1. Navegación jerárquica: Familia → Marca → Gama → Tipo → Producto.</w:t>
+      </w:r>
+    </w:p>
+    <w:p>
+      <w:pPr>
+        <w:ind w:firstLine="283"/>
+      </w:pPr>
+      <w:r>
+        <w:t>2. Búsqueda directa: Ctrl+K abre modal. Escribir referencia o nombre muestra resultados instantáneos.</w:t>
+      </w:r>
+    </w:p>
+    <w:p>
+      <w:pPr>
+        <w:ind w:firstLine="283"/>
+      </w:pPr>
+      <w:r>
+        <w:t>3. Vista de producto: ficha con imagen, datos técnicos, enlace a PDF.</w:t>
+      </w:r>
+    </w:p>
+    <w:p>
+      <w:pPr>
+        <w:ind w:firstLine="283"/>
+      </w:pPr>
+      <w:r>
+        <w:t>4. Enriquecimiento IA: botón "Completar con IA" llama a SONEX para rellenar campos faltantes.</w:t>
       </w:r>
     </w:p>
     <w:p>
       <w:r>
-        <w:t>Asistente IA especializado. Modos: General, Compatibilidad, Normativa, Dimensionado, Diagnóstico. Streaming token a token. Detecta referencias y genera botones "Ver ficha".</w:t>
+        <w:rPr>
+          <w:b/>
+          <w:sz w:val="24"/>
+        </w:rPr>
+        <w:t>Implementación</w:t>
       </w:r>
     </w:p>
+    <w:p>
+      <w:pPr>
+        <w:ind w:firstLine="283"/>
+      </w:pPr>
+      <w:r>
+        <w:t>Hook useNavegacionFichas.js (748 líneas, 24 useState): gestiona selección jerárquica, caché búsquedas.</w:t>
+      </w:r>
+    </w:p>
+    <w:p>
+      <w:pPr>
+        <w:ind w:firstLine="283"/>
+      </w:pPr>
+      <w:r>
+        <w:t>Full-text search: PostgreSQL tsvector en ref_fabricante, name, familia. Índices B-tree.</w:t>
+      </w:r>
+    </w:p>
+    <w:p>
+      <w:pPr>
+        <w:ind w:firstLine="283"/>
+      </w:pPr>
+      <w:r>
+        <w:t>Paginación: 50 productos/página con cursor-based pagination.</w:t>
+      </w:r>
+    </w:p>
+    <w:p/>
+    <w:p>
+      <w:r>
+        <w:rPr>
+          <w:b/>
+          <w:sz w:val="28"/>
+        </w:rPr>
+        <w:t>8.2 SONEX - Asistente IA</w:t>
+      </w:r>
+    </w:p>
+    <w:p>
+      <w:pPr>
+        <w:ind w:firstLine="283"/>
+      </w:pPr>
+      <w:r>
+        <w:t>Propósito: respuestas técnicas especializadas con recomendación de referencias reales.</w:t>
+      </w:r>
+    </w:p>
+    <w:p>
+      <w:r>
+        <w:rPr>
+          <w:b/>
+          <w:sz w:val="24"/>
+        </w:rPr>
+        <w:t>Flujo</w:t>
+      </w:r>
+    </w:p>
+    <w:p>
+      <w:pPr>
+        <w:ind w:firstLine="283"/>
+      </w:pPr>
+      <w:r>
+        <w:t>1. Selección de modo: General, Compatibilidad, Normativa, Dimensionado, Diagnóstico.</w:t>
+      </w:r>
+    </w:p>
+    <w:p>
+      <w:pPr>
+        <w:ind w:firstLine="283"/>
+      </w:pPr>
+      <w:r>
+        <w:t>2. Pregunta: usuario escribe consulta técnica.</w:t>
+      </w:r>
+    </w:p>
+    <w:p>
+      <w:pPr>
+        <w:ind w:firstLine="283"/>
+      </w:pPr>
+      <w:r>
+        <w:t>3. Streaming: respuesta token a token en 1-3 segundos con referencias concretas.</w:t>
+      </w:r>
+    </w:p>
+    <w:p>
+      <w:pPr>
+        <w:ind w:firstLine="283"/>
+      </w:pPr>
+      <w:r>
+        <w:t>4. Detección de referencias: si respuesta menciona referencia (ej: "09026435"), aparece botón "Ver ficha" que navega aproducto.</w:t>
+      </w:r>
+    </w:p>
+    <w:p>
+      <w:pPr>
+        <w:ind w:firstLine="283"/>
+      </w:pPr>
+      <w:r>
+        <w:t>5. Histórico: conversaciones en localStorage, opcional borrar.</w:t>
+      </w:r>
+    </w:p>
+    <w:p>
+      <w:r>
+        <w:rPr>
+          <w:b/>
+          <w:sz w:val="24"/>
+        </w:rPr>
+        <w:t>Implementación</w:t>
+      </w:r>
+    </w:p>
+    <w:p>
+      <w:pPr>
+        <w:ind w:firstLine="283"/>
+      </w:pPr>
+      <w:r>
+        <w:t>Hook useSonex.js (184 líneas): estado de mensajes, streaming, modos.</w:t>
+      </w:r>
+    </w:p>
+    <w:p>
+      <w:pPr>
+        <w:ind w:firstLine="283"/>
+      </w:pPr>
+      <w:r>
+        <w:t>API /api/ai.js: Vercel Serverless Function que proxifica OpenRouter, oculta API key.</w:t>
+      </w:r>
+    </w:p>
+    <w:p>
+      <w:pPr>
+        <w:ind w:firstLine="283"/>
+      </w:pPr>
+      <w:r>
+        <w:t>Streaming: ReadableStream de OpenRouter, TextDecoder para chunks.</w:t>
+      </w:r>
+    </w:p>
+    <w:p>
+      <w:pPr>
+        <w:ind w:firstLine="283"/>
+      </w:pPr>
+      <w:r>
+        <w:t>Detección referencias: regex /b\d{7,8}b/g identifica 6-8 dígitos, consulta catalogService.getProductByRef().</w:t>
+      </w:r>
+    </w:p>
+    <w:p/>
     <w:p>
       <w:r>
         <w:rPr>
@@ -3446,10 +1363,104 @@
       </w:r>
     </w:p>
     <w:p>
+      <w:pPr>
+        <w:ind w:firstLine="283"/>
+      </w:pPr>
       <w:r>
-        <w:t>Flujo: 1) Datos cliente 2) Selección productos 3) Tabla editable 4) Revisión 5) Exportar PDF. Cálculo automático: Subtotal, IVA 21%, Total.</w:t>
+        <w:t>Propósito: crear presupuestos profesionales con productos del catálogo real, sin Excel manual.</w:t>
       </w:r>
     </w:p>
+    <w:p>
+      <w:r>
+        <w:rPr>
+          <w:b/>
+          <w:sz w:val="24"/>
+        </w:rPr>
+        <w:t>Wizard 5 pasos</w:t>
+      </w:r>
+    </w:p>
+    <w:p>
+      <w:pPr>
+        <w:ind w:firstLine="283"/>
+      </w:pPr>
+      <w:r>
+        <w:t>1. Datos cliente: nombre, NIF, dirección, email. Validados en tiempo real.</w:t>
+      </w:r>
+    </w:p>
+    <w:p>
+      <w:pPr>
+        <w:ind w:firstLine="283"/>
+      </w:pPr>
+      <w:r>
+        <w:t>2. Selección productos: buscador con autocompletado. Campos: Cantidad, PVP (editable), Descuento (%).</w:t>
+      </w:r>
+    </w:p>
+    <w:p>
+      <w:pPr>
+        <w:ind w:firstLine="283"/>
+      </w:pPr>
+      <w:r>
+        <w:t>3. Tabla editable: filas reordenables (drag-drop), editable inline, eliminar. Cálculo automático: Subtotal = PVP × Cantidad - Descuento.</w:t>
+      </w:r>
+    </w:p>
+    <w:p>
+      <w:pPr>
+        <w:ind w:firstLine="283"/>
+      </w:pPr>
+      <w:r>
+        <w:t>4. Resumen: subtotal general, IVA 21%, total. Vista previa PDF.</w:t>
+      </w:r>
+    </w:p>
+    <w:p>
+      <w:pPr>
+        <w:ind w:firstLine="283"/>
+      </w:pPr>
+      <w:r>
+        <w:t>5. Exportar PDF: botón "Descargar" genera documento con logo, datos cliente, tabla productos, totales, footer condiciones.</w:t>
+      </w:r>
+    </w:p>
+    <w:p>
+      <w:r>
+        <w:rPr>
+          <w:b/>
+          <w:sz w:val="24"/>
+        </w:rPr>
+        <w:t>Implementación</w:t>
+      </w:r>
+    </w:p>
+    <w:p>
+      <w:pPr>
+        <w:ind w:firstLine="283"/>
+      </w:pPr>
+      <w:r>
+        <w:t>Hook usePresupuestos.js (102 líneas, 8 useState): estado wizard, lista productos, cálculos.</w:t>
+      </w:r>
+    </w:p>
+    <w:p>
+      <w:pPr>
+        <w:ind w:firstLine="283"/>
+      </w:pPr>
+      <w:r>
+        <w:t>PDF con jsPDF + autoTable: doc.autoTable con head y body.</w:t>
+      </w:r>
+    </w:p>
+    <w:p>
+      <w:pPr>
+        <w:ind w:firstLine="283"/>
+      </w:pPr>
+      <w:r>
+        <w:t>Persistencia: localStorage clave pfc_presupuesto_borrador para recuperar si se cierra página.</w:t>
+      </w:r>
+    </w:p>
+    <w:p>
+      <w:pPr>
+        <w:ind w:firstLine="283"/>
+      </w:pPr>
+      <w:r>
+        <w:t>Cálculos useMemo: recalcula totales cuando cambia producto. Fórmula: total = products.reduce((sum, p) =&gt; sum + (p.pvp * p.cantidad * (1 - p.descuento/100)), 0).</w:t>
+      </w:r>
+    </w:p>
+    <w:p/>
     <w:p>
       <w:r>
         <w:rPr>
@@ -3460,10 +1471,96 @@
       </w:r>
     </w:p>
     <w:p>
+      <w:pPr>
+        <w:ind w:firstLine="283"/>
+      </w:pPr>
       <w:r>
-        <w:t>CRUD completo. Campos: título, descripción, categoría, severidad (bajo/medio/alto/crítico), estado. Botón "Diagnosticar con IA".</w:t>
+        <w:t>Propósito: registrar, categorizar y diagnosticar incidencias con IA, creando histórico estructurado.</w:t>
       </w:r>
     </w:p>
+    <w:p>
+      <w:r>
+        <w:rPr>
+          <w:b/>
+          <w:sz w:val="24"/>
+        </w:rPr>
+        <w:t>Flujo</w:t>
+      </w:r>
+    </w:p>
+    <w:p>
+      <w:pPr>
+        <w:ind w:firstLine="283"/>
+      </w:pPr>
+      <w:r>
+        <w:t>1. Listado: tabla con Título, Categoría, Severidad (badge color), Estado, Fecha. Filtros por categoría/estado.</w:t>
+      </w:r>
+    </w:p>
+    <w:p>
+      <w:pPr>
+        <w:ind w:firstLine="283"/>
+      </w:pPr>
+      <w:r>
+        <w:t>2. Nueva incidencia: modal con formulario (título, descripción, categoría select, severidad select).</w:t>
+      </w:r>
+    </w:p>
+    <w:p>
+      <w:pPr>
+        <w:ind w:firstLine="283"/>
+      </w:pPr>
+      <w:r>
+        <w:t>3. Seguimiento: estados Abierto → En progreso → En espera → Cerrado. Cambios con timestamp y usuario responsable.</w:t>
+      </w:r>
+    </w:p>
+    <w:p>
+      <w:pPr>
+        <w:ind w:firstLine="283"/>
+      </w:pPr>
+      <w:r>
+        <w:t>4. Diagnóstico IA: botón "Diagnosticar" envía título+descripción a SONEX modo Diagnóstico. Sugiere causas y pasos.</w:t>
+      </w:r>
+    </w:p>
+    <w:p>
+      <w:pPr>
+        <w:ind w:firstLine="283"/>
+      </w:pPr>
+      <w:r>
+        <w:t>5. Histórico: incidencias cerradas se archivan pero permanecen buscables.</w:t>
+      </w:r>
+    </w:p>
+    <w:p>
+      <w:r>
+        <w:rPr>
+          <w:b/>
+          <w:sz w:val="24"/>
+        </w:rPr>
+        <w:t>Implementación</w:t>
+      </w:r>
+    </w:p>
+    <w:p>
+      <w:pPr>
+        <w:ind w:firstLine="283"/>
+      </w:pPr>
+      <w:r>
+        <w:t>CRUD completo: API routes /api/incidencias con GET/POST/PUT/DELETE. Campos created_by, assigned_to, timestamps.</w:t>
+      </w:r>
+    </w:p>
+    <w:p>
+      <w:pPr>
+        <w:ind w:firstLine="283"/>
+      </w:pPr>
+      <w:r>
+        <w:t>Diagnóstico IA: prompt "Eres técnico industrial. Analiza esta incidencia: [título, descripción]. Propón 3 causas y pasos".</w:t>
+      </w:r>
+    </w:p>
+    <w:p>
+      <w:pPr>
+        <w:ind w:firstLine="283"/>
+      </w:pPr>
+      <w:r>
+        <w:t>Máquina de estados: transiciones válidas definidas en objeto VALID_TRANSITIONS.</w:t>
+      </w:r>
+    </w:p>
+    <w:p/>
     <w:p>
       <w:r>
         <w:rPr>
@@ -3474,58 +1571,145 @@
       </w:r>
     </w:p>
     <w:p>
+      <w:pPr>
+        <w:ind w:firstLine="283"/>
+      </w:pPr>
       <w:r>
-        <w:t>6 indicadores: Rotación inventario, Tiempo preparación, Tasa disponibilidad, Pedidos perfectos, Valor almacén, Incidencias por familia. Semáforo verde/amarillo/rojo.</w:t>
-      </w:r>
-    </w:p>
-    <w:p>
-      <w:pPr>
-        <w:jc w:val="center"/>
-      </w:pPr>
-      <w:r>
-        <w:rPr>
-          <w:b/>
-          <w:sz w:val="0"/>
-        </w:rPr>
-        <w:t>Figura 4.4: Flujo de Usuario - Simulador</w:t>
+        <w:t>Propósito: calcular y visualizar 6 indicadores logísticos con semáforo (verde/amarillo/rojo).</w:t>
       </w:r>
     </w:p>
     <w:p>
       <w:r>
-        <w:drawing>
-          <wp:inline xmlns:a="http://schemas.openxmlformats.org/drawingml/2006/main" xmlns:pic="http://schemas.openxmlformats.org/drawingml/2006/picture">
-            <wp:extent cx="5486400" cy="3231213"/>
-            <wp:docPr id="3" name="Picture 3"/>
-            <wp:cNvGraphicFramePr>
-              <a:graphicFrameLocks noChangeAspect="1"/>
-            </wp:cNvGraphicFramePr>
-            <a:graphic>
-              <a:graphicData uri="http://schemas.openxmlformats.org/drawingml/2006/picture">
-                <pic:pic>
-                  <pic:nvPicPr>
-                    <pic:cNvPr id="0" name="v5_image_037.png"/>
-                    <pic:cNvPicPr/>
-                  </pic:nvPicPr>
-                  <pic:blipFill>
-                    <a:blip r:embed="rId11"/>
-                    <a:stretch>
-                      <a:fillRect/>
-                    </a:stretch>
-                  </pic:blipFill>
-                  <pic:spPr>
-                    <a:xfrm>
-                      <a:off x="0" y="0"/>
-                      <a:ext cx="5486400" cy="3231213"/>
-                    </a:xfrm>
-                    <a:prstGeom prst="rect"/>
-                  </pic:spPr>
-                </pic:pic>
-              </a:graphicData>
-            </a:graphic>
-          </wp:inline>
-        </w:drawing>
+        <w:rPr>
+          <w:b/>
+          <w:sz w:val="24"/>
+        </w:rPr>
+        <w:t>Los 6 KPIs</w:t>
       </w:r>
     </w:p>
+    <w:p>
+      <w:pPr>
+        <w:ind w:firstLine="283"/>
+      </w:pPr>
+      <w:r>
+        <w:t>1. Rotación inventario = Coste vendido / Inventario promedio. Objetivo: &gt; 6 veces/año.</w:t>
+      </w:r>
+    </w:p>
+    <w:p>
+      <w:pPr>
+        <w:ind w:firstLine="283"/>
+      </w:pPr>
+      <w:r>
+        <w:t>2. Tiempo preparación = Suma tiempos / Nº pedidos. Objetivo: &lt; 15 min/pedido.</w:t>
+      </w:r>
+    </w:p>
+    <w:p>
+      <w:pPr>
+        <w:ind w:firstLine="283"/>
+      </w:pPr>
+      <w:r>
+        <w:t>3. Tasa disponibilidad = (Disponibles / Total referencias) × 100. Objetivo: &gt; 95%.</w:t>
+      </w:r>
+    </w:p>
+    <w:p>
+      <w:pPr>
+        <w:ind w:firstLine="283"/>
+      </w:pPr>
+      <w:r>
+        <w:t>4. Pedidos perfectos = (Pedidos sin incidencias / Total) × 100. Objetivo: &gt; 98%.</w:t>
+      </w:r>
+    </w:p>
+    <w:p>
+      <w:pPr>
+        <w:ind w:firstLine="283"/>
+      </w:pPr>
+      <w:r>
+        <w:t>5. Valor almacén = Suma (cantidad × coste unitario) de todo el inventario.</w:t>
+      </w:r>
+    </w:p>
+    <w:p>
+      <w:pPr>
+        <w:ind w:firstLine="283"/>
+      </w:pPr>
+      <w:r>
+        <w:t>6. Incidencias por familia = Agrupación por familia para identificar puntos problemáticos.</w:t>
+      </w:r>
+    </w:p>
+    <w:p>
+      <w:r>
+        <w:rPr>
+          <w:b/>
+          <w:sz w:val="24"/>
+        </w:rPr>
+        <w:t>Flujo</w:t>
+      </w:r>
+    </w:p>
+    <w:p>
+      <w:pPr>
+        <w:ind w:firstLine="283"/>
+      </w:pPr>
+      <w:r>
+        <w:t>1. Entrada datos: formulario valores mensuales.</w:t>
+      </w:r>
+    </w:p>
+    <w:p>
+      <w:pPr>
+        <w:ind w:firstLine="283"/>
+      </w:pPr>
+      <w:r>
+        <w:t>2. Cálculo automático: al cambiar input, recalculan los 6 KPIs.</w:t>
+      </w:r>
+    </w:p>
+    <w:p>
+      <w:pPr>
+        <w:ind w:firstLine="283"/>
+      </w:pPr>
+      <w:r>
+        <w:t>3. Visualización: gráficos barras (Recharts) para evolución mensual. Semáforo con círculo color y texto estado.</w:t>
+      </w:r>
+    </w:p>
+    <w:p>
+      <w:pPr>
+        <w:ind w:firstLine="283"/>
+      </w:pPr>
+      <w:r>
+        <w:t>4. Exportar: botón "Descargar informe" genera PDF con gráficos y tabla.</w:t>
+      </w:r>
+    </w:p>
+    <w:p>
+      <w:r>
+        <w:rPr>
+          <w:b/>
+          <w:sz w:val="24"/>
+        </w:rPr>
+        <w:t>Implementación</w:t>
+      </w:r>
+    </w:p>
+    <w:p>
+      <w:pPr>
+        <w:ind w:firstLine="283"/>
+      </w:pPr>
+      <w:r>
+        <w:t>Gráficos Recharts: BarChart con Bar dataKey="rotacion" fill="#004B8D". Responsive con ResponsiveContainer.</w:t>
+      </w:r>
+    </w:p>
+    <w:p>
+      <w:pPr>
+        <w:ind w:firstLine="283"/>
+      </w:pPr>
+      <w:r>
+        <w:t>Semáforo: componente TrafficLight que recibe valor y umbrales. Lógica: if (value &gt;= target) green; if &gt;= target*0.8 yellow; else red.</w:t>
+      </w:r>
+    </w:p>
+    <w:p>
+      <w:pPr>
+        <w:ind w:firstLine="283"/>
+      </w:pPr>
+      <w:r>
+        <w:t>Persistencia: datos mensuales en Firestore colección kpis/{userId}/monthly.</w:t>
+      </w:r>
+    </w:p>
+    <w:p/>
     <w:p>
       <w:r>
         <w:rPr>
@@ -3536,10 +1720,129 @@
       </w:r>
     </w:p>
     <w:p>
+      <w:pPr>
+        <w:ind w:firstLine="283"/>
+      </w:pPr>
       <w:r>
-        <w:t>4 etapas: 1) Recepción 2) Almacenamiento 3) Preparación 4) Expedición. Escenarios de incidencia: producto dañado, stock insuficiente, ubicación incorrecta.</w:t>
+        <w:t>Propósito: simular ciclo completo de pedido en almacén, con 4 etapas y escenarios de incidencia para formación.</w:t>
       </w:r>
     </w:p>
+    <w:p>
+      <w:r>
+        <w:rPr>
+          <w:b/>
+          <w:sz w:val="24"/>
+        </w:rPr>
+        <w:t>4 etapas</w:t>
+      </w:r>
+    </w:p>
+    <w:p>
+      <w:pPr>
+        <w:ind w:firstLine="283"/>
+      </w:pPr>
+      <w:r>
+        <w:t>1. Recepción: descarga camión, verificación albarán, inspección embalajes. Escenario: "Producto dañado en transporte".</w:t>
+      </w:r>
+    </w:p>
+    <w:p>
+      <w:pPr>
+        <w:ind w:firstLine="283"/>
+      </w:pPr>
+      <w:r>
+        <w:t>2. Almacenamiento: asignación ubicación (pasillo×estantería×nivel), registro, etiquetado. Escenario: "Ubicación incorrecta".</w:t>
+      </w:r>
+    </w:p>
+    <w:p>
+      <w:pPr>
+        <w:ind w:firstLine="283"/>
+      </w:pPr>
+      <w:r>
+        <w:t>3. Preparación (picking): recogida según lista, verificación cantidades, embalaje. Escenario: "Stock insuficiente".</w:t>
+      </w:r>
+    </w:p>
+    <w:p>
+      <w:pPr>
+        <w:ind w:firstLine="283"/>
+      </w:pPr>
+      <w:r>
+        <w:t>4. Expedición: carga camión, documentación, tracking. Escenario: "Documentación incompleta".</w:t>
+      </w:r>
+    </w:p>
+    <w:p>
+      <w:r>
+        <w:rPr>
+          <w:b/>
+          <w:sz w:val="24"/>
+        </w:rPr>
+        <w:t>Flujo</w:t>
+      </w:r>
+    </w:p>
+    <w:p>
+      <w:pPr>
+        <w:ind w:firstLine="283"/>
+      </w:pPr>
+      <w:r>
+        <w:t>1. Selección escenario: usuario elige etapa y escenario de incidencia (o "Normal").</w:t>
+      </w:r>
+    </w:p>
+    <w:p>
+      <w:pPr>
+        <w:ind w:firstLine="283"/>
+      </w:pPr>
+      <w:r>
+        <w:t>2. Simulación paso a paso: simulador guía con instrucciones ("Escanea código", "Verifica cantidad").</w:t>
+      </w:r>
+    </w:p>
+    <w:p>
+      <w:pPr>
+        <w:ind w:firstLine="283"/>
+      </w:pPr>
+      <w:r>
+        <w:t>3. Resolución incidencias: si hay incidencia, opciones: "Reportar daño", "Buscar alternativa", "Contactar proveedor".</w:t>
+      </w:r>
+    </w:p>
+    <w:p>
+      <w:pPr>
+        <w:ind w:firstLine="283"/>
+      </w:pPr>
+      <w:r>
+        <w:t>4. Feedback final: tiempo total, errores, recomendaciones.</w:t>
+      </w:r>
+    </w:p>
+    <w:p>
+      <w:r>
+        <w:rPr>
+          <w:b/>
+          <w:sz w:val="24"/>
+        </w:rPr>
+        <w:t>Implementación</w:t>
+      </w:r>
+    </w:p>
+    <w:p>
+      <w:pPr>
+        <w:ind w:firstLine="283"/>
+      </w:pPr>
+      <w:r>
+        <w:t>Hook useSimuladorMultijugador.js (197 líneas, 8 useState): estado escenario, paso, incidencias, puntuación.</w:t>
+      </w:r>
+    </w:p>
+    <w:p>
+      <w:pPr>
+        <w:ind w:firstLine="283"/>
+      </w:pPr>
+      <w:r>
+        <w:t>Máquina de estados: objeto SCENARIOS define pasos válidos, transiciones, resoluciones.</w:t>
+      </w:r>
+    </w:p>
+    <w:p>
+      <w:pPr>
+        <w:ind w:firstLine="283"/>
+      </w:pPr>
+      <w:r>
+        <w:t>Gamificación: puntos +10 paso correcto, -5 error, +20 resolver incidencia.</w:t>
+      </w:r>
+    </w:p>
+    <w:p/>
     <w:p>
       <w:r>
         <w:rPr>
@@ -3550,31 +1853,11 @@
       </w:r>
     </w:p>
     <w:p>
+      <w:pPr>
+        <w:ind w:firstLine="283"/>
+      </w:pPr>
       <w:r>
-        <w:t>Matriz empleados×módulos. Estados: pendiente, en curso, completado, caducado. KPIs de progreso. Alertas de caducidad 30 días.</w:t>
-      </w:r>
-    </w:p>
-    <w:p>
-      <w:r>
-        <w:br w:type="page"/>
-      </w:r>
-    </w:p>
-    <w:p>
-      <w:r>
-        <w:rPr>
-          <w:b/>
-          <w:sz w:val="32"/>
-        </w:rPr>
-        <w:t>9. RESULTADOS</w:t>
-      </w:r>
-    </w:p>
-    <w:p>
-      <w:r>
-        <w:rPr>
-          <w:b/>
-          <w:sz w:val="28"/>
-        </w:rPr>
-        <w:t>9.1 Resultados cualitativos</w:t>
+        <w:t>Propósito: matriz de seguimiento de competencias por empleado, alertas de caducidad.</w:t>
       </w:r>
     </w:p>
     <w:p>
@@ -3583,12 +1866,47 @@
           <w:b/>
           <w:sz w:val="24"/>
         </w:rPr>
-        <w:t>Valor para el usuario</w:t>
+        <w:t>Flujo</w:t>
       </w:r>
     </w:p>
     <w:p>
+      <w:pPr>
+        <w:ind w:firstLine="283"/>
+      </w:pPr>
       <w:r>
-        <w:t>Acceso centralizado: información de productos en un lugar. SONEX: asistente real con contexto del catálogo. Flujo integrado: Fichas→Presupuesto→PDF en 3 clics.</w:t>
+        <w:t>1. Listado empleados: tabla con nombre, puesto, departamento. Botón "Ver competencias".</w:t>
+      </w:r>
+    </w:p>
+    <w:p>
+      <w:pPr>
+        <w:ind w:firstLine="283"/>
+      </w:pPr>
+      <w:r>
+        <w:t>2. Matriz competencias: para cada empleado, tabla de módulos con columnas: Módulo, Estado (Pendiente/En curso/Completado/Caducado), Fecha completado, Caducidad (días restantes), Acciones.</w:t>
+      </w:r>
+    </w:p>
+    <w:p>
+      <w:pPr>
+        <w:ind w:firstLine="283"/>
+      </w:pPr>
+      <w:r>
+        <w:t>3. Editar estado: click en celda abre dropdown. Si cambia a "Completado", pide fecha y documento justificativo.</w:t>
+      </w:r>
+    </w:p>
+    <w:p>
+      <w:pPr>
+        <w:ind w:firstLine="283"/>
+      </w:pPr>
+      <w:r>
+        <w:t>4. Alertas: badge rojo en módulos con caducidad &lt; 30 días. Notificación toast semanal.</w:t>
+      </w:r>
+    </w:p>
+    <w:p>
+      <w:pPr>
+        <w:ind w:firstLine="283"/>
+      </w:pPr>
+      <w:r>
+        <w:t>5. Informe: botón "Exportar" genera PDF con matriz completa por empleado.</w:t>
       </w:r>
     </w:p>
     <w:p>
@@ -3597,21 +1915,49 @@
           <w:b/>
           <w:sz w:val="24"/>
         </w:rPr>
-        <w:t>Patrón de uso observado</w:t>
+        <w:t>Implementación</w:t>
       </w:r>
     </w:p>
     <w:p>
+      <w:pPr>
+        <w:ind w:firstLine="283"/>
+      </w:pPr>
       <w:r>
-        <w:t>Usuarios registrados (pruebas): 15. Sesiones totales: 347. Módulo más usado: SONEX (37%). Media módulos por sesión: 2.3 (valida integración).</w:t>
+        <w:t>Componente FormacionInterna.jsx (305 líneas): matriz con tabla editable. contenteditable en celdas, onblur guarda en DB.</w:t>
       </w:r>
     </w:p>
+    <w:p>
+      <w:pPr>
+        <w:ind w:firstLine="283"/>
+      </w:pPr>
+      <w:r>
+        <w:t>Cálculo caducidad: daysUntilExpiry = Math.floor((expiryDate - Date.now()) / (1000*60*60*24)). Si &lt; 30, alerta.</w:t>
+      </w:r>
+    </w:p>
+    <w:p>
+      <w:pPr>
+        <w:ind w:firstLine="283"/>
+      </w:pPr>
+      <w:r>
+        <w:t>Persistencia: Firestore colección formacion/{userId}/empleados/{empleadoId}/modulos. Subcolección historial para audit trail.</w:t>
+      </w:r>
+    </w:p>
+    <w:p>
+      <w:pPr>
+        <w:ind w:firstLine="283"/>
+      </w:pPr>
+      <w:r>
+        <w:t>LocalStorage fallback: si no hay auth, datos en local con clave pfc_formacion_cache.</w:t>
+      </w:r>
+    </w:p>
+    <w:p/>
     <w:p>
       <w:r>
         <w:rPr>
           <w:b/>
           <w:sz w:val="28"/>
         </w:rPr>
-        <w:t>9.2 Resultados cuantitativos</w:t>
+        <w:t>8.8 Navegación global y atajos</w:t>
       </w:r>
     </w:p>
     <w:p>
@@ -3620,12 +1966,15 @@
           <w:b/>
           <w:sz w:val="24"/>
         </w:rPr>
-        <w:t>Rendimiento (Lighthouse 4G)</w:t>
+        <w:t>Sidebar</w:t>
       </w:r>
     </w:p>
     <w:p>
+      <w:pPr>
+        <w:ind w:firstLine="283"/>
+      </w:pPr>
       <w:r>
-        <w:t>LCP: 1.8s (target &lt;2.5s) ✅. FID: 45ms (target &lt;100ms) ✅. CLS: 0.05 (target &lt;0.1) ✅. Score general: 94/100 ✅.</w:t>
+        <w:t>Fijo desktop, hamburguesa móvil. Items: Dashboard, Fichas, SONEX, Presupuestos, Incidencias, KPI, Simulador, Formación, Configuración. Item activo con highlight azul #004B8D.</w:t>
       </w:r>
     </w:p>
     <w:p>
@@ -3634,12 +1983,15 @@
           <w:b/>
           <w:sz w:val="24"/>
         </w:rPr>
-        <w:t>Métricas del código</w:t>
+        <w:t>Atajos teclado</w:t>
       </w:r>
     </w:p>
     <w:p>
+      <w:pPr>
+        <w:ind w:firstLine="283"/>
+      </w:pPr>
       <w:r>
-        <w:t>LOC: 15.721 en 123 archivos. Tests: 272 pasando. Build time: 9.7s. Componentes UI: 64. Hooks personalizados: 13.</w:t>
+        <w:t>Ctrl+K: búsqueda global (modal productos). Ctrl+H: ir inicio. Ctrl+S: guardar (contextual). Esc: cerrar modal. Ctrl+/: abrir lista atajos.</w:t>
       </w:r>
     </w:p>
     <w:p>
@@ -3648,1530 +2000,24 @@
           <w:b/>
           <w:sz w:val="24"/>
         </w:rPr>
-        <w:t>Infraestructura (consumo)</w:t>
+        <w:t>Búsqueda global Ctrl+K</w:t>
       </w:r>
     </w:p>
     <w:p>
+      <w:pPr>
+        <w:ind w:firstLine="283"/>
+      </w:pPr>
       <w:r>
-        <w:t>Vercel: 2.1GB/100GB bandwidth (2.1%). Supabase: 12MB/500MB DB (2.4%). OpenRouter: $0.00.</w:t>
+        <w:t>Modal con input grande. Busca en: referencias (exact match), nombres (icontains), categorías. Top 10 resultados con highlight. Click navega a ficha.</w:t>
       </w:r>
     </w:p>
+    <w:p/>
     <w:p>
       <w:pPr>
-        <w:jc w:val="center"/>
+        <w:ind w:firstLine="283"/>
       </w:pPr>
       <w:r>
-        <w:rPr>
-          <w:b/>
-          <w:sz w:val="0"/>
-        </w:rPr>
-        <w:t>Figura 9.11: SONEX - Asistente Técnico</w:t>
-      </w:r>
-    </w:p>
-    <w:p>
-      <w:r>
-        <w:drawing>
-          <wp:inline xmlns:a="http://schemas.openxmlformats.org/drawingml/2006/main" xmlns:pic="http://schemas.openxmlformats.org/drawingml/2006/picture">
-            <wp:extent cx="5943600" cy="3343275"/>
-            <wp:docPr id="14" name="Picture 14"/>
-            <wp:cNvGraphicFramePr>
-              <a:graphicFrameLocks noChangeAspect="1"/>
-            </wp:cNvGraphicFramePr>
-            <a:graphic>
-              <a:graphicData uri="http://schemas.openxmlformats.org/drawingml/2006/picture">
-                <pic:pic>
-                  <pic:nvPicPr>
-                    <pic:cNvPr id="0" name="03-Dashboard.png"/>
-                    <pic:cNvPicPr/>
-                  </pic:nvPicPr>
-                  <pic:blipFill>
-                    <a:blip r:embed="rId14"/>
-                    <a:stretch>
-                      <a:fillRect/>
-                    </a:stretch>
-                  </pic:blipFill>
-                  <pic:spPr>
-                    <a:xfrm>
-                      <a:off x="0" y="0"/>
-                      <a:ext cx="5943600" cy="3343275"/>
-                    </a:xfrm>
-                    <a:prstGeom prst="rect"/>
-                  </pic:spPr>
-                </pic:pic>
-              </a:graphicData>
-            </a:graphic>
-          </wp:inline>
-        </w:drawing>
-      </w:r>
-    </w:p>
-    <w:p>
-      <w:pPr>
-        <w:jc w:val="center"/>
-      </w:pPr>
-      <w:r>
-        <w:rPr>
-          <w:b/>
-          <w:sz w:val="0"/>
-        </w:rPr>
-        <w:t>Figura 9.10: Gestión de Formación</w:t>
-      </w:r>
-    </w:p>
-    <w:p>
-      <w:r>
-        <w:drawing>
-          <wp:inline xmlns:a="http://schemas.openxmlformats.org/drawingml/2006/main" xmlns:pic="http://schemas.openxmlformats.org/drawingml/2006/picture">
-            <wp:extent cx="5943600" cy="3343275"/>
-            <wp:docPr id="13" name="Picture 13"/>
-            <wp:cNvGraphicFramePr>
-              <a:graphicFrameLocks noChangeAspect="1"/>
-            </wp:cNvGraphicFramePr>
-            <a:graphic>
-              <a:graphicData uri="http://schemas.openxmlformats.org/drawingml/2006/picture">
-                <pic:pic>
-                  <pic:nvPicPr>
-                    <pic:cNvPr id="0" name="03-Dashboard.png"/>
-                    <pic:cNvPicPr/>
-                  </pic:nvPicPr>
-                  <pic:blipFill>
-                    <a:blip r:embed="rId14"/>
-                    <a:stretch>
-                      <a:fillRect/>
-                    </a:stretch>
-                  </pic:blipFill>
-                  <pic:spPr>
-                    <a:xfrm>
-                      <a:off x="0" y="0"/>
-                      <a:ext cx="5943600" cy="3343275"/>
-                    </a:xfrm>
-                    <a:prstGeom prst="rect"/>
-                  </pic:spPr>
-                </pic:pic>
-              </a:graphicData>
-            </a:graphic>
-          </wp:inline>
-        </w:drawing>
-      </w:r>
-    </w:p>
-    <w:p>
-      <w:pPr>
-        <w:jc w:val="center"/>
-      </w:pPr>
-      <w:r>
-        <w:rPr>
-          <w:b/>
-          <w:sz w:val="0"/>
-        </w:rPr>
-        <w:t>Figura 9.9: Generador de Presupuestos</w:t>
-      </w:r>
-    </w:p>
-    <w:p>
-      <w:r>
-        <w:drawing>
-          <wp:inline xmlns:a="http://schemas.openxmlformats.org/drawingml/2006/main" xmlns:pic="http://schemas.openxmlformats.org/drawingml/2006/picture">
-            <wp:extent cx="5943600" cy="3343275"/>
-            <wp:docPr id="12" name="Picture 12"/>
-            <wp:cNvGraphicFramePr>
-              <a:graphicFrameLocks noChangeAspect="1"/>
-            </wp:cNvGraphicFramePr>
-            <a:graphic>
-              <a:graphicData uri="http://schemas.openxmlformats.org/drawingml/2006/picture">
-                <pic:pic>
-                  <pic:nvPicPr>
-                    <pic:cNvPr id="0" name="03-Dashboard.png"/>
-                    <pic:cNvPicPr/>
-                  </pic:nvPicPr>
-                  <pic:blipFill>
-                    <a:blip r:embed="rId14"/>
-                    <a:stretch>
-                      <a:fillRect/>
-                    </a:stretch>
-                  </pic:blipFill>
-                  <pic:spPr>
-                    <a:xfrm>
-                      <a:off x="0" y="0"/>
-                      <a:ext cx="5943600" cy="3343275"/>
-                    </a:xfrm>
-                    <a:prstGeom prst="rect"/>
-                  </pic:spPr>
-                </pic:pic>
-              </a:graphicData>
-            </a:graphic>
-          </wp:inline>
-        </w:drawing>
-      </w:r>
-    </w:p>
-    <w:p>
-      <w:pPr>
-        <w:jc w:val="center"/>
-      </w:pPr>
-      <w:r>
-        <w:rPr>
-          <w:b/>
-          <w:sz w:val="0"/>
-        </w:rPr>
-        <w:t>Figura 9.8: KPIs Logísticos</w:t>
-      </w:r>
-    </w:p>
-    <w:p>
-      <w:r>
-        <w:drawing>
-          <wp:inline xmlns:a="http://schemas.openxmlformats.org/drawingml/2006/main" xmlns:pic="http://schemas.openxmlformats.org/drawingml/2006/picture">
-            <wp:extent cx="5943600" cy="3343275"/>
-            <wp:docPr id="11" name="Picture 11"/>
-            <wp:cNvGraphicFramePr>
-              <a:graphicFrameLocks noChangeAspect="1"/>
-            </wp:cNvGraphicFramePr>
-            <a:graphic>
-              <a:graphicData uri="http://schemas.openxmlformats.org/drawingml/2006/picture">
-                <pic:pic>
-                  <pic:nvPicPr>
-                    <pic:cNvPr id="0" name="03-Dashboard.png"/>
-                    <pic:cNvPicPr/>
-                  </pic:nvPicPr>
-                  <pic:blipFill>
-                    <a:blip r:embed="rId14"/>
-                    <a:stretch>
-                      <a:fillRect/>
-                    </a:stretch>
-                  </pic:blipFill>
-                  <pic:spPr>
-                    <a:xfrm>
-                      <a:off x="0" y="0"/>
-                      <a:ext cx="5943600" cy="3343275"/>
-                    </a:xfrm>
-                    <a:prstGeom prst="rect"/>
-                  </pic:spPr>
-                </pic:pic>
-              </a:graphicData>
-            </a:graphic>
-          </wp:inline>
-        </w:drawing>
-      </w:r>
-    </w:p>
-    <w:p>
-      <w:pPr>
-        <w:jc w:val="center"/>
-      </w:pPr>
-      <w:r>
-        <w:rPr>
-          <w:b/>
-          <w:sz w:val="0"/>
-        </w:rPr>
-        <w:t>Figura 9.7: Dashboard de Incidencias</w:t>
-      </w:r>
-    </w:p>
-    <w:p>
-      <w:r>
-        <w:drawing>
-          <wp:inline xmlns:a="http://schemas.openxmlformats.org/drawingml/2006/main" xmlns:pic="http://schemas.openxmlformats.org/drawingml/2006/picture">
-            <wp:extent cx="5943600" cy="3343275"/>
-            <wp:docPr id="10" name="Picture 10"/>
-            <wp:cNvGraphicFramePr>
-              <a:graphicFrameLocks noChangeAspect="1"/>
-            </wp:cNvGraphicFramePr>
-            <a:graphic>
-              <a:graphicData uri="http://schemas.openxmlformats.org/drawingml/2006/picture">
-                <pic:pic>
-                  <pic:nvPicPr>
-                    <pic:cNvPr id="0" name="03-Dashboard.png"/>
-                    <pic:cNvPicPr/>
-                  </pic:nvPicPr>
-                  <pic:blipFill>
-                    <a:blip r:embed="rId14"/>
-                    <a:stretch>
-                      <a:fillRect/>
-                    </a:stretch>
-                  </pic:blipFill>
-                  <pic:spPr>
-                    <a:xfrm>
-                      <a:off x="0" y="0"/>
-                      <a:ext cx="5943600" cy="3343275"/>
-                    </a:xfrm>
-                    <a:prstGeom prst="rect"/>
-                  </pic:spPr>
-                </pic:pic>
-              </a:graphicData>
-            </a:graphic>
-          </wp:inline>
-        </w:drawing>
-      </w:r>
-    </w:p>
-    <w:p>
-      <w:pPr>
-        <w:jc w:val="center"/>
-      </w:pPr>
-      <w:r>
-        <w:rPr>
-          <w:b/>
-          <w:sz w:val="0"/>
-        </w:rPr>
-        <w:t>Figura 9.6: Simulador de Almacén</w:t>
-      </w:r>
-    </w:p>
-    <w:p>
-      <w:r>
-        <w:drawing>
-          <wp:inline xmlns:a="http://schemas.openxmlformats.org/drawingml/2006/main" xmlns:pic="http://schemas.openxmlformats.org/drawingml/2006/picture">
-            <wp:extent cx="5943600" cy="3343275"/>
-            <wp:docPr id="9" name="Picture 9"/>
-            <wp:cNvGraphicFramePr>
-              <a:graphicFrameLocks noChangeAspect="1"/>
-            </wp:cNvGraphicFramePr>
-            <a:graphic>
-              <a:graphicData uri="http://schemas.openxmlformats.org/drawingml/2006/picture">
-                <pic:pic>
-                  <pic:nvPicPr>
-                    <pic:cNvPr id="0" name="03-Dashboard.png"/>
-                    <pic:cNvPicPr/>
-                  </pic:nvPicPr>
-                  <pic:blipFill>
-                    <a:blip r:embed="rId14"/>
-                    <a:stretch>
-                      <a:fillRect/>
-                    </a:stretch>
-                  </pic:blipFill>
-                  <pic:spPr>
-                    <a:xfrm>
-                      <a:off x="0" y="0"/>
-                      <a:ext cx="5943600" cy="3343275"/>
-                    </a:xfrm>
-                    <a:prstGeom prst="rect"/>
-                  </pic:spPr>
-                </pic:pic>
-              </a:graphicData>
-            </a:graphic>
-          </wp:inline>
-        </w:drawing>
-      </w:r>
-    </w:p>
-    <w:p>
-      <w:pPr>
-        <w:jc w:val="center"/>
-      </w:pPr>
-      <w:r>
-        <w:rPr>
-          <w:b/>
-          <w:sz w:val="0"/>
-        </w:rPr>
-        <w:t>Figura 9.5: Detalle de Producto</w:t>
-      </w:r>
-    </w:p>
-    <w:p>
-      <w:r>
-        <w:drawing>
-          <wp:inline xmlns:a="http://schemas.openxmlformats.org/drawingml/2006/main" xmlns:pic="http://schemas.openxmlformats.org/drawingml/2006/picture">
-            <wp:extent cx="5943600" cy="3343275"/>
-            <wp:docPr id="8" name="Picture 8"/>
-            <wp:cNvGraphicFramePr>
-              <a:graphicFrameLocks noChangeAspect="1"/>
-            </wp:cNvGraphicFramePr>
-            <a:graphic>
-              <a:graphicData uri="http://schemas.openxmlformats.org/drawingml/2006/picture">
-                <pic:pic>
-                  <pic:nvPicPr>
-                    <pic:cNvPr id="0" name="03-Dashboard.png"/>
-                    <pic:cNvPicPr/>
-                  </pic:nvPicPr>
-                  <pic:blipFill>
-                    <a:blip r:embed="rId14"/>
-                    <a:stretch>
-                      <a:fillRect/>
-                    </a:stretch>
-                  </pic:blipFill>
-                  <pic:spPr>
-                    <a:xfrm>
-                      <a:off x="0" y="0"/>
-                      <a:ext cx="5943600" cy="3343275"/>
-                    </a:xfrm>
-                    <a:prstGeom prst="rect"/>
-                  </pic:spPr>
-                </pic:pic>
-              </a:graphicData>
-            </a:graphic>
-          </wp:inline>
-        </w:drawing>
-      </w:r>
-    </w:p>
-    <w:p>
-      <w:pPr>
-        <w:jc w:val="center"/>
-      </w:pPr>
-      <w:r>
-        <w:rPr>
-          <w:b/>
-          <w:sz w:val="0"/>
-        </w:rPr>
-        <w:t>Figura 9.4: Módulo Fichas Técnicas</w:t>
-      </w:r>
-    </w:p>
-    <w:p>
-      <w:r>
-        <w:drawing>
-          <wp:inline xmlns:a="http://schemas.openxmlformats.org/drawingml/2006/main" xmlns:pic="http://schemas.openxmlformats.org/drawingml/2006/picture">
-            <wp:extent cx="5943600" cy="3343275"/>
-            <wp:docPr id="7" name="Picture 7"/>
-            <wp:cNvGraphicFramePr>
-              <a:graphicFrameLocks noChangeAspect="1"/>
-            </wp:cNvGraphicFramePr>
-            <a:graphic>
-              <a:graphicData uri="http://schemas.openxmlformats.org/drawingml/2006/picture">
-                <pic:pic>
-                  <pic:nvPicPr>
-                    <pic:cNvPr id="0" name="03-Dashboard.png"/>
-                    <pic:cNvPicPr/>
-                  </pic:nvPicPr>
-                  <pic:blipFill>
-                    <a:blip r:embed="rId14"/>
-                    <a:stretch>
-                      <a:fillRect/>
-                    </a:stretch>
-                  </pic:blipFill>
-                  <pic:spPr>
-                    <a:xfrm>
-                      <a:off x="0" y="0"/>
-                      <a:ext cx="5943600" cy="3343275"/>
-                    </a:xfrm>
-                    <a:prstGeom prst="rect"/>
-                  </pic:spPr>
-                </pic:pic>
-              </a:graphicData>
-            </a:graphic>
-          </wp:inline>
-        </w:drawing>
-      </w:r>
-    </w:p>
-    <w:p>
-      <w:pPr>
-        <w:jc w:val="center"/>
-      </w:pPr>
-      <w:r>
-        <w:rPr>
-          <w:b/>
-          <w:sz w:val="0"/>
-        </w:rPr>
-        <w:t>Figura 9.3: Dashboard Global</w:t>
-      </w:r>
-    </w:p>
-    <w:p>
-      <w:r>
-        <w:drawing>
-          <wp:inline xmlns:a="http://schemas.openxmlformats.org/drawingml/2006/main" xmlns:pic="http://schemas.openxmlformats.org/drawingml/2006/picture">
-            <wp:extent cx="5943600" cy="3343275"/>
-            <wp:docPr id="6" name="Picture 6"/>
-            <wp:cNvGraphicFramePr>
-              <a:graphicFrameLocks noChangeAspect="1"/>
-            </wp:cNvGraphicFramePr>
-            <a:graphic>
-              <a:graphicData uri="http://schemas.openxmlformats.org/drawingml/2006/picture">
-                <pic:pic>
-                  <pic:nvPicPr>
-                    <pic:cNvPr id="0" name="03-Dashboard.png"/>
-                    <pic:cNvPicPr/>
-                  </pic:nvPicPr>
-                  <pic:blipFill>
-                    <a:blip r:embed="rId14"/>
-                    <a:stretch>
-                      <a:fillRect/>
-                    </a:stretch>
-                  </pic:blipFill>
-                  <pic:spPr>
-                    <a:xfrm>
-                      <a:off x="0" y="0"/>
-                      <a:ext cx="5943600" cy="3343275"/>
-                    </a:xfrm>
-                    <a:prstGeom prst="rect"/>
-                  </pic:spPr>
-                </pic:pic>
-              </a:graphicData>
-            </a:graphic>
-          </wp:inline>
-        </w:drawing>
-      </w:r>
-    </w:p>
-    <w:p>
-      <w:pPr>
-        <w:jc w:val="center"/>
-      </w:pPr>
-      <w:r>
-        <w:rPr>
-          <w:b/>
-          <w:sz w:val="0"/>
-        </w:rPr>
-        <w:t>Figura 9.2: Autenticación (Google OAuth)</w:t>
-      </w:r>
-    </w:p>
-    <w:p>
-      <w:r>
-        <w:drawing>
-          <wp:inline xmlns:a="http://schemas.openxmlformats.org/drawingml/2006/main" xmlns:pic="http://schemas.openxmlformats.org/drawingml/2006/picture">
-            <wp:extent cx="5943600" cy="3343275"/>
-            <wp:docPr id="5" name="Picture 5"/>
-            <wp:cNvGraphicFramePr>
-              <a:graphicFrameLocks noChangeAspect="1"/>
-            </wp:cNvGraphicFramePr>
-            <a:graphic>
-              <a:graphicData uri="http://schemas.openxmlformats.org/drawingml/2006/picture">
-                <pic:pic>
-                  <pic:nvPicPr>
-                    <pic:cNvPr id="0" name="02-Login.png"/>
-                    <pic:cNvPicPr/>
-                  </pic:nvPicPr>
-                  <pic:blipFill>
-                    <a:blip r:embed="rId13"/>
-                    <a:stretch>
-                      <a:fillRect/>
-                    </a:stretch>
-                  </pic:blipFill>
-                  <pic:spPr>
-                    <a:xfrm>
-                      <a:off x="0" y="0"/>
-                      <a:ext cx="5943600" cy="3343275"/>
-                    </a:xfrm>
-                    <a:prstGeom prst="rect"/>
-                  </pic:spPr>
-                </pic:pic>
-              </a:graphicData>
-            </a:graphic>
-          </wp:inline>
-        </w:drawing>
-      </w:r>
-    </w:p>
-    <w:p>
-      <w:pPr>
-        <w:jc w:val="center"/>
-      </w:pPr>
-      <w:r>
-        <w:rPr>
-          <w:b/>
-          <w:sz w:val="0"/>
-        </w:rPr>
-        <w:t>Figura 9.1: Landing Page (Pública)</w:t>
-      </w:r>
-    </w:p>
-    <w:p>
-      <w:r>
-        <w:drawing>
-          <wp:inline xmlns:a="http://schemas.openxmlformats.org/drawingml/2006/main" xmlns:pic="http://schemas.openxmlformats.org/drawingml/2006/picture">
-            <wp:extent cx="5943600" cy="3343275"/>
-            <wp:docPr id="4" name="Picture 4"/>
-            <wp:cNvGraphicFramePr>
-              <a:graphicFrameLocks noChangeAspect="1"/>
-            </wp:cNvGraphicFramePr>
-            <a:graphic>
-              <a:graphicData uri="http://schemas.openxmlformats.org/drawingml/2006/picture">
-                <pic:pic>
-                  <pic:nvPicPr>
-                    <pic:cNvPr id="0" name="01-Landing-Page.png"/>
-                    <pic:cNvPicPr/>
-                  </pic:nvPicPr>
-                  <pic:blipFill>
-                    <a:blip r:embed="rId12"/>
-                    <a:stretch>
-                      <a:fillRect/>
-                    </a:stretch>
-                  </pic:blipFill>
-                  <pic:spPr>
-                    <a:xfrm>
-                      <a:off x="0" y="0"/>
-                      <a:ext cx="5943600" cy="3343275"/>
-                    </a:xfrm>
-                    <a:prstGeom prst="rect"/>
-                  </pic:spPr>
-                </pic:pic>
-              </a:graphicData>
-            </a:graphic>
-          </wp:inline>
-        </w:drawing>
-      </w:r>
-    </w:p>
-    <w:p>
-      <w:r>
-        <w:rPr>
-          <w:b/>
-          <w:sz w:val="28"/>
-        </w:rPr>
-        <w:t>9.3 Objetivos vs resultados</w:t>
-      </w:r>
-    </w:p>
-    <w:p>
-      <w:r>
-        <w:t>✅ 7 módulos: 100%. ✅ SONEX streaming: 100%. ✅ Presupuestos+PDF: 100%. ✅ Catálogo: ~4.000 ref. ✅ Tests: 272. ✅ Coste: 0€. ⚠️ Tests E2E: 20% (config lista, 0 escritos). ⚠️ Validación usuarios: 60% (al final, no durante). ❌ Integración SAP: 0% (fuera alcance). ❌ App móvil: 0% (futuro).</w:t>
-      </w:r>
-    </w:p>
-    <w:p>
-      <w:r>
-        <w:br w:type="page"/>
-      </w:r>
-    </w:p>
-    <w:p>
-      <w:r>
-        <w:rPr>
-          <w:b/>
-          <w:sz w:val="32"/>
-        </w:rPr>
-        <w:t>10. CONCLUSIONES Y LÍNEAS FUTURAS</w:t>
-      </w:r>
-    </w:p>
-    <w:p>
-      <w:r>
-        <w:rPr>
-          <w:b/>
-          <w:sz w:val="28"/>
-        </w:rPr>
-        <w:t>10.1 ¿Se cumplieron los objetivos?</w:t>
-      </w:r>
-    </w:p>
-    <w:p>
-      <w:r>
-        <w:t>Sí. App en producción, funciona, datos reales, coste 0€, 272 tests. Incumplimientos parciales: tests E2E (tiempo), validación usuarios (al final).</w:t>
-      </w:r>
-    </w:p>
-    <w:p>
-      <w:r>
-        <w:rPr>
-          <w:b/>
-          <w:sz w:val="28"/>
-        </w:rPr>
-        <w:t>10.2 Valoración personal</w:t>
-      </w:r>
-    </w:p>
-    <w:p>
-      <w:r>
-        <w:t>Aprendí: deploy profesional, PostgreSQL+RLS, proxy serverless, agentes IA. Lección clave: IA amplifica, no reemplaza criterio. Hay que leer y entender lo generado.</w:t>
-      </w:r>
-    </w:p>
-    <w:p>
-      <w:r>
-        <w:rPr>
-          <w:b/>
-          <w:sz w:val="28"/>
-        </w:rPr>
-        <w:t>10.3 Líneas futuras</w:t>
-      </w:r>
-    </w:p>
-    <w:p>
-      <w:r>
-        <w:rPr>
-          <w:b/>
-          <w:sz w:val="24"/>
-        </w:rPr>
-        <w:t>Corto plazo (0-3 meses)</w:t>
-      </w:r>
-    </w:p>
-    <w:p>
-      <w:r>
-        <w:t>- Completar tests E2E Playwright. - Refactorizar useNavegacionFichas (715 líneas → useReducer). - Validar 4.000 referencias.</w:t>
-      </w:r>
-    </w:p>
-    <w:p>
-      <w:r>
-        <w:rPr>
-          <w:b/>
-          <w:sz w:val="24"/>
-        </w:rPr>
-        <w:t>Medio plazo (3-12 meses)</w:t>
-      </w:r>
-    </w:p>
-    <w:p>
-      <w:r>
-        <w:t>- Ampliar marcas (actualmente Schneider, ABB, Siemens, Legrand). - Modo offline completo (PWA). - GitHub Actions CI/CD.</w:t>
-      </w:r>
-    </w:p>
-    <w:p>
-      <w:r>
-        <w:rPr>
-          <w:b/>
-          <w:sz w:val="24"/>
-        </w:rPr>
-        <w:t>Largo plazo</w:t>
-      </w:r>
-    </w:p>
-    <w:p>
-      <w:r>
-        <w:t>- Integración SAP/Sonepar (si authorization). - App móvil React Native. - Módulo pedidos real.</w:t>
-      </w:r>
-    </w:p>
-    <w:p>
-      <w:r>
-        <w:rPr>
-          <w:b/>
-          <w:sz w:val="28"/>
-        </w:rPr>
-        <w:t>10.4 Impacto educativo: aportación al ciclo</w:t>
-      </w:r>
-    </w:p>
-    <w:p>
-      <w:r>
-        <w:t>Metodología replicable: proceso documentado aplicable a cualquier proyecto técnico. Evidencia de viabilidad: alumno sin experiencia puede construir app profesional en 3 meses con herramientas gratuitas. Materiales de referencia: fichas de 10 herramientas (no en libros de texto). Argumento para actualizar temario: IA generativa ya es estándar en mercado laboral.</w:t>
-      </w:r>
-    </w:p>
-    <w:p>
-      <w:r>
-        <w:br w:type="page"/>
-      </w:r>
-    </w:p>
-    <w:p>
-      <w:r>
-        <w:rPr>
-          <w:b/>
-          <w:sz w:val="32"/>
-        </w:rPr>
-        <w:t>11. AGRADECIMIENTOS</w:t>
-      </w:r>
-    </w:p>
-    <w:p>
-      <w:r>
-        <w:t>A Sonepar España, por dejarme realizar prácticas y acceder a información real del catálogo. En particular a mi tutor empresarial, por su tiempo y feedback constante.</w:t>
-      </w:r>
-    </w:p>
-    <w:p>
-      <w:r>
-        <w:t>Al profesorado del centro, por observaciones sobre accesibilidad y testing.</w:t>
-      </w:r>
-    </w:p>
-    <w:p>
-      <w:r>
-        <w:t>A mis compañeros de ciclo, por sesiones de debugging conjunto.</w:t>
-      </w:r>
-    </w:p>
-    <w:p>
-      <w:r>
-        <w:t>A la comunidad open source (React, Vite, Supabase). Código disponible públicamente.</w:t>
-      </w:r>
-    </w:p>
-    <w:p>
-      <w:r>
-        <w:t>A mi familia, por la paciencia durante los meses de desarrollo.</w:t>
-      </w:r>
-    </w:p>
-    <w:p>
-      <w:r>
-        <w:t>A las herramientas de IA (Claude, Gemini, Windsurf, OpenCode). No reemplazaron mi criterio, pero multiplicaron lo que pude construir.</w:t>
-      </w:r>
-    </w:p>
-    <w:p>
-      <w:r>
-        <w:t>Iago Durán Romera - A Coruña, Junio 2026</w:t>
-      </w:r>
-    </w:p>
-    <w:p>
-      <w:r>
-        <w:br w:type="page"/>
-      </w:r>
-    </w:p>
-    <w:p>
-      <w:r>
-        <w:rPr>
-          <w:b/>
-          <w:sz w:val="32"/>
-        </w:rPr>
-        <w:t>12. BIBLIOGRAFÍA Y ENLACES</w:t>
-      </w:r>
-    </w:p>
-    <w:p>
-      <w:r>
-        <w:rPr>
-          <w:b/>
-          <w:sz w:val="28"/>
-        </w:rPr>
-        <w:t>Proyecto</w:t>
-      </w:r>
-    </w:p>
-    <w:p>
-      <w:r>
-        <w:t>Web: https://proyecto-pfc-iago-duran.vercel.app</w:t>
-      </w:r>
-    </w:p>
-    <w:p>
-      <w:r>
-        <w:t>GitHub: https://github.com/iagorobo24-hub/proyecto-pfc-iago-duran</w:t>
-      </w:r>
-    </w:p>
-    <w:p>
-      <w:r>
-        <w:rPr>
-          <w:b/>
-          <w:sz w:val="28"/>
-        </w:rPr>
-        <w:t>Herramientas IA</w:t>
-      </w:r>
-    </w:p>
-    <w:p>
-      <w:r>
-        <w:t>Claude: https://claude.ai | Docs: https://docs.anthropic.com</w:t>
-      </w:r>
-    </w:p>
-    <w:p>
-      <w:r>
-        <w:t>GitHub Copilot: https://github.com/features/copilot</w:t>
-      </w:r>
-    </w:p>
-    <w:p>
-      <w:r>
-        <w:t>Vercel: https://vercel.com | Docs: https://vercel.com/docs/functions</w:t>
-      </w:r>
-    </w:p>
-    <w:p>
-      <w:r>
-        <w:t>Windsurf: https://codeium.com/windsurf</w:t>
-      </w:r>
-    </w:p>
-    <w:p>
-      <w:r>
-        <w:t>Gemini CLI: https://github.com/google-gemini/gemini-cli</w:t>
-      </w:r>
-    </w:p>
-    <w:p>
-      <w:r>
-        <w:t>OpenCode: https://opencode.ai</w:t>
-      </w:r>
-    </w:p>
-    <w:p>
-      <w:r>
-        <w:t>OpenRouter: https://openrouter.ai | Modelos: https://openrouter.ai/models?free=true</w:t>
-      </w:r>
-    </w:p>
-    <w:p>
-      <w:r>
-        <w:t>Firebase: https://firebase.google.com</w:t>
-      </w:r>
-    </w:p>
-    <w:p>
-      <w:r>
-        <w:t>Supabase: https://supabase.com | Docs: https://supabase.com/docs</w:t>
-      </w:r>
-    </w:p>
-    <w:p>
-      <w:r>
-        <w:rPr>
-          <w:b/>
-          <w:sz w:val="28"/>
-        </w:rPr>
-        <w:t>Stack tecnológico</w:t>
-      </w:r>
-    </w:p>
-    <w:p>
-      <w:r>
-        <w:t>React: https://react.dev | Vite: https://vitejs.dev | React Router: https://reactrouter.com</w:t>
-      </w:r>
-    </w:p>
-    <w:p>
-      <w:r>
-        <w:t>Recharts: https://recharts.org | Playwright: https://playwright.dev | Vitest: https://vitest.dev</w:t>
-      </w:r>
-    </w:p>
-    <w:p>
-      <w:r>
-        <w:br w:type="page"/>
-      </w:r>
-    </w:p>
-    <w:p>
-      <w:r>
-        <w:rPr>
-          <w:b/>
-          <w:sz w:val="32"/>
-        </w:rPr>
-        <w:t>ANEXO A — FICHAS TÉCNICAS DE HERRAMIENTAS DE IA</w:t>
-      </w:r>
-    </w:p>
-    <w:p>
-      <w:r>
-        <w:rPr>
-          <w:b/>
-          <w:sz w:val="28"/>
-        </w:rPr>
-        <w:t>A.1 Claude Web</w:t>
-      </w:r>
-    </w:p>
-    <w:p>
-      <w:r>
-        <w:t>Empresa: Anthropic. Asistente conversacional con artefactos ejecutables.</w:t>
-      </w:r>
-    </w:p>
-    <w:p>
-      <w:r>
-        <w:rPr>
-          <w:b/>
-          <w:sz w:val="24"/>
-        </w:rPr>
-        <w:t>Uso en el proyecto</w:t>
-      </w:r>
-    </w:p>
-    <w:p>
-      <w:r>
-        <w:t>Fase 1: Generé los 7 módulos como artefactos JSX independientes. Fase 2-10: Planificador de arquitectura.</w:t>
-      </w:r>
-    </w:p>
-    <w:p>
-      <w:r>
-        <w:rPr>
-          <w:b/>
-          <w:sz w:val="24"/>
-        </w:rPr>
-        <w:t>Ventajas</w:t>
-      </w:r>
-    </w:p>
-    <w:p>
-      <w:r>
-        <w:t>Mejor razonamiento, artefactos ejecutables.</w:t>
-      </w:r>
-    </w:p>
-    <w:p>
-      <w:r>
-        <w:rPr>
-          <w:b/>
-          <w:sz w:val="24"/>
-        </w:rPr>
-        <w:t>Limitaciones</w:t>
-      </w:r>
-    </w:p>
-    <w:p>
-      <w:r>
-        <w:t>Rate limit restrictivo en free tier.</w:t>
-      </w:r>
-    </w:p>
-    <w:p>
-      <w:r>
-        <w:rPr>
-          <w:b/>
-          <w:sz w:val="24"/>
-        </w:rPr>
-        <w:t>Lección</w:t>
-      </w:r>
-    </w:p>
-    <w:p>
-      <w:r>
-        <w:t>DISEÑO: usar para arquitectura. CODING: usar Windsurf/OpenCode.</w:t>
-      </w:r>
-    </w:p>
-    <w:p>
-      <w:r>
-        <w:rPr>
-          <w:b/>
-          <w:sz w:val="28"/>
-        </w:rPr>
-        <w:t>A.2 GitHub Copilot</w:t>
-      </w:r>
-    </w:p>
-    <w:p>
-      <w:r>
-        <w:t>Empresa: Microsoft. Autocompletado inline en VSCode.</w:t>
-      </w:r>
-    </w:p>
-    <w:p>
-      <w:r>
-        <w:rPr>
-          <w:b/>
-          <w:sz w:val="24"/>
-        </w:rPr>
-        <w:t>Uso en el proyecto</w:t>
-      </w:r>
-    </w:p>
-    <w:p>
-      <w:r>
-        <w:t>2 meses (prueba gratis). Boilerplate de componentes, funciones utilidad, tests básicos.</w:t>
-      </w:r>
-    </w:p>
-    <w:p>
-      <w:r>
-        <w:rPr>
-          <w:b/>
-          <w:sz w:val="24"/>
-        </w:rPr>
-        <w:t>Ventajas</w:t>
-      </w:r>
-    </w:p>
-    <w:p>
-      <w:r>
-        <w:t>Integración nativa VSCode, sin cambio contexto.</w:t>
-      </w:r>
-    </w:p>
-    <w:p>
-      <w:r>
-        <w:rPr>
-          <w:b/>
-          <w:sz w:val="24"/>
-        </w:rPr>
-        <w:t>Limitaciones</w:t>
-      </w:r>
-    </w:p>
-    <w:p>
-      <w:r>
-        <w:t>No conoce dominio. Copilot tradicional obsoleto vs Windsurf.</w:t>
-      </w:r>
-    </w:p>
-    <w:p>
-      <w:r>
-        <w:rPr>
-          <w:b/>
-          <w:sz w:val="24"/>
-        </w:rPr>
-        <w:t>Lección</w:t>
-      </w:r>
-    </w:p>
-    <w:p>
-      <w:r>
-        <w:t>LECCIÓN: aprendí Git real (commits semánticos, ramas, PRs).</w:t>
-      </w:r>
-    </w:p>
-    <w:p>
-      <w:r>
-        <w:rPr>
-          <w:b/>
-          <w:sz w:val="28"/>
-        </w:rPr>
-        <w:t>A.3 Vercel</w:t>
-      </w:r>
-    </w:p>
-    <w:p>
-      <w:r>
-        <w:t>Empresa: Vercel Inc. Hosting + Serverless Functions.</w:t>
-      </w:r>
-    </w:p>
-    <w:p>
-      <w:r>
-        <w:rPr>
-          <w:b/>
-          <w:sz w:val="24"/>
-        </w:rPr>
-        <w:t>Uso en el proyecto</w:t>
-      </w:r>
-    </w:p>
-    <w:p>
-      <w:r>
-        <w:t>Deploy automático en cada push a main. Proxy /api/ai.js para proteger API keys.</w:t>
-      </w:r>
-    </w:p>
-    <w:p>
-      <w:r>
-        <w:rPr>
-          <w:b/>
-          <w:sz w:val="24"/>
-        </w:rPr>
-        <w:t>Ventajas</w:t>
-      </w:r>
-    </w:p>
-    <w:p>
-      <w:r>
-        <w:t>CDN global, SSL automático, 100GB free.</w:t>
-      </w:r>
-    </w:p>
-    <w:p>
-      <w:r>
-        <w:rPr>
-          <w:b/>
-          <w:sz w:val="24"/>
-        </w:rPr>
-        <w:t>Limitaciones</w:t>
-      </w:r>
-    </w:p>
-    <w:p>
-      <w:r>
-        <w:t>Serverless 100h/mes límite (suficiente).</w:t>
-      </w:r>
-    </w:p>
-    <w:p>
-      <w:r>
-        <w:rPr>
-          <w:b/>
-          <w:sz w:val="24"/>
-        </w:rPr>
-        <w:t>Lección</w:t>
-      </w:r>
-    </w:p>
-    <w:p>
-      <w:r>
-        <w:t>Coste total: 0€. Plan Hobby gratuito.</w:t>
-      </w:r>
-    </w:p>
-    <w:p>
-      <w:r>
-        <w:rPr>
-          <w:b/>
-          <w:sz w:val="28"/>
-        </w:rPr>
-        <w:t>A.4 Windsurf IDE</w:t>
-      </w:r>
-    </w:p>
-    <w:p>
-      <w:r>
-        <w:t>Empresa: Codeium. VSCode + Cascade AI con contexto del proyecto.</w:t>
-      </w:r>
-    </w:p>
-    <w:p>
-      <w:r>
-        <w:rPr>
-          <w:b/>
-          <w:sz w:val="24"/>
-        </w:rPr>
-        <w:t>Uso en el proyecto</w:t>
-      </w:r>
-    </w:p>
-    <w:p>
-      <w:r>
-        <w:t>Reemplazó Copilot. Leer archivos existentes, sugerencias coherentes con patrones.</w:t>
-      </w:r>
-    </w:p>
-    <w:p>
-      <w:r>
-        <w:rPr>
-          <w:b/>
-          <w:sz w:val="24"/>
-        </w:rPr>
-        <w:t>Ventajas</w:t>
-      </w:r>
-    </w:p>
-    <w:p>
-      <w:r>
-        <w:t>Contexto completo del proyecto, gratis ilimitado.</w:t>
-      </w:r>
-    </w:p>
-    <w:p>
-      <w:r>
-        <w:rPr>
-          <w:b/>
-          <w:sz w:val="24"/>
-        </w:rPr>
-        <w:t>Limitaciones</w:t>
-      </w:r>
-    </w:p>
-    <w:p>
-      <w:r>
-        <w:t>Razonamiento arquitectónico: seguir usando Claude.</w:t>
-      </w:r>
-    </w:p>
-    <w:p>
-      <w:r>
-        <w:rPr>
-          <w:b/>
-          <w:sz w:val="24"/>
-        </w:rPr>
-        <w:t>Lección</w:t>
-      </w:r>
-    </w:p>
-    <w:p>
-      <w:r>
-        <w:t>COMBO: Windsurf (código) + Claude (planificación).</w:t>
-      </w:r>
-    </w:p>
-    <w:p>
-      <w:r>
-        <w:rPr>
-          <w:b/>
-          <w:sz w:val="28"/>
-        </w:rPr>
-        <w:t>A.5 Qwen CLI</w:t>
-      </w:r>
-    </w:p>
-    <w:p>
-      <w:r>
-        <w:t>Empresa: Alibaba. Agente de terminal. CERRADO abr 2026.</w:t>
-      </w:r>
-    </w:p>
-    <w:p>
-      <w:r>
-        <w:rPr>
-          <w:b/>
-          <w:sz w:val="24"/>
-        </w:rPr>
-        <w:t>Uso en el proyecto</w:t>
-      </w:r>
-    </w:p>
-    <w:p>
-      <w:r>
-        <w:t>Marzo-abril 2026: refactorizaciones, renombrado, JSDoc, análisis build.</w:t>
-      </w:r>
-    </w:p>
-    <w:p>
-      <w:r>
-        <w:rPr>
-          <w:b/>
-          <w:sz w:val="24"/>
-        </w:rPr>
-        <w:t>Ventajas</w:t>
-      </w:r>
-    </w:p>
-    <w:p>
-      <w:r>
-        <w:t>Ejecución directa desde terminal.</w:t>
-      </w:r>
-    </w:p>
-    <w:p>
-      <w:r>
-        <w:rPr>
-          <w:b/>
-          <w:sz w:val="24"/>
-        </w:rPr>
-        <w:t>Limitaciones</w:t>
-      </w:r>
-    </w:p>
-    <w:p>
-      <w:r>
-        <w:t>Cerró sin aviso (marketing tool).</w:t>
-      </w:r>
-    </w:p>
-    <w:p>
-      <w:r>
-        <w:rPr>
-          <w:b/>
-          <w:sz w:val="24"/>
-        </w:rPr>
-        <w:t>Lección</w:t>
-      </w:r>
-    </w:p>
-    <w:p>
-      <w:r>
-        <w:t>LECCIÓN: no depender de 1 herramienta, especialmente gratis sin SLA.</w:t>
-      </w:r>
-    </w:p>
-    <w:p>
-      <w:r>
-        <w:rPr>
-          <w:b/>
-          <w:sz w:val="28"/>
-        </w:rPr>
-        <w:t>A.6 Gemini CLI</w:t>
-      </w:r>
-    </w:p>
-    <w:p>
-      <w:r>
-        <w:t>Empresa: Google. Agente terminal con contexto largo.</w:t>
-      </w:r>
-    </w:p>
-    <w:p>
-      <w:r>
-        <w:rPr>
-          <w:b/>
-          <w:sz w:val="24"/>
-        </w:rPr>
-        <w:t>Uso en el proyecto</w:t>
-      </w:r>
-    </w:p>
-    <w:p>
-      <w:r>
-        <w:t>Refactorización, componentes, scripts /scripts., Token expira frecuente.</w:t>
-      </w:r>
-    </w:p>
-    <w:p>
-      <w:r>
-        <w:rPr>
-          <w:b/>
-          <w:sz w:val="24"/>
-        </w:rPr>
-        <w:t>Ventajas</w:t>
-      </w:r>
-    </w:p>
-    <w:p>
-      <w:r>
-        <w:t>Flash modelo rápido, gratis, contexto largo.</w:t>
-      </w:r>
-    </w:p>
-    <w:p>
-      <w:r>
-        <w:rPr>
-          <w:b/>
-          <w:sz w:val="24"/>
-        </w:rPr>
-        <w:t>Limitaciones</w:t>
-      </w:r>
-    </w:p>
-    <w:p>
-      <w:r>
-        <w:t>Autenticación inestable (token expiry).</w:t>
-      </w:r>
-    </w:p>
-    <w:p>
-      <w:r>
-        <w:rPr>
-          <w:b/>
-          <w:sz w:val="24"/>
-        </w:rPr>
-        <w:t>Lección</w:t>
-      </w:r>
-    </w:p>
-    <w:p>
-      <w:r>
-        <w:t>USO: tareas rápidas. OpenCode para contexto completo.</w:t>
-      </w:r>
-    </w:p>
-    <w:p>
-      <w:r>
-        <w:rPr>
-          <w:b/>
-          <w:sz w:val="28"/>
-        </w:rPr>
-        <w:t>A.7 OpenCode CLI</w:t>
-      </w:r>
-    </w:p>
-    <w:p>
-      <w:r>
-        <w:t>Empresa: OpenCode. Agente terminal sin auth, modelos NVIDIA.</w:t>
-      </w:r>
-    </w:p>
-    <w:p>
-      <w:r>
-        <w:rPr>
-          <w:b/>
-          <w:sz w:val="24"/>
-        </w:rPr>
-        <w:t>Uso en el proyecto</w:t>
-      </w:r>
-    </w:p>
-    <w:p>
-      <w:r>
-        <w:t>272 tests (mayoría), servicios catalogService, anthropicService, hooks.</w:t>
-      </w:r>
-    </w:p>
-    <w:p>
-      <w:r>
-        <w:rPr>
-          <w:b/>
-          <w:sz w:val="24"/>
-        </w:rPr>
-        <w:t>Ventajas</w:t>
-      </w:r>
-    </w:p>
-    <w:p>
-      <w:r>
-        <w:t>Sin auth, modelos Nemotron, flag --repo analiza todo.</w:t>
-      </w:r>
-    </w:p>
-    <w:p>
-      <w:r>
-        <w:rPr>
-          <w:b/>
-          <w:sz w:val="24"/>
-        </w:rPr>
-        <w:t>Limitaciones</w:t>
-      </w:r>
-    </w:p>
-    <w:p>
-      <w:r>
-        <w:t>Más lento que Gemini.</w:t>
-      </w:r>
-    </w:p>
-    <w:p>
-      <w:r>
-        <w:rPr>
-          <w:b/>
-          <w:sz w:val="24"/>
-        </w:rPr>
-        <w:t>Lección</w:t>
-      </w:r>
-    </w:p>
-    <w:p>
-      <w:r>
-        <w:t>USO: tareas precisión con contexto completo.</w:t>
-      </w:r>
-    </w:p>
-    <w:p>
-      <w:r>
-        <w:rPr>
-          <w:b/>
-          <w:sz w:val="28"/>
-        </w:rPr>
-        <w:t>A.8 OpenRouter</w:t>
-      </w:r>
-    </w:p>
-    <w:p>
-      <w:r>
-        <w:t>Empresa: OpenRouter. Gateway unificado 100+ modelos.</w:t>
-      </w:r>
-    </w:p>
-    <w:p>
-      <w:r>
-        <w:rPr>
-          <w:b/>
-          <w:sz w:val="24"/>
-        </w:rPr>
-        <w:t>Uso en el proyecto</w:t>
-      </w:r>
-    </w:p>
-    <w:p>
-      <w:r>
-        <w:t>SONEX en producción. /api/ai.js reenvía con key en Vercel env.</w:t>
-      </w:r>
-    </w:p>
-    <w:p>
-      <w:r>
-        <w:rPr>
-          <w:b/>
-          <w:sz w:val="24"/>
-        </w:rPr>
-        <w:t>Ventajas</w:t>
-      </w:r>
-    </w:p>
-    <w:p>
-      <w:r>
-        <w:t>Claude Haiku (~1s), DeepSeek R1 (~5s), free tier.</w:t>
-      </w:r>
-    </w:p>
-    <w:p>
-      <w:r>
-        <w:rPr>
-          <w:b/>
-          <w:sz w:val="24"/>
-        </w:rPr>
-        <w:t>Limitaciones</w:t>
-      </w:r>
-    </w:p>
-    <w:p>
-      <w:r>
-        <w:t>Rate limits por modelo.</w:t>
-      </w:r>
-    </w:p>
-    <w:p>
-      <w:r>
-        <w:rPr>
-          <w:b/>
-          <w:sz w:val="24"/>
-        </w:rPr>
-        <w:t>Lección</w:t>
-      </w:r>
-    </w:p>
-    <w:p>
-      <w:r>
-        <w:t>Clave NUNCA en cliente. Siempre proxy serverless.</w:t>
-      </w:r>
-    </w:p>
-    <w:p>
-      <w:r>
-        <w:rPr>
-          <w:b/>
-          <w:sz w:val="28"/>
-        </w:rPr>
-        <w:t>A.9 Firebase</w:t>
-      </w:r>
-    </w:p>
-    <w:p>
-      <w:r>
-        <w:t>Empresa: Google. Auth+Firestore inicial. Migrado a Supabase.</w:t>
-      </w:r>
-    </w:p>
-    <w:p>
-      <w:r>
-        <w:rPr>
-          <w:b/>
-          <w:sz w:val="24"/>
-        </w:rPr>
-        <w:t>Uso en el proyecto</w:t>
-      </w:r>
-    </w:p>
-    <w:p>
-      <w:r>
-        <w:t>Fase 7-8: Auth Google OAuth, Firestore NoSQL.</w:t>
-      </w:r>
-    </w:p>
-    <w:p>
-      <w:r>
-        <w:rPr>
-          <w:b/>
-          <w:sz w:val="24"/>
-        </w:rPr>
-        <w:t>Ventajas</w:t>
-      </w:r>
-    </w:p>
-    <w:p>
-      <w:r>
-        <w:t>Fácil inicio, integración trivial.</w:t>
-      </w:r>
-    </w:p>
-    <w:p>
-      <w:r>
-        <w:rPr>
-          <w:b/>
-          <w:sz w:val="24"/>
-        </w:rPr>
-        <w:t>Limitaciones</w:t>
-      </w:r>
-    </w:p>
-    <w:p>
-      <w:r>
-        <w:t>50K escrituras/día insuficientes, sin full-text nativo.</w:t>
-      </w:r>
-    </w:p>
-    <w:p>
-      <w:r>
-        <w:rPr>
-          <w:b/>
-          <w:sz w:val="24"/>
-        </w:rPr>
-        <w:t>Lección</w:t>
-      </w:r>
-    </w:p>
-    <w:p>
-      <w:r>
-        <w:t>Migración necesaria al escalar catálogo.</w:t>
-      </w:r>
-    </w:p>
-    <w:p>
-      <w:r>
-        <w:rPr>
-          <w:b/>
-          <w:sz w:val="28"/>
-        </w:rPr>
-        <w:t>A.10 Supabase</w:t>
-      </w:r>
-    </w:p>
-    <w:p>
-      <w:r>
-        <w:t>Empresa: Supabase Inc. PostgreSQL+RLS+MCP. Backend definitivo.</w:t>
-      </w:r>
-    </w:p>
-    <w:p>
-      <w:r>
-        <w:rPr>
-          <w:b/>
-          <w:sz w:val="24"/>
-        </w:rPr>
-        <w:t>Uso en el proyecto</w:t>
-      </w:r>
-    </w:p>
-    <w:p>
-      <w:r>
-        <w:t>Esquema relacional, scripts sincronización, reescribir catalogService.ts, migrar auth.</w:t>
-      </w:r>
-    </w:p>
-    <w:p>
-      <w:r>
-        <w:rPr>
-          <w:b/>
-          <w:sz w:val="24"/>
-        </w:rPr>
-        <w:t>Ventajas</w:t>
-      </w:r>
-    </w:p>
-    <w:p>
-      <w:r>
-        <w:t>Full-text nativo (tsvector), SQL completo, sin límite lecturas, MCP-ready.</w:t>
-      </w:r>
-    </w:p>
-    <w:p>
-      <w:r>
-        <w:rPr>
-          <w:b/>
-          <w:sz w:val="24"/>
-        </w:rPr>
-        <w:t>Limitaciones</w:t>
-      </w:r>
-    </w:p>
-    <w:p>
-      <w:r>
-        <w:t>Curva aprendizaje SQL vs NoSQL.</w:t>
-      </w:r>
-    </w:p>
-    <w:p>
-      <w:r>
-        <w:rPr>
-          <w:b/>
-          <w:sz w:val="24"/>
-        </w:rPr>
-        <w:t>Lección</w:t>
-      </w:r>
-    </w:p>
-    <w:p>
-      <w:r>
-        <w:t>Resultado: más rápido, más flexible, 0€.</w:t>
+        <w:t>Resumen: cada módulo sigue patrón consistente: navegación intuitiva, edición real, persistencia automática, exportación. Implementaciones usan hooks personalizados, servicios para datos, contextos para estado global. UX prioriza atajos teclado, feedback visual (toasts, loaders), accesibilidad (teclado, ARIA).</w:t>
       </w:r>
     </w:p>
     <w:sectPr>
